--- a/OS/reports/lab 6_disk scheduling.docx
+++ b/OS/reports/lab 6_disk scheduling.docx
@@ -11,10 +11,7 @@
         <w:t xml:space="preserve">Lab 6: </w:t>
       </w:r>
       <w:r>
-        <w:t>Implementation of Disk Scheduling Algorithms</w:t>
-      </w:r>
-      <w:r>
-        <w:t xml:space="preserve"> </w:t>
+        <w:t xml:space="preserve">Implementation of Disk Scheduling Algorithms </w:t>
       </w:r>
       <w:r>
         <w:t>(FCFS, SSTF, SCAN, CSCAN, LOOK, CLOOK)</w:t>
@@ -263,6 +260,51 @@
     <w:p>
       <w:pPr>
         <w:spacing w:after="0" w:line="360" w:lineRule="auto"/>
+        <w:ind w:left="360"/>
+        <w:jc w:val="center"/>
+      </w:pPr>
+      <w:r>
+        <w:lastRenderedPageBreak/>
+        <w:drawing>
+          <wp:inline distT="0" distB="0" distL="0" distR="0" wp14:anchorId="317D07A5" wp14:editId="250EA453">
+            <wp:extent cx="3688692" cy="5324475"/>
+            <wp:effectExtent l="0" t="0" r="0" b="0"/>
+            <wp:docPr id="1906996619" name="Picture 1"/>
+            <wp:cNvGraphicFramePr>
+              <a:graphicFrameLocks xmlns:a="http://schemas.openxmlformats.org/drawingml/2006/main" noChangeAspect="1"/>
+            </wp:cNvGraphicFramePr>
+            <a:graphic xmlns:a="http://schemas.openxmlformats.org/drawingml/2006/main">
+              <a:graphicData uri="http://schemas.openxmlformats.org/drawingml/2006/picture">
+                <pic:pic xmlns:pic="http://schemas.openxmlformats.org/drawingml/2006/picture">
+                  <pic:nvPicPr>
+                    <pic:cNvPr id="1906996619" name=""/>
+                    <pic:cNvPicPr/>
+                  </pic:nvPicPr>
+                  <pic:blipFill>
+                    <a:blip r:embed="rId7"/>
+                    <a:stretch>
+                      <a:fillRect/>
+                    </a:stretch>
+                  </pic:blipFill>
+                  <pic:spPr>
+                    <a:xfrm>
+                      <a:off x="0" y="0"/>
+                      <a:ext cx="3688692" cy="5324475"/>
+                    </a:xfrm>
+                    <a:prstGeom prst="rect">
+                      <a:avLst/>
+                    </a:prstGeom>
+                  </pic:spPr>
+                </pic:pic>
+              </a:graphicData>
+            </a:graphic>
+          </wp:inline>
+        </w:drawing>
+      </w:r>
+    </w:p>
+    <w:p>
+      <w:pPr>
+        <w:spacing w:after="0" w:line="360" w:lineRule="auto"/>
       </w:pPr>
       <w:r>
         <w:t>Advantages:</w:t>
@@ -289,7 +331,6 @@
         <w:spacing w:after="0" w:line="360" w:lineRule="auto"/>
       </w:pPr>
       <w:r>
-        <w:lastRenderedPageBreak/>
         <w:t>Requests are serviced in their arrival order.</w:t>
       </w:r>
     </w:p>
@@ -347,6 +388,23 @@
       </w:pPr>
       <w:r>
         <w:t>Can provide poor performance when requests are located far apart.</w:t>
+      </w:r>
+    </w:p>
+    <w:p>
+      <w:pPr>
+        <w:spacing w:line="278" w:lineRule="auto"/>
+        <w:jc w:val="left"/>
+        <w:rPr>
+          <w:b/>
+          <w:bCs/>
+        </w:rPr>
+      </w:pPr>
+      <w:r>
+        <w:rPr>
+          <w:b/>
+          <w:bCs/>
+        </w:rPr>
+        <w:br w:type="page"/>
       </w:r>
     </w:p>
     <w:p>
@@ -362,6 +420,7 @@
           <w:b/>
           <w:bCs/>
         </w:rPr>
+        <w:lastRenderedPageBreak/>
         <w:t>Shortest Seek Time First (SSTF)</w:t>
       </w:r>
     </w:p>
@@ -453,6 +512,55 @@
       <w:pPr>
         <w:spacing w:after="0" w:line="360" w:lineRule="auto"/>
       </w:pPr>
+    </w:p>
+    <w:p>
+      <w:pPr>
+        <w:spacing w:after="0" w:line="360" w:lineRule="auto"/>
+        <w:ind w:left="360"/>
+        <w:jc w:val="center"/>
+      </w:pPr>
+      <w:r>
+        <w:drawing>
+          <wp:inline distT="0" distB="0" distL="0" distR="0" wp14:anchorId="486378CC" wp14:editId="775883EA">
+            <wp:extent cx="3349541" cy="4704080"/>
+            <wp:effectExtent l="0" t="0" r="3810" b="1270"/>
+            <wp:docPr id="219970972" name="Picture 1"/>
+            <wp:cNvGraphicFramePr>
+              <a:graphicFrameLocks xmlns:a="http://schemas.openxmlformats.org/drawingml/2006/main" noChangeAspect="1"/>
+            </wp:cNvGraphicFramePr>
+            <a:graphic xmlns:a="http://schemas.openxmlformats.org/drawingml/2006/main">
+              <a:graphicData uri="http://schemas.openxmlformats.org/drawingml/2006/picture">
+                <pic:pic xmlns:pic="http://schemas.openxmlformats.org/drawingml/2006/picture">
+                  <pic:nvPicPr>
+                    <pic:cNvPr id="219970972" name=""/>
+                    <pic:cNvPicPr/>
+                  </pic:nvPicPr>
+                  <pic:blipFill>
+                    <a:blip r:embed="rId8"/>
+                    <a:stretch>
+                      <a:fillRect/>
+                    </a:stretch>
+                  </pic:blipFill>
+                  <pic:spPr>
+                    <a:xfrm>
+                      <a:off x="0" y="0"/>
+                      <a:ext cx="3356706" cy="4714143"/>
+                    </a:xfrm>
+                    <a:prstGeom prst="rect">
+                      <a:avLst/>
+                    </a:prstGeom>
+                  </pic:spPr>
+                </pic:pic>
+              </a:graphicData>
+            </a:graphic>
+          </wp:inline>
+        </w:drawing>
+      </w:r>
+    </w:p>
+    <w:p>
+      <w:pPr>
+        <w:spacing w:after="0" w:line="360" w:lineRule="auto"/>
+      </w:pPr>
       <w:r>
         <w:t>Advantages:</w:t>
       </w:r>
@@ -498,6 +606,7 @@
         <w:spacing w:after="0" w:line="360" w:lineRule="auto"/>
       </w:pPr>
       <w:r>
+        <w:lastRenderedPageBreak/>
         <w:t>Disadvantages:</w:t>
       </w:r>
     </w:p>
@@ -602,7 +711,6 @@
         <w:spacing w:after="0" w:line="360" w:lineRule="auto"/>
       </w:pPr>
       <w:r>
-        <w:lastRenderedPageBreak/>
         <w:t>Service requests encountered in that direction.</w:t>
       </w:r>
     </w:p>
@@ -645,8 +753,53 @@
     <w:p>
       <w:pPr>
         <w:spacing w:after="0" w:line="360" w:lineRule="auto"/>
-      </w:pPr>
-      <w:r>
+        <w:ind w:left="360"/>
+        <w:jc w:val="center"/>
+      </w:pPr>
+      <w:r>
+        <w:drawing>
+          <wp:inline distT="0" distB="0" distL="0" distR="0" wp14:anchorId="04F5A720" wp14:editId="7EA13A35">
+            <wp:extent cx="4052536" cy="4381500"/>
+            <wp:effectExtent l="0" t="0" r="5715" b="0"/>
+            <wp:docPr id="814265442" name="Picture 1"/>
+            <wp:cNvGraphicFramePr>
+              <a:graphicFrameLocks xmlns:a="http://schemas.openxmlformats.org/drawingml/2006/main" noChangeAspect="1"/>
+            </wp:cNvGraphicFramePr>
+            <a:graphic xmlns:a="http://schemas.openxmlformats.org/drawingml/2006/main">
+              <a:graphicData uri="http://schemas.openxmlformats.org/drawingml/2006/picture">
+                <pic:pic xmlns:pic="http://schemas.openxmlformats.org/drawingml/2006/picture">
+                  <pic:nvPicPr>
+                    <pic:cNvPr id="814265442" name=""/>
+                    <pic:cNvPicPr/>
+                  </pic:nvPicPr>
+                  <pic:blipFill>
+                    <a:blip r:embed="rId9"/>
+                    <a:stretch>
+                      <a:fillRect/>
+                    </a:stretch>
+                  </pic:blipFill>
+                  <pic:spPr>
+                    <a:xfrm>
+                      <a:off x="0" y="0"/>
+                      <a:ext cx="4062628" cy="4392412"/>
+                    </a:xfrm>
+                    <a:prstGeom prst="rect">
+                      <a:avLst/>
+                    </a:prstGeom>
+                  </pic:spPr>
+                </pic:pic>
+              </a:graphicData>
+            </a:graphic>
+          </wp:inline>
+        </w:drawing>
+      </w:r>
+    </w:p>
+    <w:p>
+      <w:pPr>
+        <w:spacing w:after="0" w:line="360" w:lineRule="auto"/>
+      </w:pPr>
+      <w:r>
+        <w:lastRenderedPageBreak/>
         <w:t>Advantages:</w:t>
       </w:r>
     </w:p>
@@ -837,8 +990,52 @@
     <w:p>
       <w:pPr>
         <w:spacing w:after="0" w:line="360" w:lineRule="auto"/>
-      </w:pPr>
-      <w:r>
+        <w:jc w:val="center"/>
+      </w:pPr>
+      <w:r>
+        <w:drawing>
+          <wp:inline distT="0" distB="0" distL="0" distR="0" wp14:anchorId="50E85853" wp14:editId="6689A2DC">
+            <wp:extent cx="3525247" cy="3581400"/>
+            <wp:effectExtent l="0" t="0" r="0" b="0"/>
+            <wp:docPr id="578663897" name="Picture 1"/>
+            <wp:cNvGraphicFramePr>
+              <a:graphicFrameLocks xmlns:a="http://schemas.openxmlformats.org/drawingml/2006/main" noChangeAspect="1"/>
+            </wp:cNvGraphicFramePr>
+            <a:graphic xmlns:a="http://schemas.openxmlformats.org/drawingml/2006/main">
+              <a:graphicData uri="http://schemas.openxmlformats.org/drawingml/2006/picture">
+                <pic:pic xmlns:pic="http://schemas.openxmlformats.org/drawingml/2006/picture">
+                  <pic:nvPicPr>
+                    <pic:cNvPr id="578663897" name=""/>
+                    <pic:cNvPicPr/>
+                  </pic:nvPicPr>
+                  <pic:blipFill>
+                    <a:blip r:embed="rId10"/>
+                    <a:stretch>
+                      <a:fillRect/>
+                    </a:stretch>
+                  </pic:blipFill>
+                  <pic:spPr>
+                    <a:xfrm>
+                      <a:off x="0" y="0"/>
+                      <a:ext cx="3531813" cy="3588070"/>
+                    </a:xfrm>
+                    <a:prstGeom prst="rect">
+                      <a:avLst/>
+                    </a:prstGeom>
+                  </pic:spPr>
+                </pic:pic>
+              </a:graphicData>
+            </a:graphic>
+          </wp:inline>
+        </w:drawing>
+      </w:r>
+    </w:p>
+    <w:p>
+      <w:pPr>
+        <w:spacing w:after="0" w:line="360" w:lineRule="auto"/>
+      </w:pPr>
+      <w:r>
+        <w:lastRenderedPageBreak/>
         <w:t>Advantages:</w:t>
       </w:r>
     </w:p>
@@ -916,7 +1113,7 @@
           <w:ilvl w:val="0"/>
           <w:numId w:val="12"/>
         </w:numPr>
-        <w:spacing w:after="0" w:line="360" w:lineRule="auto"/>
+        <w:spacing w:line="360" w:lineRule="auto"/>
       </w:pPr>
       <w:r>
         <w:t>May require more movement than LOOK or C-LOOK for some request patterns.</w:t>
@@ -930,30 +1127,11 @@
           <w:bCs/>
         </w:rPr>
       </w:pPr>
-    </w:p>
-    <w:p>
-      <w:pPr>
-        <w:spacing w:after="0" w:line="360" w:lineRule="auto"/>
+      <w:r>
         <w:rPr>
           <w:b/>
           <w:bCs/>
         </w:rPr>
-      </w:pPr>
-    </w:p>
-    <w:p>
-      <w:pPr>
-        <w:spacing w:after="0" w:line="360" w:lineRule="auto"/>
-        <w:rPr>
-          <w:b/>
-          <w:bCs/>
-        </w:rPr>
-      </w:pPr>
-      <w:r>
-        <w:rPr>
-          <w:b/>
-          <w:bCs/>
-        </w:rPr>
-        <w:lastRenderedPageBreak/>
         <w:t>LOOK</w:t>
       </w:r>
     </w:p>
@@ -1048,8 +1226,53 @@
     <w:p>
       <w:pPr>
         <w:spacing w:after="0" w:line="360" w:lineRule="auto"/>
-      </w:pPr>
-      <w:r>
+        <w:ind w:left="360"/>
+        <w:jc w:val="center"/>
+      </w:pPr>
+      <w:r>
+        <w:drawing>
+          <wp:inline distT="0" distB="0" distL="0" distR="0" wp14:anchorId="2162850B" wp14:editId="08F0972E">
+            <wp:extent cx="3460752" cy="3638550"/>
+            <wp:effectExtent l="0" t="0" r="6350" b="0"/>
+            <wp:docPr id="274698518" name="Picture 1"/>
+            <wp:cNvGraphicFramePr>
+              <a:graphicFrameLocks xmlns:a="http://schemas.openxmlformats.org/drawingml/2006/main" noChangeAspect="1"/>
+            </wp:cNvGraphicFramePr>
+            <a:graphic xmlns:a="http://schemas.openxmlformats.org/drawingml/2006/main">
+              <a:graphicData uri="http://schemas.openxmlformats.org/drawingml/2006/picture">
+                <pic:pic xmlns:pic="http://schemas.openxmlformats.org/drawingml/2006/picture">
+                  <pic:nvPicPr>
+                    <pic:cNvPr id="274698518" name=""/>
+                    <pic:cNvPicPr/>
+                  </pic:nvPicPr>
+                  <pic:blipFill>
+                    <a:blip r:embed="rId11"/>
+                    <a:stretch>
+                      <a:fillRect/>
+                    </a:stretch>
+                  </pic:blipFill>
+                  <pic:spPr>
+                    <a:xfrm>
+                      <a:off x="0" y="0"/>
+                      <a:ext cx="3472417" cy="3650814"/>
+                    </a:xfrm>
+                    <a:prstGeom prst="rect">
+                      <a:avLst/>
+                    </a:prstGeom>
+                  </pic:spPr>
+                </pic:pic>
+              </a:graphicData>
+            </a:graphic>
+          </wp:inline>
+        </w:drawing>
+      </w:r>
+    </w:p>
+    <w:p>
+      <w:pPr>
+        <w:spacing w:after="0" w:line="360" w:lineRule="auto"/>
+      </w:pPr>
+      <w:r>
+        <w:lastRenderedPageBreak/>
         <w:t>Advantages:</w:t>
       </w:r>
     </w:p>
@@ -1240,7 +1463,45 @@
     <w:p>
       <w:pPr>
         <w:spacing w:after="0" w:line="360" w:lineRule="auto"/>
-      </w:pPr>
+        <w:jc w:val="center"/>
+      </w:pPr>
+      <w:r>
+        <w:drawing>
+          <wp:inline distT="0" distB="0" distL="0" distR="0" wp14:anchorId="2B5A021B" wp14:editId="6C3FD136">
+            <wp:extent cx="3228975" cy="3340319"/>
+            <wp:effectExtent l="0" t="0" r="0" b="0"/>
+            <wp:docPr id="1386349821" name="Picture 1"/>
+            <wp:cNvGraphicFramePr>
+              <a:graphicFrameLocks xmlns:a="http://schemas.openxmlformats.org/drawingml/2006/main" noChangeAspect="1"/>
+            </wp:cNvGraphicFramePr>
+            <a:graphic xmlns:a="http://schemas.openxmlformats.org/drawingml/2006/main">
+              <a:graphicData uri="http://schemas.openxmlformats.org/drawingml/2006/picture">
+                <pic:pic xmlns:pic="http://schemas.openxmlformats.org/drawingml/2006/picture">
+                  <pic:nvPicPr>
+                    <pic:cNvPr id="1386349821" name=""/>
+                    <pic:cNvPicPr/>
+                  </pic:nvPicPr>
+                  <pic:blipFill>
+                    <a:blip r:embed="rId12"/>
+                    <a:stretch>
+                      <a:fillRect/>
+                    </a:stretch>
+                  </pic:blipFill>
+                  <pic:spPr>
+                    <a:xfrm>
+                      <a:off x="0" y="0"/>
+                      <a:ext cx="3239021" cy="3350712"/>
+                    </a:xfrm>
+                    <a:prstGeom prst="rect">
+                      <a:avLst/>
+                    </a:prstGeom>
+                  </pic:spPr>
+                </pic:pic>
+              </a:graphicData>
+            </a:graphic>
+          </wp:inline>
+        </w:drawing>
+      </w:r>
     </w:p>
     <w:p>
       <w:pPr>
@@ -1257,7 +1518,11 @@
           <w:ilvl w:val="0"/>
           <w:numId w:val="17"/>
         </w:numPr>
-        <w:spacing w:after="0" w:line="360" w:lineRule="auto"/>
+        <w:tabs>
+          <w:tab w:val="clear" w:pos="720"/>
+        </w:tabs>
+        <w:spacing w:after="0" w:line="360" w:lineRule="auto"/>
+        <w:ind w:left="360"/>
       </w:pPr>
       <w:r>
         <w:t>Avoids unnecessary movement to the physical disk boundaries.</w:t>
@@ -1270,6 +1535,7 @@
           <w:numId w:val="17"/>
         </w:numPr>
         <w:spacing w:after="0" w:line="360" w:lineRule="auto"/>
+        <w:ind w:left="360"/>
       </w:pPr>
       <w:r>
         <w:t>Provides a circular and organized service pattern.</w:t>
@@ -1282,6 +1548,7 @@
           <w:numId w:val="17"/>
         </w:numPr>
         <w:spacing w:after="0" w:line="360" w:lineRule="auto"/>
+        <w:ind w:left="360"/>
       </w:pPr>
       <w:r>
         <w:t>Can reduce head movement compared with C-SCAN.</w:t>
@@ -1301,7 +1568,11 @@
           <w:ilvl w:val="0"/>
           <w:numId w:val="18"/>
         </w:numPr>
-        <w:spacing w:after="0" w:line="360" w:lineRule="auto"/>
+        <w:tabs>
+          <w:tab w:val="clear" w:pos="720"/>
+        </w:tabs>
+        <w:spacing w:after="0" w:line="360" w:lineRule="auto"/>
+        <w:ind w:left="360"/>
       </w:pPr>
       <w:r>
         <w:t>The movement to the opposite side can still be significant.</w:t>
@@ -1313,7 +1584,11 @@
           <w:ilvl w:val="0"/>
           <w:numId w:val="18"/>
         </w:numPr>
-        <w:spacing w:after="0" w:line="360" w:lineRule="auto"/>
+        <w:tabs>
+          <w:tab w:val="clear" w:pos="720"/>
+        </w:tabs>
+        <w:spacing w:after="0" w:line="360" w:lineRule="auto"/>
+        <w:ind w:left="360"/>
       </w:pPr>
       <w:r>
         <w:t>Requests may have to wait for the circular movement.</w:t>
@@ -1325,7 +1600,11 @@
           <w:ilvl w:val="0"/>
           <w:numId w:val="18"/>
         </w:numPr>
-        <w:spacing w:after="0" w:line="360" w:lineRule="auto"/>
+        <w:tabs>
+          <w:tab w:val="clear" w:pos="720"/>
+        </w:tabs>
+        <w:spacing w:after="0" w:line="360" w:lineRule="auto"/>
+        <w:ind w:left="360"/>
       </w:pPr>
       <w:r>
         <w:t xml:space="preserve">Performance depends on </w:t>
@@ -1387,16 +1666,32 @@
         <w:jc w:val="left"/>
       </w:pPr>
       <w:r>
-        <w:t>#include &lt;stdio.h&gt;</w:t>
-      </w:r>
-    </w:p>
-    <w:p>
-      <w:pPr>
-        <w:spacing w:after="0" w:line="360" w:lineRule="auto"/>
-        <w:jc w:val="left"/>
-      </w:pPr>
-      <w:r>
-        <w:t>#include &lt;stdlib.h&gt;</w:t>
+        <w:t>#include &lt;</w:t>
+      </w:r>
+      <w:proofErr w:type="spellStart"/>
+      <w:r>
+        <w:t>stdio.h</w:t>
+      </w:r>
+      <w:proofErr w:type="spellEnd"/>
+      <w:r>
+        <w:t>&gt;</w:t>
+      </w:r>
+    </w:p>
+    <w:p>
+      <w:pPr>
+        <w:spacing w:after="0" w:line="360" w:lineRule="auto"/>
+        <w:jc w:val="left"/>
+      </w:pPr>
+      <w:r>
+        <w:t>#include &lt;</w:t>
+      </w:r>
+      <w:proofErr w:type="spellStart"/>
+      <w:r>
+        <w:t>stdlib.h</w:t>
+      </w:r>
+      <w:proofErr w:type="spellEnd"/>
+      <w:r>
+        <w:t>&gt;</w:t>
       </w:r>
     </w:p>
     <w:p>
@@ -1429,7 +1724,23 @@
         <w:jc w:val="left"/>
       </w:pPr>
       <w:r>
-        <w:t xml:space="preserve">    int n = sizeof(request) / sizeof(request[0]);</w:t>
+        <w:t xml:space="preserve">    int n = </w:t>
+      </w:r>
+      <w:proofErr w:type="spellStart"/>
+      <w:r>
+        <w:t>sizeof</w:t>
+      </w:r>
+      <w:proofErr w:type="spellEnd"/>
+      <w:r>
+        <w:t xml:space="preserve">(request) / </w:t>
+      </w:r>
+      <w:proofErr w:type="spellStart"/>
+      <w:r>
+        <w:t>sizeof</w:t>
+      </w:r>
+      <w:proofErr w:type="spellEnd"/>
+      <w:r>
+        <w:t>(request[0]);</w:t>
       </w:r>
     </w:p>
     <w:p>
@@ -1447,49 +1758,113 @@
         <w:jc w:val="left"/>
       </w:pPr>
       <w:r>
-        <w:t xml:space="preserve">    int totalHeadMovement = 0;</w:t>
-      </w:r>
-    </w:p>
-    <w:p>
-      <w:pPr>
-        <w:spacing w:after="0" w:line="360" w:lineRule="auto"/>
-        <w:jc w:val="left"/>
-      </w:pPr>
-      <w:r>
-        <w:t xml:space="preserve">    int i;</w:t>
-      </w:r>
-    </w:p>
-    <w:p>
-      <w:pPr>
-        <w:spacing w:after="0" w:line="360" w:lineRule="auto"/>
-        <w:jc w:val="left"/>
-      </w:pPr>
-    </w:p>
-    <w:p>
-      <w:pPr>
-        <w:spacing w:after="0" w:line="360" w:lineRule="auto"/>
-        <w:jc w:val="left"/>
-      </w:pPr>
-      <w:r>
-        <w:t xml:space="preserve">    printf("Disk Request Queue: ");</w:t>
-      </w:r>
-    </w:p>
-    <w:p>
-      <w:pPr>
-        <w:spacing w:after="0" w:line="360" w:lineRule="auto"/>
-        <w:jc w:val="left"/>
-      </w:pPr>
-      <w:r>
-        <w:t xml:space="preserve">    for (i = 0; i &lt; n; i++) {</w:t>
-      </w:r>
-    </w:p>
-    <w:p>
-      <w:pPr>
-        <w:spacing w:after="0" w:line="360" w:lineRule="auto"/>
-        <w:jc w:val="left"/>
-      </w:pPr>
-      <w:r>
-        <w:t xml:space="preserve">        printf("%d ", request[i]);</w:t>
+        <w:t xml:space="preserve">    int </w:t>
+      </w:r>
+      <w:proofErr w:type="spellStart"/>
+      <w:r>
+        <w:t>totalHeadMovement</w:t>
+      </w:r>
+      <w:proofErr w:type="spellEnd"/>
+      <w:r>
+        <w:t xml:space="preserve"> = 0;</w:t>
+      </w:r>
+    </w:p>
+    <w:p>
+      <w:pPr>
+        <w:spacing w:after="0" w:line="360" w:lineRule="auto"/>
+        <w:jc w:val="left"/>
+      </w:pPr>
+      <w:r>
+        <w:t xml:space="preserve">    int </w:t>
+      </w:r>
+      <w:proofErr w:type="spellStart"/>
+      <w:r>
+        <w:t>i</w:t>
+      </w:r>
+      <w:proofErr w:type="spellEnd"/>
+      <w:r>
+        <w:t>;</w:t>
+      </w:r>
+    </w:p>
+    <w:p>
+      <w:pPr>
+        <w:spacing w:after="0" w:line="360" w:lineRule="auto"/>
+        <w:jc w:val="left"/>
+      </w:pPr>
+    </w:p>
+    <w:p>
+      <w:pPr>
+        <w:spacing w:after="0" w:line="360" w:lineRule="auto"/>
+        <w:jc w:val="left"/>
+      </w:pPr>
+      <w:r>
+        <w:t xml:space="preserve">    </w:t>
+      </w:r>
+      <w:proofErr w:type="spellStart"/>
+      <w:r>
+        <w:t>printf</w:t>
+      </w:r>
+      <w:proofErr w:type="spellEnd"/>
+      <w:r>
+        <w:t>("Disk Request Queue: ");</w:t>
+      </w:r>
+    </w:p>
+    <w:p>
+      <w:pPr>
+        <w:spacing w:after="0" w:line="360" w:lineRule="auto"/>
+        <w:jc w:val="left"/>
+      </w:pPr>
+      <w:r>
+        <w:t xml:space="preserve">    for (</w:t>
+      </w:r>
+      <w:proofErr w:type="spellStart"/>
+      <w:r>
+        <w:t>i</w:t>
+      </w:r>
+      <w:proofErr w:type="spellEnd"/>
+      <w:r>
+        <w:t xml:space="preserve"> = 0; </w:t>
+      </w:r>
+      <w:proofErr w:type="spellStart"/>
+      <w:r>
+        <w:t>i</w:t>
+      </w:r>
+      <w:proofErr w:type="spellEnd"/>
+      <w:r>
+        <w:t xml:space="preserve"> &lt; n; </w:t>
+      </w:r>
+      <w:proofErr w:type="spellStart"/>
+      <w:r>
+        <w:t>i</w:t>
+      </w:r>
+      <w:proofErr w:type="spellEnd"/>
+      <w:r>
+        <w:t>++) {</w:t>
+      </w:r>
+    </w:p>
+    <w:p>
+      <w:pPr>
+        <w:spacing w:after="0" w:line="360" w:lineRule="auto"/>
+        <w:jc w:val="left"/>
+      </w:pPr>
+      <w:r>
+        <w:t xml:space="preserve">        </w:t>
+      </w:r>
+      <w:proofErr w:type="spellStart"/>
+      <w:r>
+        <w:t>printf</w:t>
+      </w:r>
+      <w:proofErr w:type="spellEnd"/>
+      <w:r>
+        <w:t>("%d ", request[</w:t>
+      </w:r>
+      <w:proofErr w:type="spellStart"/>
+      <w:r>
+        <w:t>i</w:t>
+      </w:r>
+      <w:proofErr w:type="spellEnd"/>
+      <w:r>
+        <w:t>]);</w:t>
       </w:r>
     </w:p>
     <w:p>
@@ -1513,79 +1888,163 @@
         <w:jc w:val="left"/>
       </w:pPr>
       <w:r>
-        <w:t xml:space="preserve">    printf("\nInitial Head Position: %d", head);</w:t>
-      </w:r>
-    </w:p>
-    <w:p>
-      <w:pPr>
-        <w:spacing w:after="0" w:line="360" w:lineRule="auto"/>
-        <w:jc w:val="left"/>
-      </w:pPr>
-    </w:p>
-    <w:p>
-      <w:pPr>
-        <w:spacing w:after="0" w:line="360" w:lineRule="auto"/>
-        <w:jc w:val="left"/>
-      </w:pPr>
-      <w:r>
-        <w:t xml:space="preserve">    printf("\n\nHead Movement:\n");</w:t>
-      </w:r>
-    </w:p>
-    <w:p>
-      <w:pPr>
-        <w:spacing w:after="0" w:line="360" w:lineRule="auto"/>
-        <w:jc w:val="left"/>
-      </w:pPr>
-      <w:r>
-        <w:t xml:space="preserve">    printf("%d", head);</w:t>
-      </w:r>
-    </w:p>
-    <w:p>
-      <w:pPr>
-        <w:spacing w:after="0" w:line="360" w:lineRule="auto"/>
-        <w:jc w:val="left"/>
-      </w:pPr>
-    </w:p>
-    <w:p>
-      <w:pPr>
-        <w:spacing w:after="0" w:line="360" w:lineRule="auto"/>
-        <w:jc w:val="left"/>
-      </w:pPr>
-      <w:r>
-        <w:t xml:space="preserve">    for (i = 0; i &lt; n; i++) {</w:t>
-      </w:r>
-    </w:p>
-    <w:p>
-      <w:pPr>
-        <w:spacing w:after="0" w:line="360" w:lineRule="auto"/>
-        <w:jc w:val="left"/>
-      </w:pPr>
-      <w:r>
-        <w:t xml:space="preserve">        totalHeadMovement += abs(head - request[i]);</w:t>
-      </w:r>
-    </w:p>
-    <w:p>
-      <w:pPr>
-        <w:spacing w:after="0" w:line="360" w:lineRule="auto"/>
-        <w:jc w:val="left"/>
-      </w:pPr>
-      <w:r>
-        <w:t xml:space="preserve">        head = request[i];</w:t>
-      </w:r>
-    </w:p>
-    <w:p>
-      <w:pPr>
-        <w:spacing w:after="0" w:line="360" w:lineRule="auto"/>
-        <w:jc w:val="left"/>
-      </w:pPr>
-    </w:p>
-    <w:p>
-      <w:pPr>
-        <w:spacing w:after="0" w:line="360" w:lineRule="auto"/>
-        <w:jc w:val="left"/>
-      </w:pPr>
-      <w:r>
-        <w:t xml:space="preserve">        printf(" -&gt; %d", head);         </w:t>
+        <w:t xml:space="preserve">    </w:t>
+      </w:r>
+      <w:proofErr w:type="spellStart"/>
+      <w:r>
+        <w:t>printf</w:t>
+      </w:r>
+      <w:proofErr w:type="spellEnd"/>
+      <w:r>
+        <w:t>("\</w:t>
+      </w:r>
+      <w:proofErr w:type="spellStart"/>
+      <w:r>
+        <w:t>nInitial</w:t>
+      </w:r>
+      <w:proofErr w:type="spellEnd"/>
+      <w:r>
+        <w:t xml:space="preserve"> Head Position: %d", head);</w:t>
+      </w:r>
+    </w:p>
+    <w:p>
+      <w:pPr>
+        <w:spacing w:after="0" w:line="360" w:lineRule="auto"/>
+        <w:jc w:val="left"/>
+      </w:pPr>
+      <w:r>
+        <w:t xml:space="preserve">    </w:t>
+      </w:r>
+      <w:proofErr w:type="spellStart"/>
+      <w:r>
+        <w:t>printf</w:t>
+      </w:r>
+      <w:proofErr w:type="spellEnd"/>
+      <w:r>
+        <w:t>("\n\</w:t>
+      </w:r>
+      <w:proofErr w:type="spellStart"/>
+      <w:r>
+        <w:t>nHead</w:t>
+      </w:r>
+      <w:proofErr w:type="spellEnd"/>
+      <w:r>
+        <w:t xml:space="preserve"> Movement:\n");</w:t>
+      </w:r>
+    </w:p>
+    <w:p>
+      <w:pPr>
+        <w:spacing w:after="0" w:line="360" w:lineRule="auto"/>
+        <w:jc w:val="left"/>
+      </w:pPr>
+      <w:r>
+        <w:t xml:space="preserve">    </w:t>
+      </w:r>
+      <w:proofErr w:type="spellStart"/>
+      <w:r>
+        <w:t>printf</w:t>
+      </w:r>
+      <w:proofErr w:type="spellEnd"/>
+      <w:r>
+        <w:t>("%d", head);</w:t>
+      </w:r>
+    </w:p>
+    <w:p>
+      <w:pPr>
+        <w:spacing w:after="0" w:line="360" w:lineRule="auto"/>
+        <w:jc w:val="left"/>
+      </w:pPr>
+    </w:p>
+    <w:p>
+      <w:pPr>
+        <w:spacing w:after="0" w:line="360" w:lineRule="auto"/>
+        <w:jc w:val="left"/>
+      </w:pPr>
+      <w:r>
+        <w:t xml:space="preserve">    for (</w:t>
+      </w:r>
+      <w:proofErr w:type="spellStart"/>
+      <w:r>
+        <w:t>i</w:t>
+      </w:r>
+      <w:proofErr w:type="spellEnd"/>
+      <w:r>
+        <w:t xml:space="preserve"> = 0; </w:t>
+      </w:r>
+      <w:proofErr w:type="spellStart"/>
+      <w:r>
+        <w:t>i</w:t>
+      </w:r>
+      <w:proofErr w:type="spellEnd"/>
+      <w:r>
+        <w:t xml:space="preserve"> &lt; n; </w:t>
+      </w:r>
+      <w:proofErr w:type="spellStart"/>
+      <w:r>
+        <w:t>i</w:t>
+      </w:r>
+      <w:proofErr w:type="spellEnd"/>
+      <w:r>
+        <w:t>++) {</w:t>
+      </w:r>
+    </w:p>
+    <w:p>
+      <w:pPr>
+        <w:spacing w:after="0" w:line="360" w:lineRule="auto"/>
+        <w:jc w:val="left"/>
+      </w:pPr>
+      <w:r>
+        <w:t xml:space="preserve">        </w:t>
+      </w:r>
+      <w:proofErr w:type="spellStart"/>
+      <w:r>
+        <w:t>totalHeadMovement</w:t>
+      </w:r>
+      <w:proofErr w:type="spellEnd"/>
+      <w:r>
+        <w:t xml:space="preserve"> += abs(head - request[</w:t>
+      </w:r>
+      <w:proofErr w:type="spellStart"/>
+      <w:r>
+        <w:t>i</w:t>
+      </w:r>
+      <w:proofErr w:type="spellEnd"/>
+      <w:r>
+        <w:t>]);</w:t>
+      </w:r>
+    </w:p>
+    <w:p>
+      <w:pPr>
+        <w:spacing w:after="0" w:line="360" w:lineRule="auto"/>
+        <w:jc w:val="left"/>
+      </w:pPr>
+      <w:r>
+        <w:t xml:space="preserve">        head = request[</w:t>
+      </w:r>
+      <w:proofErr w:type="spellStart"/>
+      <w:r>
+        <w:t>i</w:t>
+      </w:r>
+      <w:proofErr w:type="spellEnd"/>
+      <w:r>
+        <w:t>];</w:t>
+      </w:r>
+    </w:p>
+    <w:p>
+      <w:pPr>
+        <w:spacing w:after="0" w:line="360" w:lineRule="auto"/>
+        <w:jc w:val="left"/>
+      </w:pPr>
+      <w:r>
+        <w:t xml:space="preserve">        </w:t>
+      </w:r>
+      <w:proofErr w:type="spellStart"/>
+      <w:r>
+        <w:t>printf</w:t>
+      </w:r>
+      <w:proofErr w:type="spellEnd"/>
+      <w:r>
+        <w:t xml:space="preserve">(" -&gt; %d", head);         </w:t>
       </w:r>
     </w:p>
     <w:p>
@@ -1600,9 +2059,35 @@
     <w:p>
       <w:pPr>
         <w:spacing w:line="360" w:lineRule="auto"/>
-        <w:ind w:left="1080"/>
-        <w:jc w:val="left"/>
-      </w:pPr>
+        <w:jc w:val="left"/>
+      </w:pPr>
+      <w:r>
+        <w:t xml:space="preserve">    </w:t>
+      </w:r>
+      <w:proofErr w:type="spellStart"/>
+      <w:r>
+        <w:t>printf</w:t>
+      </w:r>
+      <w:proofErr w:type="spellEnd"/>
+      <w:r>
+        <w:t>("\n\</w:t>
+      </w:r>
+      <w:proofErr w:type="spellStart"/>
+      <w:r>
+        <w:t>nTotal</w:t>
+      </w:r>
+      <w:proofErr w:type="spellEnd"/>
+      <w:r>
+        <w:t xml:space="preserve"> Head Movement = %d cylinders\n", </w:t>
+      </w:r>
+      <w:proofErr w:type="spellStart"/>
+      <w:r>
+        <w:t>totalHeadMovement</w:t>
+      </w:r>
+      <w:proofErr w:type="spellEnd"/>
+      <w:r>
+        <w:t>);</w:t>
+      </w:r>
     </w:p>
     <w:p>
       <w:pPr>
@@ -1610,7 +2095,23 @@
         <w:jc w:val="left"/>
       </w:pPr>
       <w:r>
-        <w:t xml:space="preserve">    printf("\n\nTotal Head Movement = %d cylinders\n", totalHeadMovement);</w:t>
+        <w:t xml:space="preserve">    </w:t>
+      </w:r>
+      <w:proofErr w:type="spellStart"/>
+      <w:r>
+        <w:t>printf</w:t>
+      </w:r>
+      <w:proofErr w:type="spellEnd"/>
+      <w:r>
+        <w:t>("Average Seek Length = %.2f cylinders\n", (float)</w:t>
+      </w:r>
+      <w:proofErr w:type="spellStart"/>
+      <w:r>
+        <w:t>totalHeadMovement</w:t>
+      </w:r>
+      <w:proofErr w:type="spellEnd"/>
+      <w:r>
+        <w:t xml:space="preserve"> / n);</w:t>
       </w:r>
     </w:p>
     <w:p>
@@ -1618,23 +2119,13 @@
         <w:spacing w:line="360" w:lineRule="auto"/>
         <w:jc w:val="left"/>
       </w:pPr>
-      <w:r>
-        <w:t xml:space="preserve">    printf("Average Seek Length = %.2f cylinders\n", (float)totalHeadMovement / n);</w:t>
-      </w:r>
     </w:p>
     <w:p>
       <w:pPr>
         <w:spacing w:line="360" w:lineRule="auto"/>
         <w:jc w:val="left"/>
       </w:pPr>
-    </w:p>
-    <w:p>
-      <w:pPr>
-        <w:spacing w:line="360" w:lineRule="auto"/>
-        <w:jc w:val="left"/>
-      </w:pPr>
-      <w:r>
-        <w:lastRenderedPageBreak/>
+      <w:r>
         <w:t xml:space="preserve">    return 0;</w:t>
       </w:r>
     </w:p>
@@ -1671,6 +2162,7 @@
           <w:b/>
           <w:bCs/>
         </w:rPr>
+        <w:lastRenderedPageBreak/>
         <w:t xml:space="preserve">2. </w:t>
       </w:r>
       <w:r>
@@ -1687,16 +2179,32 @@
         <w:jc w:val="left"/>
       </w:pPr>
       <w:r>
-        <w:t>#include &lt;stdio.h&gt;</w:t>
-      </w:r>
-    </w:p>
-    <w:p>
-      <w:pPr>
-        <w:spacing w:after="0" w:line="360" w:lineRule="auto"/>
-        <w:jc w:val="left"/>
-      </w:pPr>
-      <w:r>
-        <w:t>#include &lt;stdlib.h&gt;</w:t>
+        <w:t>#include &lt;</w:t>
+      </w:r>
+      <w:proofErr w:type="spellStart"/>
+      <w:r>
+        <w:t>stdio.h</w:t>
+      </w:r>
+      <w:proofErr w:type="spellEnd"/>
+      <w:r>
+        <w:t>&gt;</w:t>
+      </w:r>
+    </w:p>
+    <w:p>
+      <w:pPr>
+        <w:spacing w:after="0" w:line="360" w:lineRule="auto"/>
+        <w:jc w:val="left"/>
+      </w:pPr>
+      <w:r>
+        <w:t>#include &lt;</w:t>
+      </w:r>
+      <w:proofErr w:type="spellStart"/>
+      <w:r>
+        <w:t>stdlib.h</w:t>
+      </w:r>
+      <w:proofErr w:type="spellEnd"/>
+      <w:r>
+        <w:t>&gt;</w:t>
       </w:r>
     </w:p>
     <w:p>
@@ -1729,7 +2237,23 @@
         <w:jc w:val="left"/>
       </w:pPr>
       <w:r>
-        <w:t xml:space="preserve">    int n = sizeof(request)/sizeof(request[0]);</w:t>
+        <w:t xml:space="preserve">    int n = </w:t>
+      </w:r>
+      <w:proofErr w:type="spellStart"/>
+      <w:r>
+        <w:t>sizeof</w:t>
+      </w:r>
+      <w:proofErr w:type="spellEnd"/>
+      <w:r>
+        <w:t>(request)/</w:t>
+      </w:r>
+      <w:proofErr w:type="spellStart"/>
+      <w:r>
+        <w:t>sizeof</w:t>
+      </w:r>
+      <w:proofErr w:type="spellEnd"/>
+      <w:r>
+        <w:t>(request[0]);</w:t>
       </w:r>
     </w:p>
     <w:p>
@@ -1747,7 +2271,15 @@
         <w:jc w:val="left"/>
       </w:pPr>
       <w:r>
-        <w:t xml:space="preserve">    int totalHeadMovement = 0;</w:t>
+        <w:t xml:space="preserve">    int </w:t>
+      </w:r>
+      <w:proofErr w:type="spellStart"/>
+      <w:r>
+        <w:t>totalHeadMovement</w:t>
+      </w:r>
+      <w:proofErr w:type="spellEnd"/>
+      <w:r>
+        <w:t xml:space="preserve"> = 0;</w:t>
       </w:r>
     </w:p>
     <w:p>
@@ -1765,40 +2297,104 @@
         <w:jc w:val="left"/>
       </w:pPr>
       <w:r>
-        <w:t xml:space="preserve">    int i, j, closest, distance, minDistance;</w:t>
-      </w:r>
-    </w:p>
-    <w:p>
-      <w:pPr>
-        <w:spacing w:after="0" w:line="360" w:lineRule="auto"/>
-        <w:jc w:val="left"/>
-      </w:pPr>
-    </w:p>
-    <w:p>
-      <w:pPr>
-        <w:spacing w:after="0" w:line="360" w:lineRule="auto"/>
-        <w:jc w:val="left"/>
-      </w:pPr>
-      <w:r>
-        <w:t xml:space="preserve">    printf("Disk Request Queue: ");</w:t>
-      </w:r>
-    </w:p>
-    <w:p>
-      <w:pPr>
-        <w:spacing w:after="0" w:line="360" w:lineRule="auto"/>
-        <w:jc w:val="left"/>
-      </w:pPr>
-      <w:r>
-        <w:t xml:space="preserve">    for (i = 0; i &lt; n; i++) {</w:t>
-      </w:r>
-    </w:p>
-    <w:p>
-      <w:pPr>
-        <w:spacing w:after="0" w:line="360" w:lineRule="auto"/>
-        <w:jc w:val="left"/>
-      </w:pPr>
-      <w:r>
-        <w:t xml:space="preserve">        printf("%d ", request[i]);</w:t>
+        <w:t xml:space="preserve">    int </w:t>
+      </w:r>
+      <w:proofErr w:type="spellStart"/>
+      <w:r>
+        <w:t>i</w:t>
+      </w:r>
+      <w:proofErr w:type="spellEnd"/>
+      <w:r>
+        <w:t xml:space="preserve">, j, closest, distance, </w:t>
+      </w:r>
+      <w:proofErr w:type="spellStart"/>
+      <w:r>
+        <w:t>minDistance</w:t>
+      </w:r>
+      <w:proofErr w:type="spellEnd"/>
+      <w:r>
+        <w:t>;</w:t>
+      </w:r>
+    </w:p>
+    <w:p>
+      <w:pPr>
+        <w:spacing w:after="0" w:line="360" w:lineRule="auto"/>
+        <w:jc w:val="left"/>
+      </w:pPr>
+    </w:p>
+    <w:p>
+      <w:pPr>
+        <w:spacing w:after="0" w:line="360" w:lineRule="auto"/>
+        <w:jc w:val="left"/>
+      </w:pPr>
+      <w:r>
+        <w:t xml:space="preserve">    </w:t>
+      </w:r>
+      <w:proofErr w:type="spellStart"/>
+      <w:r>
+        <w:t>printf</w:t>
+      </w:r>
+      <w:proofErr w:type="spellEnd"/>
+      <w:r>
+        <w:t>("Disk Request Queue: ");</w:t>
+      </w:r>
+    </w:p>
+    <w:p>
+      <w:pPr>
+        <w:spacing w:after="0" w:line="360" w:lineRule="auto"/>
+        <w:jc w:val="left"/>
+      </w:pPr>
+      <w:r>
+        <w:t xml:space="preserve">    for (</w:t>
+      </w:r>
+      <w:proofErr w:type="spellStart"/>
+      <w:r>
+        <w:t>i</w:t>
+      </w:r>
+      <w:proofErr w:type="spellEnd"/>
+      <w:r>
+        <w:t xml:space="preserve"> = 0; </w:t>
+      </w:r>
+      <w:proofErr w:type="spellStart"/>
+      <w:r>
+        <w:t>i</w:t>
+      </w:r>
+      <w:proofErr w:type="spellEnd"/>
+      <w:r>
+        <w:t xml:space="preserve"> &lt; n; </w:t>
+      </w:r>
+      <w:proofErr w:type="spellStart"/>
+      <w:r>
+        <w:t>i</w:t>
+      </w:r>
+      <w:proofErr w:type="spellEnd"/>
+      <w:r>
+        <w:t>++) {</w:t>
+      </w:r>
+    </w:p>
+    <w:p>
+      <w:pPr>
+        <w:spacing w:after="0" w:line="360" w:lineRule="auto"/>
+        <w:jc w:val="left"/>
+      </w:pPr>
+      <w:r>
+        <w:t xml:space="preserve">        </w:t>
+      </w:r>
+      <w:proofErr w:type="spellStart"/>
+      <w:r>
+        <w:t>printf</w:t>
+      </w:r>
+      <w:proofErr w:type="spellEnd"/>
+      <w:r>
+        <w:t>("%d ", request[</w:t>
+      </w:r>
+      <w:proofErr w:type="spellStart"/>
+      <w:r>
+        <w:t>i</w:t>
+      </w:r>
+      <w:proofErr w:type="spellEnd"/>
+      <w:r>
+        <w:t>]);</w:t>
       </w:r>
     </w:p>
     <w:p>
@@ -1816,49 +2412,121 @@
         <w:jc w:val="left"/>
       </w:pPr>
       <w:r>
-        <w:t xml:space="preserve">    printf("\nInitial Head Position: %d\n", head);</w:t>
-      </w:r>
-    </w:p>
-    <w:p>
-      <w:pPr>
-        <w:spacing w:after="0" w:line="360" w:lineRule="auto"/>
-        <w:jc w:val="left"/>
-      </w:pPr>
-      <w:r>
-        <w:t xml:space="preserve">    printf("\nHead Movement:\n");</w:t>
-      </w:r>
-    </w:p>
-    <w:p>
-      <w:pPr>
-        <w:spacing w:after="0" w:line="360" w:lineRule="auto"/>
-        <w:jc w:val="left"/>
-      </w:pPr>
-      <w:r>
-        <w:t xml:space="preserve">    printf("%d", head);</w:t>
-      </w:r>
-    </w:p>
-    <w:p>
-      <w:pPr>
-        <w:spacing w:after="0" w:line="360" w:lineRule="auto"/>
-        <w:jc w:val="left"/>
-      </w:pPr>
-    </w:p>
-    <w:p>
-      <w:pPr>
-        <w:spacing w:after="0" w:line="360" w:lineRule="auto"/>
-        <w:jc w:val="left"/>
-      </w:pPr>
-      <w:r>
-        <w:t xml:space="preserve">    for (i = 0; i &lt; n; i++) {</w:t>
-      </w:r>
-    </w:p>
-    <w:p>
-      <w:pPr>
-        <w:spacing w:after="0" w:line="360" w:lineRule="auto"/>
-        <w:jc w:val="left"/>
-      </w:pPr>
-      <w:r>
-        <w:t xml:space="preserve">        minDistance = 201;</w:t>
+        <w:t xml:space="preserve">    </w:t>
+      </w:r>
+      <w:proofErr w:type="spellStart"/>
+      <w:r>
+        <w:t>printf</w:t>
+      </w:r>
+      <w:proofErr w:type="spellEnd"/>
+      <w:r>
+        <w:t>("\</w:t>
+      </w:r>
+      <w:proofErr w:type="spellStart"/>
+      <w:r>
+        <w:t>nInitial</w:t>
+      </w:r>
+      <w:proofErr w:type="spellEnd"/>
+      <w:r>
+        <w:t xml:space="preserve"> Head Position: %d\n", head);</w:t>
+      </w:r>
+    </w:p>
+    <w:p>
+      <w:pPr>
+        <w:spacing w:after="0" w:line="360" w:lineRule="auto"/>
+        <w:jc w:val="left"/>
+      </w:pPr>
+      <w:r>
+        <w:t xml:space="preserve">    </w:t>
+      </w:r>
+      <w:proofErr w:type="spellStart"/>
+      <w:r>
+        <w:t>printf</w:t>
+      </w:r>
+      <w:proofErr w:type="spellEnd"/>
+      <w:r>
+        <w:t>("\</w:t>
+      </w:r>
+      <w:proofErr w:type="spellStart"/>
+      <w:r>
+        <w:t>nHead</w:t>
+      </w:r>
+      <w:proofErr w:type="spellEnd"/>
+      <w:r>
+        <w:t xml:space="preserve"> Movement:\n");</w:t>
+      </w:r>
+    </w:p>
+    <w:p>
+      <w:pPr>
+        <w:spacing w:after="0" w:line="360" w:lineRule="auto"/>
+        <w:jc w:val="left"/>
+      </w:pPr>
+      <w:r>
+        <w:t xml:space="preserve">    </w:t>
+      </w:r>
+      <w:proofErr w:type="spellStart"/>
+      <w:r>
+        <w:t>printf</w:t>
+      </w:r>
+      <w:proofErr w:type="spellEnd"/>
+      <w:r>
+        <w:t>("%d", head);</w:t>
+      </w:r>
+    </w:p>
+    <w:p>
+      <w:pPr>
+        <w:spacing w:after="0" w:line="360" w:lineRule="auto"/>
+        <w:jc w:val="left"/>
+      </w:pPr>
+    </w:p>
+    <w:p>
+      <w:pPr>
+        <w:spacing w:after="0" w:line="360" w:lineRule="auto"/>
+        <w:jc w:val="left"/>
+      </w:pPr>
+      <w:r>
+        <w:t xml:space="preserve">    for (</w:t>
+      </w:r>
+      <w:proofErr w:type="spellStart"/>
+      <w:r>
+        <w:t>i</w:t>
+      </w:r>
+      <w:proofErr w:type="spellEnd"/>
+      <w:r>
+        <w:t xml:space="preserve"> = 0; </w:t>
+      </w:r>
+      <w:proofErr w:type="spellStart"/>
+      <w:r>
+        <w:t>i</w:t>
+      </w:r>
+      <w:proofErr w:type="spellEnd"/>
+      <w:r>
+        <w:t xml:space="preserve"> &lt; n; </w:t>
+      </w:r>
+      <w:proofErr w:type="spellStart"/>
+      <w:r>
+        <w:t>i</w:t>
+      </w:r>
+      <w:proofErr w:type="spellEnd"/>
+      <w:r>
+        <w:t>++) {</w:t>
+      </w:r>
+    </w:p>
+    <w:p>
+      <w:pPr>
+        <w:spacing w:after="0" w:line="360" w:lineRule="auto"/>
+        <w:jc w:val="left"/>
+      </w:pPr>
+      <w:r>
+        <w:t xml:space="preserve">        </w:t>
+      </w:r>
+      <w:proofErr w:type="spellStart"/>
+      <w:r>
+        <w:t>minDistance</w:t>
+      </w:r>
+      <w:proofErr w:type="spellEnd"/>
+      <w:r>
+        <w:t xml:space="preserve"> = 201;</w:t>
       </w:r>
     </w:p>
     <w:p>
@@ -1882,7 +2550,15 @@
         <w:jc w:val="left"/>
       </w:pPr>
       <w:r>
-        <w:t xml:space="preserve">        for (j = 0; j &lt; n; j++) {</w:t>
+        <w:t xml:space="preserve">        for (j = 0; j &lt; n; </w:t>
+      </w:r>
+      <w:proofErr w:type="spellStart"/>
+      <w:r>
+        <w:t>j++</w:t>
+      </w:r>
+      <w:proofErr w:type="spellEnd"/>
+      <w:r>
+        <w:t>) {</w:t>
       </w:r>
     </w:p>
     <w:p>
@@ -1915,16 +2591,32 @@
         <w:jc w:val="left"/>
       </w:pPr>
       <w:r>
-        <w:t xml:space="preserve">                if (distance &lt; minDistance) {</w:t>
-      </w:r>
-    </w:p>
-    <w:p>
-      <w:pPr>
-        <w:spacing w:after="0" w:line="360" w:lineRule="auto"/>
-        <w:jc w:val="left"/>
-      </w:pPr>
-      <w:r>
-        <w:t xml:space="preserve">                    minDistance = distance;</w:t>
+        <w:t xml:space="preserve">                if (distance &lt; </w:t>
+      </w:r>
+      <w:proofErr w:type="spellStart"/>
+      <w:r>
+        <w:t>minDistance</w:t>
+      </w:r>
+      <w:proofErr w:type="spellEnd"/>
+      <w:r>
+        <w:t>) {</w:t>
+      </w:r>
+    </w:p>
+    <w:p>
+      <w:pPr>
+        <w:spacing w:after="0" w:line="360" w:lineRule="auto"/>
+        <w:jc w:val="left"/>
+      </w:pPr>
+      <w:r>
+        <w:t xml:space="preserve">                    </w:t>
+      </w:r>
+      <w:proofErr w:type="spellStart"/>
+      <w:r>
+        <w:t>minDistance</w:t>
+      </w:r>
+      <w:proofErr w:type="spellEnd"/>
+      <w:r>
+        <w:t xml:space="preserve"> = distance;</w:t>
       </w:r>
     </w:p>
     <w:p>
@@ -1942,25 +2634,25 @@
         <w:jc w:val="left"/>
       </w:pPr>
       <w:r>
+        <w:t xml:space="preserve">                }</w:t>
+      </w:r>
+    </w:p>
+    <w:p>
+      <w:pPr>
+        <w:spacing w:after="0" w:line="360" w:lineRule="auto"/>
+        <w:jc w:val="left"/>
+      </w:pPr>
+      <w:r>
+        <w:t xml:space="preserve">            }</w:t>
+      </w:r>
+    </w:p>
+    <w:p>
+      <w:pPr>
+        <w:spacing w:after="0" w:line="360" w:lineRule="auto"/>
+        <w:jc w:val="left"/>
+      </w:pPr>
+      <w:r>
         <w:lastRenderedPageBreak/>
-        <w:t xml:space="preserve">                }</w:t>
-      </w:r>
-    </w:p>
-    <w:p>
-      <w:pPr>
-        <w:spacing w:after="0" w:line="360" w:lineRule="auto"/>
-        <w:jc w:val="left"/>
-      </w:pPr>
-      <w:r>
-        <w:t xml:space="preserve">            }</w:t>
-      </w:r>
-    </w:p>
-    <w:p>
-      <w:pPr>
-        <w:spacing w:after="0" w:line="360" w:lineRule="auto"/>
-        <w:jc w:val="left"/>
-      </w:pPr>
-      <w:r>
         <w:t xml:space="preserve">        }</w:t>
       </w:r>
     </w:p>
@@ -1979,7 +2671,23 @@
         <w:jc w:val="left"/>
       </w:pPr>
       <w:r>
-        <w:t xml:space="preserve">        totalHeadMovement += minDistance;</w:t>
+        <w:t xml:space="preserve">        </w:t>
+      </w:r>
+      <w:proofErr w:type="spellStart"/>
+      <w:r>
+        <w:t>totalHeadMovement</w:t>
+      </w:r>
+      <w:proofErr w:type="spellEnd"/>
+      <w:r>
+        <w:t xml:space="preserve"> += </w:t>
+      </w:r>
+      <w:proofErr w:type="spellStart"/>
+      <w:r>
+        <w:t>minDistance</w:t>
+      </w:r>
+      <w:proofErr w:type="spellEnd"/>
+      <w:r>
+        <w:t>;</w:t>
       </w:r>
     </w:p>
     <w:p>
@@ -1997,7 +2705,15 @@
         <w:jc w:val="left"/>
       </w:pPr>
       <w:r>
-        <w:t xml:space="preserve">        printf(" -&gt; %d", head);</w:t>
+        <w:t xml:space="preserve">        </w:t>
+      </w:r>
+      <w:proofErr w:type="spellStart"/>
+      <w:r>
+        <w:t>printf</w:t>
+      </w:r>
+      <w:proofErr w:type="spellEnd"/>
+      <w:r>
+        <w:t>(" -&gt; %d", head);</w:t>
       </w:r>
     </w:p>
     <w:p>
@@ -2015,7 +2731,31 @@
         <w:jc w:val="left"/>
       </w:pPr>
       <w:r>
-        <w:t xml:space="preserve">    printf("\n\nTotal Head Movement = %d cylinders\n", totalHeadMovement);</w:t>
+        <w:t xml:space="preserve">    </w:t>
+      </w:r>
+      <w:proofErr w:type="spellStart"/>
+      <w:r>
+        <w:t>printf</w:t>
+      </w:r>
+      <w:proofErr w:type="spellEnd"/>
+      <w:r>
+        <w:t>("\n\</w:t>
+      </w:r>
+      <w:proofErr w:type="spellStart"/>
+      <w:r>
+        <w:t>nTotal</w:t>
+      </w:r>
+      <w:proofErr w:type="spellEnd"/>
+      <w:r>
+        <w:t xml:space="preserve"> Head Movement = %d cylinders\n", </w:t>
+      </w:r>
+      <w:proofErr w:type="spellStart"/>
+      <w:r>
+        <w:t>totalHeadMovement</w:t>
+      </w:r>
+      <w:proofErr w:type="spellEnd"/>
+      <w:r>
+        <w:t>);</w:t>
       </w:r>
     </w:p>
     <w:p>
@@ -2040,6 +2780,15 @@
       </w:pPr>
       <w:r>
         <w:t>}</w:t>
+      </w:r>
+    </w:p>
+    <w:p>
+      <w:pPr>
+        <w:spacing w:line="278" w:lineRule="auto"/>
+        <w:jc w:val="left"/>
+      </w:pPr>
+      <w:r>
+        <w:br w:type="page"/>
       </w:r>
     </w:p>
     <w:p>
@@ -2052,6 +2801,7 @@
           <w:b/>
           <w:bCs/>
         </w:rPr>
+        <w:lastRenderedPageBreak/>
         <w:t xml:space="preserve">3. </w:t>
       </w:r>
       <w:r>
@@ -2068,16 +2818,32 @@
         <w:jc w:val="left"/>
       </w:pPr>
       <w:r>
-        <w:t>#include &lt;stdio.h&gt;</w:t>
-      </w:r>
-    </w:p>
-    <w:p>
-      <w:pPr>
-        <w:spacing w:after="0" w:line="360" w:lineRule="auto"/>
-        <w:jc w:val="left"/>
-      </w:pPr>
-      <w:r>
-        <w:t>#include &lt;stdlib.h&gt;</w:t>
+        <w:t>#include &lt;</w:t>
+      </w:r>
+      <w:proofErr w:type="spellStart"/>
+      <w:r>
+        <w:t>stdio.h</w:t>
+      </w:r>
+      <w:proofErr w:type="spellEnd"/>
+      <w:r>
+        <w:t>&gt;</w:t>
+      </w:r>
+    </w:p>
+    <w:p>
+      <w:pPr>
+        <w:spacing w:after="0" w:line="360" w:lineRule="auto"/>
+        <w:jc w:val="left"/>
+      </w:pPr>
+      <w:r>
+        <w:t>#include &lt;</w:t>
+      </w:r>
+      <w:proofErr w:type="spellStart"/>
+      <w:r>
+        <w:t>stdlib.h</w:t>
+      </w:r>
+      <w:proofErr w:type="spellEnd"/>
+      <w:r>
+        <w:t>&gt;</w:t>
       </w:r>
     </w:p>
     <w:p>
@@ -2110,7 +2876,23 @@
         <w:jc w:val="left"/>
       </w:pPr>
       <w:r>
-        <w:t xml:space="preserve">    int n = sizeof(request)/sizeof(request[0]);</w:t>
+        <w:t xml:space="preserve">    int n = </w:t>
+      </w:r>
+      <w:proofErr w:type="spellStart"/>
+      <w:r>
+        <w:t>sizeof</w:t>
+      </w:r>
+      <w:proofErr w:type="spellEnd"/>
+      <w:r>
+        <w:t>(request)/</w:t>
+      </w:r>
+      <w:proofErr w:type="spellStart"/>
+      <w:r>
+        <w:t>sizeof</w:t>
+      </w:r>
+      <w:proofErr w:type="spellEnd"/>
+      <w:r>
+        <w:t>(request[0]);</w:t>
       </w:r>
     </w:p>
     <w:p>
@@ -2128,67 +2910,147 @@
         <w:jc w:val="left"/>
       </w:pPr>
       <w:r>
-        <w:t xml:space="preserve">    int totalHeadMovement = 0;</w:t>
-      </w:r>
-    </w:p>
-    <w:p>
-      <w:pPr>
-        <w:spacing w:after="0" w:line="360" w:lineRule="auto"/>
-        <w:jc w:val="left"/>
-      </w:pPr>
-      <w:r>
-        <w:t xml:space="preserve">    int i, j, temp;</w:t>
-      </w:r>
-    </w:p>
-    <w:p>
-      <w:pPr>
-        <w:spacing w:after="0" w:line="360" w:lineRule="auto"/>
-        <w:jc w:val="left"/>
-      </w:pPr>
-    </w:p>
-    <w:p>
-      <w:pPr>
-        <w:spacing w:after="0" w:line="360" w:lineRule="auto"/>
-        <w:jc w:val="left"/>
-      </w:pPr>
-      <w:r>
-        <w:t xml:space="preserve">    for (i = 0; i &lt; n - 1; i++) {</w:t>
-      </w:r>
-    </w:p>
-    <w:p>
-      <w:pPr>
-        <w:spacing w:after="0" w:line="360" w:lineRule="auto"/>
-        <w:jc w:val="left"/>
-      </w:pPr>
-      <w:r>
-        <w:t xml:space="preserve">        for (j = i + 1; j &lt; n; j++) {</w:t>
-      </w:r>
-    </w:p>
-    <w:p>
-      <w:pPr>
-        <w:spacing w:after="0" w:line="360" w:lineRule="auto"/>
-        <w:jc w:val="left"/>
-      </w:pPr>
-      <w:r>
-        <w:t xml:space="preserve">            if (request[i] &gt; request[j]) {</w:t>
-      </w:r>
-    </w:p>
-    <w:p>
-      <w:pPr>
-        <w:spacing w:after="0" w:line="360" w:lineRule="auto"/>
-        <w:jc w:val="left"/>
-      </w:pPr>
-      <w:r>
-        <w:t xml:space="preserve">                temp = request[i];</w:t>
-      </w:r>
-    </w:p>
-    <w:p>
-      <w:pPr>
-        <w:spacing w:after="0" w:line="360" w:lineRule="auto"/>
-        <w:jc w:val="left"/>
-      </w:pPr>
-      <w:r>
-        <w:t xml:space="preserve">                request[i] = request[j];</w:t>
+        <w:t xml:space="preserve">    int </w:t>
+      </w:r>
+      <w:proofErr w:type="spellStart"/>
+      <w:r>
+        <w:t>totalHeadMovement</w:t>
+      </w:r>
+      <w:proofErr w:type="spellEnd"/>
+      <w:r>
+        <w:t xml:space="preserve"> = 0;</w:t>
+      </w:r>
+    </w:p>
+    <w:p>
+      <w:pPr>
+        <w:spacing w:after="0" w:line="360" w:lineRule="auto"/>
+        <w:jc w:val="left"/>
+      </w:pPr>
+      <w:r>
+        <w:t xml:space="preserve">    int </w:t>
+      </w:r>
+      <w:proofErr w:type="spellStart"/>
+      <w:r>
+        <w:t>i</w:t>
+      </w:r>
+      <w:proofErr w:type="spellEnd"/>
+      <w:r>
+        <w:t>, j, temp;</w:t>
+      </w:r>
+    </w:p>
+    <w:p>
+      <w:pPr>
+        <w:spacing w:after="0" w:line="360" w:lineRule="auto"/>
+        <w:jc w:val="left"/>
+      </w:pPr>
+    </w:p>
+    <w:p>
+      <w:pPr>
+        <w:spacing w:after="0" w:line="360" w:lineRule="auto"/>
+        <w:jc w:val="left"/>
+      </w:pPr>
+      <w:r>
+        <w:t xml:space="preserve">    for (</w:t>
+      </w:r>
+      <w:proofErr w:type="spellStart"/>
+      <w:r>
+        <w:t>i</w:t>
+      </w:r>
+      <w:proofErr w:type="spellEnd"/>
+      <w:r>
+        <w:t xml:space="preserve"> = 0; </w:t>
+      </w:r>
+      <w:proofErr w:type="spellStart"/>
+      <w:r>
+        <w:t>i</w:t>
+      </w:r>
+      <w:proofErr w:type="spellEnd"/>
+      <w:r>
+        <w:t xml:space="preserve"> &lt; n - 1; </w:t>
+      </w:r>
+      <w:proofErr w:type="spellStart"/>
+      <w:r>
+        <w:t>i</w:t>
+      </w:r>
+      <w:proofErr w:type="spellEnd"/>
+      <w:r>
+        <w:t>++) {</w:t>
+      </w:r>
+    </w:p>
+    <w:p>
+      <w:pPr>
+        <w:spacing w:after="0" w:line="360" w:lineRule="auto"/>
+        <w:jc w:val="left"/>
+      </w:pPr>
+      <w:r>
+        <w:t xml:space="preserve">        for (j = </w:t>
+      </w:r>
+      <w:proofErr w:type="spellStart"/>
+      <w:r>
+        <w:t>i</w:t>
+      </w:r>
+      <w:proofErr w:type="spellEnd"/>
+      <w:r>
+        <w:t xml:space="preserve"> + 1; j &lt; n; </w:t>
+      </w:r>
+      <w:proofErr w:type="spellStart"/>
+      <w:r>
+        <w:t>j++</w:t>
+      </w:r>
+      <w:proofErr w:type="spellEnd"/>
+      <w:r>
+        <w:t>) {</w:t>
+      </w:r>
+    </w:p>
+    <w:p>
+      <w:pPr>
+        <w:spacing w:after="0" w:line="360" w:lineRule="auto"/>
+        <w:jc w:val="left"/>
+      </w:pPr>
+      <w:r>
+        <w:t xml:space="preserve">            if (request[</w:t>
+      </w:r>
+      <w:proofErr w:type="spellStart"/>
+      <w:r>
+        <w:t>i</w:t>
+      </w:r>
+      <w:proofErr w:type="spellEnd"/>
+      <w:r>
+        <w:t>] &gt; request[j]) {</w:t>
+      </w:r>
+    </w:p>
+    <w:p>
+      <w:pPr>
+        <w:spacing w:after="0" w:line="360" w:lineRule="auto"/>
+        <w:jc w:val="left"/>
+      </w:pPr>
+      <w:r>
+        <w:t xml:space="preserve">                temp = request[</w:t>
+      </w:r>
+      <w:proofErr w:type="spellStart"/>
+      <w:r>
+        <w:t>i</w:t>
+      </w:r>
+      <w:proofErr w:type="spellEnd"/>
+      <w:r>
+        <w:t>];</w:t>
+      </w:r>
+    </w:p>
+    <w:p>
+      <w:pPr>
+        <w:spacing w:after="0" w:line="360" w:lineRule="auto"/>
+        <w:jc w:val="left"/>
+      </w:pPr>
+      <w:r>
+        <w:t xml:space="preserve">                request[</w:t>
+      </w:r>
+      <w:proofErr w:type="spellStart"/>
+      <w:r>
+        <w:t>i</w:t>
+      </w:r>
+      <w:proofErr w:type="spellEnd"/>
+      <w:r>
+        <w:t>] = request[j];</w:t>
       </w:r>
     </w:p>
     <w:p>
@@ -2239,26 +3101,311 @@
         <w:jc w:val="left"/>
       </w:pPr>
       <w:r>
+        <w:t xml:space="preserve">    </w:t>
+      </w:r>
+      <w:proofErr w:type="spellStart"/>
+      <w:r>
+        <w:t>printf</w:t>
+      </w:r>
+      <w:proofErr w:type="spellEnd"/>
+      <w:r>
+        <w:t>("Disk Request Queue: ");</w:t>
+      </w:r>
+    </w:p>
+    <w:p>
+      <w:pPr>
+        <w:spacing w:after="0" w:line="360" w:lineRule="auto"/>
+        <w:jc w:val="left"/>
+      </w:pPr>
+      <w:r>
+        <w:t xml:space="preserve">    for (</w:t>
+      </w:r>
+      <w:proofErr w:type="spellStart"/>
+      <w:r>
+        <w:t>i</w:t>
+      </w:r>
+      <w:proofErr w:type="spellEnd"/>
+      <w:r>
+        <w:t xml:space="preserve"> = 0; </w:t>
+      </w:r>
+      <w:proofErr w:type="spellStart"/>
+      <w:r>
+        <w:t>i</w:t>
+      </w:r>
+      <w:proofErr w:type="spellEnd"/>
+      <w:r>
+        <w:t xml:space="preserve"> &lt; n; </w:t>
+      </w:r>
+      <w:proofErr w:type="spellStart"/>
+      <w:r>
+        <w:t>i</w:t>
+      </w:r>
+      <w:proofErr w:type="spellEnd"/>
+      <w:r>
+        <w:t>++) {</w:t>
+      </w:r>
+    </w:p>
+    <w:p>
+      <w:pPr>
+        <w:spacing w:after="0" w:line="360" w:lineRule="auto"/>
+        <w:jc w:val="left"/>
+      </w:pPr>
+      <w:r>
+        <w:t xml:space="preserve">        </w:t>
+      </w:r>
+      <w:proofErr w:type="spellStart"/>
+      <w:r>
+        <w:t>printf</w:t>
+      </w:r>
+      <w:proofErr w:type="spellEnd"/>
+      <w:r>
+        <w:t>("%d ", request[</w:t>
+      </w:r>
+      <w:proofErr w:type="spellStart"/>
+      <w:r>
+        <w:t>i</w:t>
+      </w:r>
+      <w:proofErr w:type="spellEnd"/>
+      <w:r>
+        <w:t>]);</w:t>
+      </w:r>
+    </w:p>
+    <w:p>
+      <w:pPr>
+        <w:spacing w:after="0" w:line="360" w:lineRule="auto"/>
+        <w:jc w:val="left"/>
+      </w:pPr>
+      <w:r>
+        <w:t xml:space="preserve">    }</w:t>
+      </w:r>
+    </w:p>
+    <w:p>
+      <w:pPr>
+        <w:spacing w:after="0" w:line="360" w:lineRule="auto"/>
+        <w:jc w:val="left"/>
+      </w:pPr>
+    </w:p>
+    <w:p>
+      <w:pPr>
+        <w:spacing w:after="0" w:line="360" w:lineRule="auto"/>
+        <w:jc w:val="left"/>
+      </w:pPr>
+      <w:r>
+        <w:t xml:space="preserve">    </w:t>
+      </w:r>
+      <w:proofErr w:type="spellStart"/>
+      <w:r>
+        <w:t>printf</w:t>
+      </w:r>
+      <w:proofErr w:type="spellEnd"/>
+      <w:r>
+        <w:t>("\</w:t>
+      </w:r>
+      <w:proofErr w:type="spellStart"/>
+      <w:r>
+        <w:t>nInitial</w:t>
+      </w:r>
+      <w:proofErr w:type="spellEnd"/>
+      <w:r>
+        <w:t xml:space="preserve"> Head Position: %d", head);</w:t>
+      </w:r>
+    </w:p>
+    <w:p>
+      <w:pPr>
+        <w:spacing w:after="0" w:line="360" w:lineRule="auto"/>
+        <w:jc w:val="left"/>
+      </w:pPr>
+      <w:r>
+        <w:t xml:space="preserve">    </w:t>
+      </w:r>
+      <w:proofErr w:type="spellStart"/>
+      <w:r>
+        <w:t>printf</w:t>
+      </w:r>
+      <w:proofErr w:type="spellEnd"/>
+      <w:r>
+        <w:t>("\</w:t>
+      </w:r>
+      <w:proofErr w:type="spellStart"/>
+      <w:r>
+        <w:t>nDirection</w:t>
+      </w:r>
+      <w:proofErr w:type="spellEnd"/>
+      <w:r>
+        <w:t>: Towards 200");</w:t>
+      </w:r>
+    </w:p>
+    <w:p>
+      <w:pPr>
+        <w:spacing w:after="0" w:line="360" w:lineRule="auto"/>
+        <w:jc w:val="left"/>
+      </w:pPr>
+    </w:p>
+    <w:p>
+      <w:pPr>
+        <w:spacing w:after="0" w:line="360" w:lineRule="auto"/>
+        <w:jc w:val="left"/>
+      </w:pPr>
+      <w:r>
+        <w:t xml:space="preserve">    </w:t>
+      </w:r>
+      <w:proofErr w:type="spellStart"/>
+      <w:r>
+        <w:t>printf</w:t>
+      </w:r>
+      <w:proofErr w:type="spellEnd"/>
+      <w:r>
+        <w:t>("\n\</w:t>
+      </w:r>
+      <w:proofErr w:type="spellStart"/>
+      <w:r>
+        <w:t>nHead</w:t>
+      </w:r>
+      <w:proofErr w:type="spellEnd"/>
+      <w:r>
+        <w:t xml:space="preserve"> Movement:\n");</w:t>
+      </w:r>
+    </w:p>
+    <w:p>
+      <w:pPr>
+        <w:spacing w:after="0" w:line="360" w:lineRule="auto"/>
+        <w:jc w:val="left"/>
+      </w:pPr>
+      <w:r>
+        <w:t xml:space="preserve">    </w:t>
+      </w:r>
+      <w:proofErr w:type="spellStart"/>
+      <w:r>
+        <w:t>printf</w:t>
+      </w:r>
+      <w:proofErr w:type="spellEnd"/>
+      <w:r>
+        <w:t>("%d", head);</w:t>
+      </w:r>
+    </w:p>
+    <w:p>
+      <w:pPr>
+        <w:spacing w:after="0" w:line="360" w:lineRule="auto"/>
+        <w:jc w:val="left"/>
+      </w:pPr>
+    </w:p>
+    <w:p>
+      <w:pPr>
+        <w:spacing w:after="0" w:line="360" w:lineRule="auto"/>
+        <w:jc w:val="left"/>
+      </w:pPr>
+      <w:r>
+        <w:t xml:space="preserve">    for (</w:t>
+      </w:r>
+      <w:proofErr w:type="spellStart"/>
+      <w:r>
+        <w:t>i</w:t>
+      </w:r>
+      <w:proofErr w:type="spellEnd"/>
+      <w:r>
+        <w:t xml:space="preserve"> = 0; </w:t>
+      </w:r>
+      <w:proofErr w:type="spellStart"/>
+      <w:r>
+        <w:t>i</w:t>
+      </w:r>
+      <w:proofErr w:type="spellEnd"/>
+      <w:r>
+        <w:t xml:space="preserve"> &lt; n; </w:t>
+      </w:r>
+      <w:proofErr w:type="spellStart"/>
+      <w:r>
+        <w:t>i</w:t>
+      </w:r>
+      <w:proofErr w:type="spellEnd"/>
+      <w:r>
+        <w:t>++) {</w:t>
+      </w:r>
+    </w:p>
+    <w:p>
+      <w:pPr>
+        <w:spacing w:after="0" w:line="360" w:lineRule="auto"/>
+        <w:jc w:val="left"/>
+      </w:pPr>
+      <w:r>
         <w:lastRenderedPageBreak/>
-        <w:t xml:space="preserve">    printf("Disk Request Queue: ");</w:t>
-      </w:r>
-    </w:p>
-    <w:p>
-      <w:pPr>
-        <w:spacing w:after="0" w:line="360" w:lineRule="auto"/>
-        <w:jc w:val="left"/>
-      </w:pPr>
-      <w:r>
-        <w:t xml:space="preserve">    for (i = 0; i &lt; n; i++) {</w:t>
-      </w:r>
-    </w:p>
-    <w:p>
-      <w:pPr>
-        <w:spacing w:after="0" w:line="360" w:lineRule="auto"/>
-        <w:jc w:val="left"/>
-      </w:pPr>
-      <w:r>
-        <w:t xml:space="preserve">        printf("%d ", request[i]);</w:t>
+        <w:t xml:space="preserve">        if (request[</w:t>
+      </w:r>
+      <w:proofErr w:type="spellStart"/>
+      <w:r>
+        <w:t>i</w:t>
+      </w:r>
+      <w:proofErr w:type="spellEnd"/>
+      <w:r>
+        <w:t>] &gt;= head) {</w:t>
+      </w:r>
+    </w:p>
+    <w:p>
+      <w:pPr>
+        <w:spacing w:after="0" w:line="360" w:lineRule="auto"/>
+        <w:jc w:val="left"/>
+      </w:pPr>
+      <w:r>
+        <w:t xml:space="preserve">            </w:t>
+      </w:r>
+      <w:proofErr w:type="spellStart"/>
+      <w:r>
+        <w:t>totalHeadMovement</w:t>
+      </w:r>
+      <w:proofErr w:type="spellEnd"/>
+      <w:r>
+        <w:t xml:space="preserve"> += abs(head - request[</w:t>
+      </w:r>
+      <w:proofErr w:type="spellStart"/>
+      <w:r>
+        <w:t>i</w:t>
+      </w:r>
+      <w:proofErr w:type="spellEnd"/>
+      <w:r>
+        <w:t>]);</w:t>
+      </w:r>
+    </w:p>
+    <w:p>
+      <w:pPr>
+        <w:spacing w:after="0" w:line="360" w:lineRule="auto"/>
+        <w:jc w:val="left"/>
+      </w:pPr>
+      <w:r>
+        <w:t xml:space="preserve">            head = request[</w:t>
+      </w:r>
+      <w:proofErr w:type="spellStart"/>
+      <w:r>
+        <w:t>i</w:t>
+      </w:r>
+      <w:proofErr w:type="spellEnd"/>
+      <w:r>
+        <w:t>];</w:t>
+      </w:r>
+    </w:p>
+    <w:p>
+      <w:pPr>
+        <w:spacing w:after="0" w:line="360" w:lineRule="auto"/>
+        <w:jc w:val="left"/>
+      </w:pPr>
+      <w:r>
+        <w:t xml:space="preserve">            </w:t>
+      </w:r>
+      <w:proofErr w:type="spellStart"/>
+      <w:r>
+        <w:t>printf</w:t>
+      </w:r>
+      <w:proofErr w:type="spellEnd"/>
+      <w:r>
+        <w:t>(" -&gt; %d", head);</w:t>
+      </w:r>
+    </w:p>
+    <w:p>
+      <w:pPr>
+        <w:spacing w:after="0" w:line="360" w:lineRule="auto"/>
+        <w:jc w:val="left"/>
+      </w:pPr>
+      <w:r>
+        <w:t xml:space="preserve">        }</w:t>
       </w:r>
     </w:p>
     <w:p>
@@ -2282,100 +3429,173 @@
         <w:jc w:val="left"/>
       </w:pPr>
       <w:r>
-        <w:t xml:space="preserve">    printf("\nInitial Head Position: %d", head);</w:t>
-      </w:r>
-    </w:p>
-    <w:p>
-      <w:pPr>
-        <w:spacing w:after="0" w:line="360" w:lineRule="auto"/>
-        <w:jc w:val="left"/>
-      </w:pPr>
-      <w:r>
-        <w:t xml:space="preserve">    printf("\nDirection: Towards 200");</w:t>
-      </w:r>
-    </w:p>
-    <w:p>
-      <w:pPr>
-        <w:spacing w:after="0" w:line="360" w:lineRule="auto"/>
-        <w:jc w:val="left"/>
-      </w:pPr>
-    </w:p>
-    <w:p>
-      <w:pPr>
-        <w:spacing w:after="0" w:line="360" w:lineRule="auto"/>
-        <w:jc w:val="left"/>
-      </w:pPr>
-      <w:r>
-        <w:t xml:space="preserve">    printf("\n\nHead Movement:\n");</w:t>
-      </w:r>
-    </w:p>
-    <w:p>
-      <w:pPr>
-        <w:spacing w:after="0" w:line="360" w:lineRule="auto"/>
-        <w:jc w:val="left"/>
-      </w:pPr>
-      <w:r>
-        <w:t xml:space="preserve">    printf("%d", head);</w:t>
-      </w:r>
-    </w:p>
-    <w:p>
-      <w:pPr>
-        <w:spacing w:after="0" w:line="360" w:lineRule="auto"/>
-        <w:jc w:val="left"/>
-      </w:pPr>
-    </w:p>
-    <w:p>
-      <w:pPr>
-        <w:spacing w:after="0" w:line="360" w:lineRule="auto"/>
-        <w:jc w:val="left"/>
-      </w:pPr>
-      <w:r>
-        <w:t xml:space="preserve">    // Move towards 200</w:t>
-      </w:r>
-    </w:p>
-    <w:p>
-      <w:pPr>
-        <w:spacing w:after="0" w:line="360" w:lineRule="auto"/>
-        <w:jc w:val="left"/>
-      </w:pPr>
-      <w:r>
-        <w:t xml:space="preserve">    for (i = 0; i &lt; n; i++) {</w:t>
-      </w:r>
-    </w:p>
-    <w:p>
-      <w:pPr>
-        <w:spacing w:after="0" w:line="360" w:lineRule="auto"/>
-        <w:jc w:val="left"/>
-      </w:pPr>
-      <w:r>
-        <w:t xml:space="preserve">        if (request[i] &gt;= head) {</w:t>
-      </w:r>
-    </w:p>
-    <w:p>
-      <w:pPr>
-        <w:spacing w:after="0" w:line="360" w:lineRule="auto"/>
-        <w:jc w:val="left"/>
-      </w:pPr>
-      <w:r>
-        <w:t xml:space="preserve">            totalHeadMovement += abs(head - request[i]);</w:t>
-      </w:r>
-    </w:p>
-    <w:p>
-      <w:pPr>
-        <w:spacing w:after="0" w:line="360" w:lineRule="auto"/>
-        <w:jc w:val="left"/>
-      </w:pPr>
-      <w:r>
-        <w:t xml:space="preserve">            head = request[i];</w:t>
-      </w:r>
-    </w:p>
-    <w:p>
-      <w:pPr>
-        <w:spacing w:after="0" w:line="360" w:lineRule="auto"/>
-        <w:jc w:val="left"/>
-      </w:pPr>
-      <w:r>
-        <w:t xml:space="preserve">            printf(" -&gt; %d", head);</w:t>
+        <w:t xml:space="preserve">    </w:t>
+      </w:r>
+      <w:proofErr w:type="spellStart"/>
+      <w:r>
+        <w:t>totalHeadMovement</w:t>
+      </w:r>
+      <w:proofErr w:type="spellEnd"/>
+      <w:r>
+        <w:t xml:space="preserve"> += 200 - head;</w:t>
+      </w:r>
+    </w:p>
+    <w:p>
+      <w:pPr>
+        <w:spacing w:after="0" w:line="360" w:lineRule="auto"/>
+        <w:jc w:val="left"/>
+      </w:pPr>
+      <w:r>
+        <w:t xml:space="preserve">    head = 200;</w:t>
+      </w:r>
+    </w:p>
+    <w:p>
+      <w:pPr>
+        <w:spacing w:after="0" w:line="360" w:lineRule="auto"/>
+        <w:jc w:val="left"/>
+      </w:pPr>
+      <w:r>
+        <w:t xml:space="preserve">    </w:t>
+      </w:r>
+      <w:proofErr w:type="spellStart"/>
+      <w:r>
+        <w:t>printf</w:t>
+      </w:r>
+      <w:proofErr w:type="spellEnd"/>
+      <w:r>
+        <w:t>(" -&gt; %d", head);</w:t>
+      </w:r>
+    </w:p>
+    <w:p>
+      <w:pPr>
+        <w:spacing w:after="0" w:line="360" w:lineRule="auto"/>
+        <w:jc w:val="left"/>
+      </w:pPr>
+    </w:p>
+    <w:p>
+      <w:pPr>
+        <w:spacing w:after="0" w:line="360" w:lineRule="auto"/>
+        <w:jc w:val="left"/>
+      </w:pPr>
+      <w:r>
+        <w:t xml:space="preserve">    // Reverse direction and service remaining requests</w:t>
+      </w:r>
+    </w:p>
+    <w:p>
+      <w:pPr>
+        <w:spacing w:after="0" w:line="360" w:lineRule="auto"/>
+        <w:jc w:val="left"/>
+      </w:pPr>
+      <w:r>
+        <w:t xml:space="preserve">    for (</w:t>
+      </w:r>
+      <w:proofErr w:type="spellStart"/>
+      <w:r>
+        <w:t>i</w:t>
+      </w:r>
+      <w:proofErr w:type="spellEnd"/>
+      <w:r>
+        <w:t xml:space="preserve"> = n - 1; </w:t>
+      </w:r>
+      <w:proofErr w:type="spellStart"/>
+      <w:r>
+        <w:t>i</w:t>
+      </w:r>
+      <w:proofErr w:type="spellEnd"/>
+      <w:r>
+        <w:t xml:space="preserve"> &gt;= 0; </w:t>
+      </w:r>
+      <w:proofErr w:type="spellStart"/>
+      <w:r>
+        <w:t>i</w:t>
+      </w:r>
+      <w:proofErr w:type="spellEnd"/>
+      <w:r>
+        <w:t>--) {</w:t>
+      </w:r>
+    </w:p>
+    <w:p>
+      <w:pPr>
+        <w:spacing w:after="0" w:line="360" w:lineRule="auto"/>
+        <w:jc w:val="left"/>
+      </w:pPr>
+      <w:r>
+        <w:t xml:space="preserve">        if (request[</w:t>
+      </w:r>
+      <w:proofErr w:type="spellStart"/>
+      <w:r>
+        <w:t>i</w:t>
+      </w:r>
+      <w:proofErr w:type="spellEnd"/>
+      <w:r>
+        <w:t>] &lt; head &amp;&amp; request[</w:t>
+      </w:r>
+      <w:proofErr w:type="spellStart"/>
+      <w:r>
+        <w:t>i</w:t>
+      </w:r>
+      <w:proofErr w:type="spellEnd"/>
+      <w:r>
+        <w:t>] &lt; 53) {</w:t>
+      </w:r>
+    </w:p>
+    <w:p>
+      <w:pPr>
+        <w:spacing w:after="0" w:line="360" w:lineRule="auto"/>
+        <w:jc w:val="left"/>
+      </w:pPr>
+      <w:r>
+        <w:t xml:space="preserve">            </w:t>
+      </w:r>
+      <w:proofErr w:type="spellStart"/>
+      <w:r>
+        <w:t>totalHeadMovement</w:t>
+      </w:r>
+      <w:proofErr w:type="spellEnd"/>
+      <w:r>
+        <w:t xml:space="preserve"> += abs(head - request[</w:t>
+      </w:r>
+      <w:proofErr w:type="spellStart"/>
+      <w:r>
+        <w:t>i</w:t>
+      </w:r>
+      <w:proofErr w:type="spellEnd"/>
+      <w:r>
+        <w:t>]);</w:t>
+      </w:r>
+    </w:p>
+    <w:p>
+      <w:pPr>
+        <w:spacing w:after="0" w:line="360" w:lineRule="auto"/>
+        <w:jc w:val="left"/>
+      </w:pPr>
+      <w:r>
+        <w:t xml:space="preserve">            head = request[</w:t>
+      </w:r>
+      <w:proofErr w:type="spellStart"/>
+      <w:r>
+        <w:t>i</w:t>
+      </w:r>
+      <w:proofErr w:type="spellEnd"/>
+      <w:r>
+        <w:t>];</w:t>
+      </w:r>
+    </w:p>
+    <w:p>
+      <w:pPr>
+        <w:spacing w:after="0" w:line="360" w:lineRule="auto"/>
+        <w:jc w:val="left"/>
+      </w:pPr>
+      <w:r>
+        <w:t xml:space="preserve">            </w:t>
+      </w:r>
+      <w:proofErr w:type="spellStart"/>
+      <w:r>
+        <w:t>printf</w:t>
+      </w:r>
+      <w:proofErr w:type="spellEnd"/>
+      <w:r>
+        <w:t>(" -&gt; %d", head);</w:t>
       </w:r>
     </w:p>
     <w:p>
@@ -2408,118 +3628,31 @@
         <w:jc w:val="left"/>
       </w:pPr>
       <w:r>
-        <w:t xml:space="preserve">    totalHeadMovement += 200 - head;</w:t>
-      </w:r>
-    </w:p>
-    <w:p>
-      <w:pPr>
-        <w:spacing w:after="0" w:line="360" w:lineRule="auto"/>
-        <w:jc w:val="left"/>
-      </w:pPr>
-      <w:r>
-        <w:t xml:space="preserve">    head = 200;</w:t>
-      </w:r>
-    </w:p>
-    <w:p>
-      <w:pPr>
-        <w:spacing w:after="0" w:line="360" w:lineRule="auto"/>
-        <w:jc w:val="left"/>
-      </w:pPr>
-      <w:r>
-        <w:t xml:space="preserve">    printf(" -&gt; %d", head);</w:t>
-      </w:r>
-    </w:p>
-    <w:p>
-      <w:pPr>
-        <w:spacing w:after="0" w:line="360" w:lineRule="auto"/>
-        <w:jc w:val="left"/>
-      </w:pPr>
-    </w:p>
-    <w:p>
-      <w:pPr>
-        <w:spacing w:after="0" w:line="360" w:lineRule="auto"/>
-        <w:jc w:val="left"/>
-      </w:pPr>
-      <w:r>
-        <w:t xml:space="preserve">    // Reverse direction and service remaining requests</w:t>
-      </w:r>
-    </w:p>
-    <w:p>
-      <w:pPr>
-        <w:spacing w:after="0" w:line="360" w:lineRule="auto"/>
-        <w:jc w:val="left"/>
-      </w:pPr>
-      <w:r>
-        <w:t xml:space="preserve">    for (i = n - 1; i &gt;= 0; i--) {</w:t>
-      </w:r>
-    </w:p>
-    <w:p>
-      <w:pPr>
-        <w:spacing w:after="0" w:line="360" w:lineRule="auto"/>
-        <w:jc w:val="left"/>
-      </w:pPr>
-      <w:r>
-        <w:t xml:space="preserve">        if (request[i] &lt; head &amp;&amp; request[i] &lt; 53) {</w:t>
-      </w:r>
-    </w:p>
-    <w:p>
-      <w:pPr>
-        <w:spacing w:after="0" w:line="360" w:lineRule="auto"/>
-        <w:jc w:val="left"/>
-      </w:pPr>
-      <w:r>
-        <w:t xml:space="preserve">            totalHeadMovement += abs(head - request[i]);</w:t>
-      </w:r>
-    </w:p>
-    <w:p>
-      <w:pPr>
-        <w:spacing w:after="0" w:line="360" w:lineRule="auto"/>
-        <w:jc w:val="left"/>
-      </w:pPr>
-      <w:r>
-        <w:t xml:space="preserve">            head = request[i];</w:t>
-      </w:r>
-    </w:p>
-    <w:p>
-      <w:pPr>
-        <w:spacing w:after="0" w:line="360" w:lineRule="auto"/>
-        <w:jc w:val="left"/>
-      </w:pPr>
-      <w:r>
-        <w:t xml:space="preserve">            printf(" -&gt; %d", head);</w:t>
-      </w:r>
-    </w:p>
-    <w:p>
-      <w:pPr>
-        <w:spacing w:after="0" w:line="360" w:lineRule="auto"/>
-        <w:jc w:val="left"/>
-      </w:pPr>
-      <w:r>
-        <w:t xml:space="preserve">        }</w:t>
-      </w:r>
-    </w:p>
-    <w:p>
-      <w:pPr>
-        <w:spacing w:after="0" w:line="360" w:lineRule="auto"/>
-        <w:jc w:val="left"/>
-      </w:pPr>
-      <w:r>
-        <w:t xml:space="preserve">    }</w:t>
-      </w:r>
-    </w:p>
-    <w:p>
-      <w:pPr>
-        <w:spacing w:after="0" w:line="360" w:lineRule="auto"/>
-        <w:jc w:val="left"/>
-      </w:pPr>
-    </w:p>
-    <w:p>
-      <w:pPr>
-        <w:spacing w:after="0" w:line="360" w:lineRule="auto"/>
-        <w:jc w:val="left"/>
-      </w:pPr>
-      <w:r>
-        <w:t xml:space="preserve">    printf("\n\nTotal Head Movement = %d cylinders\n", totalHeadMovement);</w:t>
+        <w:t xml:space="preserve">    </w:t>
+      </w:r>
+      <w:proofErr w:type="spellStart"/>
+      <w:r>
+        <w:t>printf</w:t>
+      </w:r>
+      <w:proofErr w:type="spellEnd"/>
+      <w:r>
+        <w:t>("\n\</w:t>
+      </w:r>
+      <w:proofErr w:type="spellStart"/>
+      <w:r>
+        <w:t>nTotal</w:t>
+      </w:r>
+      <w:proofErr w:type="spellEnd"/>
+      <w:r>
+        <w:t xml:space="preserve"> Head Movement = %d cylinders\n", </w:t>
+      </w:r>
+      <w:proofErr w:type="spellStart"/>
+      <w:r>
+        <w:t>totalHeadMovement</w:t>
+      </w:r>
+      <w:proofErr w:type="spellEnd"/>
+      <w:r>
+        <w:t>);</w:t>
       </w:r>
     </w:p>
     <w:p>
@@ -2544,6 +3677,15 @@
       </w:pPr>
       <w:r>
         <w:t>}</w:t>
+      </w:r>
+    </w:p>
+    <w:p>
+      <w:pPr>
+        <w:spacing w:line="278" w:lineRule="auto"/>
+        <w:jc w:val="left"/>
+      </w:pPr>
+      <w:r>
+        <w:br w:type="page"/>
       </w:r>
     </w:p>
     <w:p>
@@ -2561,6 +3703,7 @@
           <w:b/>
           <w:bCs/>
         </w:rPr>
+        <w:lastRenderedPageBreak/>
         <w:t xml:space="preserve">4. </w:t>
       </w:r>
       <w:r>
@@ -2577,16 +3720,32 @@
         <w:jc w:val="left"/>
       </w:pPr>
       <w:r>
-        <w:t>#include &lt;stdio.h&gt;</w:t>
-      </w:r>
-    </w:p>
-    <w:p>
-      <w:pPr>
-        <w:spacing w:after="0" w:line="360" w:lineRule="auto"/>
-        <w:jc w:val="left"/>
-      </w:pPr>
-      <w:r>
-        <w:t>#include &lt;stdlib.h&gt;</w:t>
+        <w:t>#include &lt;</w:t>
+      </w:r>
+      <w:proofErr w:type="spellStart"/>
+      <w:r>
+        <w:t>stdio.h</w:t>
+      </w:r>
+      <w:proofErr w:type="spellEnd"/>
+      <w:r>
+        <w:t>&gt;</w:t>
+      </w:r>
+    </w:p>
+    <w:p>
+      <w:pPr>
+        <w:spacing w:after="0" w:line="360" w:lineRule="auto"/>
+        <w:jc w:val="left"/>
+      </w:pPr>
+      <w:r>
+        <w:t>#include &lt;</w:t>
+      </w:r>
+      <w:proofErr w:type="spellStart"/>
+      <w:r>
+        <w:t>stdlib.h</w:t>
+      </w:r>
+      <w:proofErr w:type="spellEnd"/>
+      <w:r>
+        <w:t>&gt;</w:t>
       </w:r>
     </w:p>
     <w:p>
@@ -2619,7 +3778,23 @@
         <w:jc w:val="left"/>
       </w:pPr>
       <w:r>
-        <w:t xml:space="preserve">    int n = sizeof(request)/sizeof(request[0]);</w:t>
+        <w:t xml:space="preserve">    int n = </w:t>
+      </w:r>
+      <w:proofErr w:type="spellStart"/>
+      <w:r>
+        <w:t>sizeof</w:t>
+      </w:r>
+      <w:proofErr w:type="spellEnd"/>
+      <w:r>
+        <w:t>(request)/</w:t>
+      </w:r>
+      <w:proofErr w:type="spellStart"/>
+      <w:r>
+        <w:t>sizeof</w:t>
+      </w:r>
+      <w:proofErr w:type="spellEnd"/>
+      <w:r>
+        <w:t>(request[0]);</w:t>
       </w:r>
     </w:p>
     <w:p>
@@ -2637,67 +3812,147 @@
         <w:jc w:val="left"/>
       </w:pPr>
       <w:r>
-        <w:t xml:space="preserve">    int totalHeadMovement = 0;</w:t>
-      </w:r>
-    </w:p>
-    <w:p>
-      <w:pPr>
-        <w:spacing w:after="0" w:line="360" w:lineRule="auto"/>
-        <w:jc w:val="left"/>
-      </w:pPr>
-      <w:r>
-        <w:t xml:space="preserve">    int i, j, temp;</w:t>
-      </w:r>
-    </w:p>
-    <w:p>
-      <w:pPr>
-        <w:spacing w:after="0" w:line="360" w:lineRule="auto"/>
-        <w:jc w:val="left"/>
-      </w:pPr>
-    </w:p>
-    <w:p>
-      <w:pPr>
-        <w:spacing w:after="0" w:line="360" w:lineRule="auto"/>
-        <w:jc w:val="left"/>
-      </w:pPr>
-      <w:r>
-        <w:t xml:space="preserve">    for (i = 0; i &lt; n - 1; i++) {</w:t>
-      </w:r>
-    </w:p>
-    <w:p>
-      <w:pPr>
-        <w:spacing w:after="0" w:line="360" w:lineRule="auto"/>
-        <w:jc w:val="left"/>
-      </w:pPr>
-      <w:r>
-        <w:t xml:space="preserve">        for (j = i + 1; j &lt; n; j++) {</w:t>
-      </w:r>
-    </w:p>
-    <w:p>
-      <w:pPr>
-        <w:spacing w:after="0" w:line="360" w:lineRule="auto"/>
-        <w:jc w:val="left"/>
-      </w:pPr>
-      <w:r>
-        <w:t xml:space="preserve">            if (request[i] &gt; request[j]) {</w:t>
-      </w:r>
-    </w:p>
-    <w:p>
-      <w:pPr>
-        <w:spacing w:after="0" w:line="360" w:lineRule="auto"/>
-        <w:jc w:val="left"/>
-      </w:pPr>
-      <w:r>
-        <w:t xml:space="preserve">                temp = request[i];</w:t>
-      </w:r>
-    </w:p>
-    <w:p>
-      <w:pPr>
-        <w:spacing w:after="0" w:line="360" w:lineRule="auto"/>
-        <w:jc w:val="left"/>
-      </w:pPr>
-      <w:r>
-        <w:t xml:space="preserve">                request[i] = request[j];</w:t>
+        <w:t xml:space="preserve">    int </w:t>
+      </w:r>
+      <w:proofErr w:type="spellStart"/>
+      <w:r>
+        <w:t>totalHeadMovement</w:t>
+      </w:r>
+      <w:proofErr w:type="spellEnd"/>
+      <w:r>
+        <w:t xml:space="preserve"> = 0;</w:t>
+      </w:r>
+    </w:p>
+    <w:p>
+      <w:pPr>
+        <w:spacing w:after="0" w:line="360" w:lineRule="auto"/>
+        <w:jc w:val="left"/>
+      </w:pPr>
+      <w:r>
+        <w:t xml:space="preserve">    int </w:t>
+      </w:r>
+      <w:proofErr w:type="spellStart"/>
+      <w:r>
+        <w:t>i</w:t>
+      </w:r>
+      <w:proofErr w:type="spellEnd"/>
+      <w:r>
+        <w:t>, j, temp;</w:t>
+      </w:r>
+    </w:p>
+    <w:p>
+      <w:pPr>
+        <w:spacing w:after="0" w:line="360" w:lineRule="auto"/>
+        <w:jc w:val="left"/>
+      </w:pPr>
+    </w:p>
+    <w:p>
+      <w:pPr>
+        <w:spacing w:after="0" w:line="360" w:lineRule="auto"/>
+        <w:jc w:val="left"/>
+      </w:pPr>
+      <w:r>
+        <w:t xml:space="preserve">    for (</w:t>
+      </w:r>
+      <w:proofErr w:type="spellStart"/>
+      <w:r>
+        <w:t>i</w:t>
+      </w:r>
+      <w:proofErr w:type="spellEnd"/>
+      <w:r>
+        <w:t xml:space="preserve"> = 0; </w:t>
+      </w:r>
+      <w:proofErr w:type="spellStart"/>
+      <w:r>
+        <w:t>i</w:t>
+      </w:r>
+      <w:proofErr w:type="spellEnd"/>
+      <w:r>
+        <w:t xml:space="preserve"> &lt; n - 1; </w:t>
+      </w:r>
+      <w:proofErr w:type="spellStart"/>
+      <w:r>
+        <w:t>i</w:t>
+      </w:r>
+      <w:proofErr w:type="spellEnd"/>
+      <w:r>
+        <w:t>++) {</w:t>
+      </w:r>
+    </w:p>
+    <w:p>
+      <w:pPr>
+        <w:spacing w:after="0" w:line="360" w:lineRule="auto"/>
+        <w:jc w:val="left"/>
+      </w:pPr>
+      <w:r>
+        <w:t xml:space="preserve">        for (j = </w:t>
+      </w:r>
+      <w:proofErr w:type="spellStart"/>
+      <w:r>
+        <w:t>i</w:t>
+      </w:r>
+      <w:proofErr w:type="spellEnd"/>
+      <w:r>
+        <w:t xml:space="preserve"> + 1; j &lt; n; </w:t>
+      </w:r>
+      <w:proofErr w:type="spellStart"/>
+      <w:r>
+        <w:t>j++</w:t>
+      </w:r>
+      <w:proofErr w:type="spellEnd"/>
+      <w:r>
+        <w:t>) {</w:t>
+      </w:r>
+    </w:p>
+    <w:p>
+      <w:pPr>
+        <w:spacing w:after="0" w:line="360" w:lineRule="auto"/>
+        <w:jc w:val="left"/>
+      </w:pPr>
+      <w:r>
+        <w:t xml:space="preserve">            if (request[</w:t>
+      </w:r>
+      <w:proofErr w:type="spellStart"/>
+      <w:r>
+        <w:t>i</w:t>
+      </w:r>
+      <w:proofErr w:type="spellEnd"/>
+      <w:r>
+        <w:t>] &gt; request[j]) {</w:t>
+      </w:r>
+    </w:p>
+    <w:p>
+      <w:pPr>
+        <w:spacing w:after="0" w:line="360" w:lineRule="auto"/>
+        <w:jc w:val="left"/>
+      </w:pPr>
+      <w:r>
+        <w:t xml:space="preserve">                temp = request[</w:t>
+      </w:r>
+      <w:proofErr w:type="spellStart"/>
+      <w:r>
+        <w:t>i</w:t>
+      </w:r>
+      <w:proofErr w:type="spellEnd"/>
+      <w:r>
+        <w:t>];</w:t>
+      </w:r>
+    </w:p>
+    <w:p>
+      <w:pPr>
+        <w:spacing w:after="0" w:line="360" w:lineRule="auto"/>
+        <w:jc w:val="left"/>
+      </w:pPr>
+      <w:r>
+        <w:t xml:space="preserve">                request[</w:t>
+      </w:r>
+      <w:proofErr w:type="spellStart"/>
+      <w:r>
+        <w:t>i</w:t>
+      </w:r>
+      <w:proofErr w:type="spellEnd"/>
+      <w:r>
+        <w:t>] = request[j];</w:t>
       </w:r>
     </w:p>
     <w:p>
@@ -2748,25 +4003,73 @@
         <w:jc w:val="left"/>
       </w:pPr>
       <w:r>
-        <w:t xml:space="preserve">    printf("Disk Request Queue: ");</w:t>
-      </w:r>
-    </w:p>
-    <w:p>
-      <w:pPr>
-        <w:spacing w:after="0" w:line="360" w:lineRule="auto"/>
-        <w:jc w:val="left"/>
-      </w:pPr>
-      <w:r>
-        <w:t xml:space="preserve">    for (i = 0; i &lt; n; i++) {</w:t>
-      </w:r>
-    </w:p>
-    <w:p>
-      <w:pPr>
-        <w:spacing w:after="0" w:line="360" w:lineRule="auto"/>
-        <w:jc w:val="left"/>
-      </w:pPr>
-      <w:r>
-        <w:t xml:space="preserve">        printf("%d ", request[i]);</w:t>
+        <w:t xml:space="preserve">    </w:t>
+      </w:r>
+      <w:proofErr w:type="spellStart"/>
+      <w:r>
+        <w:t>printf</w:t>
+      </w:r>
+      <w:proofErr w:type="spellEnd"/>
+      <w:r>
+        <w:t>("Disk Request Queue: ");</w:t>
+      </w:r>
+    </w:p>
+    <w:p>
+      <w:pPr>
+        <w:spacing w:after="0" w:line="360" w:lineRule="auto"/>
+        <w:jc w:val="left"/>
+      </w:pPr>
+      <w:r>
+        <w:t xml:space="preserve">    for (</w:t>
+      </w:r>
+      <w:proofErr w:type="spellStart"/>
+      <w:r>
+        <w:t>i</w:t>
+      </w:r>
+      <w:proofErr w:type="spellEnd"/>
+      <w:r>
+        <w:t xml:space="preserve"> = 0; </w:t>
+      </w:r>
+      <w:proofErr w:type="spellStart"/>
+      <w:r>
+        <w:t>i</w:t>
+      </w:r>
+      <w:proofErr w:type="spellEnd"/>
+      <w:r>
+        <w:t xml:space="preserve"> &lt; n; </w:t>
+      </w:r>
+      <w:proofErr w:type="spellStart"/>
+      <w:r>
+        <w:t>i</w:t>
+      </w:r>
+      <w:proofErr w:type="spellEnd"/>
+      <w:r>
+        <w:t>++) {</w:t>
+      </w:r>
+    </w:p>
+    <w:p>
+      <w:pPr>
+        <w:spacing w:after="0" w:line="360" w:lineRule="auto"/>
+        <w:jc w:val="left"/>
+      </w:pPr>
+      <w:r>
+        <w:t xml:space="preserve">        </w:t>
+      </w:r>
+      <w:proofErr w:type="spellStart"/>
+      <w:r>
+        <w:t>printf</w:t>
+      </w:r>
+      <w:proofErr w:type="spellEnd"/>
+      <w:r>
+        <w:t>("%d ", request[</w:t>
+      </w:r>
+      <w:proofErr w:type="spellStart"/>
+      <w:r>
+        <w:t>i</w:t>
+      </w:r>
+      <w:proofErr w:type="spellEnd"/>
+      <w:r>
+        <w:t>]);</w:t>
       </w:r>
     </w:p>
     <w:p>
@@ -2790,31 +4093,135 @@
         <w:jc w:val="left"/>
       </w:pPr>
       <w:r>
-        <w:t xml:space="preserve">    printf("\nInitial Head Position: %d", head);</w:t>
-      </w:r>
-    </w:p>
-    <w:p>
-      <w:pPr>
-        <w:spacing w:after="0" w:line="360" w:lineRule="auto"/>
-        <w:jc w:val="left"/>
-      </w:pPr>
-      <w:r>
-        <w:t xml:space="preserve">    printf("\nDirection: Towards 200");</w:t>
-      </w:r>
-    </w:p>
-    <w:p>
-      <w:pPr>
-        <w:spacing w:after="0" w:line="360" w:lineRule="auto"/>
-        <w:jc w:val="left"/>
-      </w:pPr>
-    </w:p>
-    <w:p>
-      <w:pPr>
-        <w:spacing w:after="0" w:line="360" w:lineRule="auto"/>
-        <w:jc w:val="left"/>
-      </w:pPr>
-      <w:r>
-        <w:t xml:space="preserve">    printf("\n\nHead Movement:\n");</w:t>
+        <w:t xml:space="preserve">    </w:t>
+      </w:r>
+      <w:proofErr w:type="spellStart"/>
+      <w:r>
+        <w:t>printf</w:t>
+      </w:r>
+      <w:proofErr w:type="spellEnd"/>
+      <w:r>
+        <w:t>("\</w:t>
+      </w:r>
+      <w:proofErr w:type="spellStart"/>
+      <w:r>
+        <w:t>nInitial</w:t>
+      </w:r>
+      <w:proofErr w:type="spellEnd"/>
+      <w:r>
+        <w:t xml:space="preserve"> Head Position: %d", head);</w:t>
+      </w:r>
+    </w:p>
+    <w:p>
+      <w:pPr>
+        <w:spacing w:after="0" w:line="360" w:lineRule="auto"/>
+        <w:jc w:val="left"/>
+      </w:pPr>
+      <w:r>
+        <w:t xml:space="preserve">    </w:t>
+      </w:r>
+      <w:proofErr w:type="spellStart"/>
+      <w:r>
+        <w:t>printf</w:t>
+      </w:r>
+      <w:proofErr w:type="spellEnd"/>
+      <w:r>
+        <w:t>("\</w:t>
+      </w:r>
+      <w:proofErr w:type="spellStart"/>
+      <w:r>
+        <w:t>nDirection</w:t>
+      </w:r>
+      <w:proofErr w:type="spellEnd"/>
+      <w:r>
+        <w:t>: Towards 200");</w:t>
+      </w:r>
+    </w:p>
+    <w:p>
+      <w:pPr>
+        <w:spacing w:after="0" w:line="360" w:lineRule="auto"/>
+        <w:jc w:val="left"/>
+      </w:pPr>
+    </w:p>
+    <w:p>
+      <w:pPr>
+        <w:spacing w:after="0" w:line="360" w:lineRule="auto"/>
+        <w:jc w:val="left"/>
+      </w:pPr>
+      <w:r>
+        <w:t xml:space="preserve">    </w:t>
+      </w:r>
+      <w:proofErr w:type="spellStart"/>
+      <w:r>
+        <w:t>printf</w:t>
+      </w:r>
+      <w:proofErr w:type="spellEnd"/>
+      <w:r>
+        <w:t>("\n\</w:t>
+      </w:r>
+      <w:proofErr w:type="spellStart"/>
+      <w:r>
+        <w:t>nHead</w:t>
+      </w:r>
+      <w:proofErr w:type="spellEnd"/>
+      <w:r>
+        <w:t xml:space="preserve"> Movement:\n");</w:t>
+      </w:r>
+    </w:p>
+    <w:p>
+      <w:pPr>
+        <w:spacing w:after="0" w:line="360" w:lineRule="auto"/>
+        <w:jc w:val="left"/>
+      </w:pPr>
+      <w:r>
+        <w:t xml:space="preserve">    </w:t>
+      </w:r>
+      <w:proofErr w:type="spellStart"/>
+      <w:r>
+        <w:t>printf</w:t>
+      </w:r>
+      <w:proofErr w:type="spellEnd"/>
+      <w:r>
+        <w:t>("%d", head);</w:t>
+      </w:r>
+    </w:p>
+    <w:p>
+      <w:pPr>
+        <w:spacing w:after="0" w:line="360" w:lineRule="auto"/>
+        <w:jc w:val="left"/>
+      </w:pPr>
+    </w:p>
+    <w:p>
+      <w:pPr>
+        <w:spacing w:after="0" w:line="360" w:lineRule="auto"/>
+        <w:jc w:val="left"/>
+      </w:pPr>
+      <w:r>
+        <w:t xml:space="preserve">    for (</w:t>
+      </w:r>
+      <w:proofErr w:type="spellStart"/>
+      <w:r>
+        <w:t>i</w:t>
+      </w:r>
+      <w:proofErr w:type="spellEnd"/>
+      <w:r>
+        <w:t xml:space="preserve"> = 0; </w:t>
+      </w:r>
+      <w:proofErr w:type="spellStart"/>
+      <w:r>
+        <w:t>i</w:t>
+      </w:r>
+      <w:proofErr w:type="spellEnd"/>
+      <w:r>
+        <w:t xml:space="preserve"> &lt; n; </w:t>
+      </w:r>
+      <w:proofErr w:type="spellStart"/>
+      <w:r>
+        <w:t>i</w:t>
+      </w:r>
+      <w:proofErr w:type="spellEnd"/>
+      <w:r>
+        <w:t>++) {</w:t>
       </w:r>
     </w:p>
     <w:p>
@@ -2824,58 +4231,74 @@
       </w:pPr>
       <w:r>
         <w:lastRenderedPageBreak/>
-        <w:t xml:space="preserve">    printf("%d", head);</w:t>
-      </w:r>
-    </w:p>
-    <w:p>
-      <w:pPr>
-        <w:spacing w:after="0" w:line="360" w:lineRule="auto"/>
-        <w:jc w:val="left"/>
-      </w:pPr>
-    </w:p>
-    <w:p>
-      <w:pPr>
-        <w:spacing w:after="0" w:line="360" w:lineRule="auto"/>
-        <w:jc w:val="left"/>
-      </w:pPr>
-      <w:r>
-        <w:t xml:space="preserve">    for (i = 0; i &lt; n; i++) {</w:t>
-      </w:r>
-    </w:p>
-    <w:p>
-      <w:pPr>
-        <w:spacing w:after="0" w:line="360" w:lineRule="auto"/>
-        <w:jc w:val="left"/>
-      </w:pPr>
-      <w:r>
-        <w:t xml:space="preserve">        if (request[i] &gt;= head) {</w:t>
-      </w:r>
-    </w:p>
-    <w:p>
-      <w:pPr>
-        <w:spacing w:after="0" w:line="360" w:lineRule="auto"/>
-        <w:jc w:val="left"/>
-      </w:pPr>
-      <w:r>
-        <w:t xml:space="preserve">            totalHeadMovement += abs(head - request[i]);</w:t>
-      </w:r>
-    </w:p>
-    <w:p>
-      <w:pPr>
-        <w:spacing w:after="0" w:line="360" w:lineRule="auto"/>
-        <w:jc w:val="left"/>
-      </w:pPr>
-      <w:r>
-        <w:t xml:space="preserve">            head = request[i];</w:t>
-      </w:r>
-    </w:p>
-    <w:p>
-      <w:pPr>
-        <w:spacing w:after="0" w:line="360" w:lineRule="auto"/>
-        <w:jc w:val="left"/>
-      </w:pPr>
-      <w:r>
-        <w:t xml:space="preserve">            printf(" -&gt; %d", head);</w:t>
+        <w:t xml:space="preserve">        if (request[</w:t>
+      </w:r>
+      <w:proofErr w:type="spellStart"/>
+      <w:r>
+        <w:t>i</w:t>
+      </w:r>
+      <w:proofErr w:type="spellEnd"/>
+      <w:r>
+        <w:t>] &gt;= head) {</w:t>
+      </w:r>
+    </w:p>
+    <w:p>
+      <w:pPr>
+        <w:spacing w:after="0" w:line="360" w:lineRule="auto"/>
+        <w:jc w:val="left"/>
+      </w:pPr>
+      <w:r>
+        <w:t xml:space="preserve">            </w:t>
+      </w:r>
+      <w:proofErr w:type="spellStart"/>
+      <w:r>
+        <w:t>totalHeadMovement</w:t>
+      </w:r>
+      <w:proofErr w:type="spellEnd"/>
+      <w:r>
+        <w:t xml:space="preserve"> += abs(head - request[</w:t>
+      </w:r>
+      <w:proofErr w:type="spellStart"/>
+      <w:r>
+        <w:t>i</w:t>
+      </w:r>
+      <w:proofErr w:type="spellEnd"/>
+      <w:r>
+        <w:t>]);</w:t>
+      </w:r>
+    </w:p>
+    <w:p>
+      <w:pPr>
+        <w:spacing w:after="0" w:line="360" w:lineRule="auto"/>
+        <w:jc w:val="left"/>
+      </w:pPr>
+      <w:r>
+        <w:t xml:space="preserve">            head = request[</w:t>
+      </w:r>
+      <w:proofErr w:type="spellStart"/>
+      <w:r>
+        <w:t>i</w:t>
+      </w:r>
+      <w:proofErr w:type="spellEnd"/>
+      <w:r>
+        <w:t>];</w:t>
+      </w:r>
+    </w:p>
+    <w:p>
+      <w:pPr>
+        <w:spacing w:after="0" w:line="360" w:lineRule="auto"/>
+        <w:jc w:val="left"/>
+      </w:pPr>
+      <w:r>
+        <w:t xml:space="preserve">            </w:t>
+      </w:r>
+      <w:proofErr w:type="spellStart"/>
+      <w:r>
+        <w:t>printf</w:t>
+      </w:r>
+      <w:proofErr w:type="spellEnd"/>
+      <w:r>
+        <w:t>(" -&gt; %d", head);</w:t>
       </w:r>
     </w:p>
     <w:p>
@@ -2908,7 +4331,15 @@
         <w:jc w:val="left"/>
       </w:pPr>
       <w:r>
-        <w:t xml:space="preserve">    totalHeadMovement += 200 - head;</w:t>
+        <w:t xml:space="preserve">    </w:t>
+      </w:r>
+      <w:proofErr w:type="spellStart"/>
+      <w:r>
+        <w:t>totalHeadMovement</w:t>
+      </w:r>
+      <w:proofErr w:type="spellEnd"/>
+      <w:r>
+        <w:t xml:space="preserve"> += 200 - head;</w:t>
       </w:r>
     </w:p>
     <w:p>
@@ -2926,7 +4357,15 @@
         <w:jc w:val="left"/>
       </w:pPr>
       <w:r>
-        <w:t xml:space="preserve">    printf(" -&gt; %d", head);</w:t>
+        <w:t xml:space="preserve">    </w:t>
+      </w:r>
+      <w:proofErr w:type="spellStart"/>
+      <w:r>
+        <w:t>printf</w:t>
+      </w:r>
+      <w:proofErr w:type="spellEnd"/>
+      <w:r>
+        <w:t>(" -&gt; %d", head);</w:t>
       </w:r>
     </w:p>
     <w:p>
@@ -2950,7 +4389,15 @@
         <w:jc w:val="left"/>
       </w:pPr>
       <w:r>
-        <w:t xml:space="preserve">    totalHeadMovement += 200;</w:t>
+        <w:t xml:space="preserve">    </w:t>
+      </w:r>
+      <w:proofErr w:type="spellStart"/>
+      <w:r>
+        <w:t>totalHeadMovement</w:t>
+      </w:r>
+      <w:proofErr w:type="spellEnd"/>
+      <w:r>
+        <w:t xml:space="preserve"> += 200;</w:t>
       </w:r>
     </w:p>
     <w:p>
@@ -2968,58 +4415,130 @@
         <w:jc w:val="left"/>
       </w:pPr>
       <w:r>
-        <w:t xml:space="preserve">    printf(" -&gt; %d", head);</w:t>
-      </w:r>
-    </w:p>
-    <w:p>
-      <w:pPr>
-        <w:spacing w:after="0" w:line="360" w:lineRule="auto"/>
-        <w:jc w:val="left"/>
-      </w:pPr>
-    </w:p>
-    <w:p>
-      <w:pPr>
-        <w:spacing w:after="0" w:line="360" w:lineRule="auto"/>
-        <w:jc w:val="left"/>
-      </w:pPr>
-      <w:r>
-        <w:t xml:space="preserve">    for (i = 0; i &lt; n; i++) {</w:t>
-      </w:r>
-    </w:p>
-    <w:p>
-      <w:pPr>
-        <w:spacing w:after="0" w:line="360" w:lineRule="auto"/>
-        <w:jc w:val="left"/>
-      </w:pPr>
-      <w:r>
-        <w:t xml:space="preserve">        if (request[i] &lt; 53) {</w:t>
-      </w:r>
-    </w:p>
-    <w:p>
-      <w:pPr>
-        <w:spacing w:after="0" w:line="360" w:lineRule="auto"/>
-        <w:jc w:val="left"/>
-      </w:pPr>
-      <w:r>
-        <w:t xml:space="preserve">            totalHeadMovement += abs(head - request[i]);</w:t>
-      </w:r>
-    </w:p>
-    <w:p>
-      <w:pPr>
-        <w:spacing w:after="0" w:line="360" w:lineRule="auto"/>
-        <w:jc w:val="left"/>
-      </w:pPr>
-      <w:r>
-        <w:t xml:space="preserve">            head = request[i];</w:t>
-      </w:r>
-    </w:p>
-    <w:p>
-      <w:pPr>
-        <w:spacing w:after="0" w:line="360" w:lineRule="auto"/>
-        <w:jc w:val="left"/>
-      </w:pPr>
-      <w:r>
-        <w:t xml:space="preserve">            printf(" -&gt; %d", head);</w:t>
+        <w:t xml:space="preserve">    </w:t>
+      </w:r>
+      <w:proofErr w:type="spellStart"/>
+      <w:r>
+        <w:t>printf</w:t>
+      </w:r>
+      <w:proofErr w:type="spellEnd"/>
+      <w:r>
+        <w:t>(" -&gt; %d", head);</w:t>
+      </w:r>
+    </w:p>
+    <w:p>
+      <w:pPr>
+        <w:spacing w:after="0" w:line="360" w:lineRule="auto"/>
+        <w:jc w:val="left"/>
+      </w:pPr>
+    </w:p>
+    <w:p>
+      <w:pPr>
+        <w:spacing w:after="0" w:line="360" w:lineRule="auto"/>
+        <w:jc w:val="left"/>
+      </w:pPr>
+      <w:r>
+        <w:t xml:space="preserve">    for (</w:t>
+      </w:r>
+      <w:proofErr w:type="spellStart"/>
+      <w:r>
+        <w:t>i</w:t>
+      </w:r>
+      <w:proofErr w:type="spellEnd"/>
+      <w:r>
+        <w:t xml:space="preserve"> = 0; </w:t>
+      </w:r>
+      <w:proofErr w:type="spellStart"/>
+      <w:r>
+        <w:t>i</w:t>
+      </w:r>
+      <w:proofErr w:type="spellEnd"/>
+      <w:r>
+        <w:t xml:space="preserve"> &lt; n; </w:t>
+      </w:r>
+      <w:proofErr w:type="spellStart"/>
+      <w:r>
+        <w:t>i</w:t>
+      </w:r>
+      <w:proofErr w:type="spellEnd"/>
+      <w:r>
+        <w:t>++) {</w:t>
+      </w:r>
+    </w:p>
+    <w:p>
+      <w:pPr>
+        <w:spacing w:after="0" w:line="360" w:lineRule="auto"/>
+        <w:jc w:val="left"/>
+      </w:pPr>
+      <w:r>
+        <w:t xml:space="preserve">        if (request[</w:t>
+      </w:r>
+      <w:proofErr w:type="spellStart"/>
+      <w:r>
+        <w:t>i</w:t>
+      </w:r>
+      <w:proofErr w:type="spellEnd"/>
+      <w:r>
+        <w:t>] &lt; 53) {</w:t>
+      </w:r>
+    </w:p>
+    <w:p>
+      <w:pPr>
+        <w:spacing w:after="0" w:line="360" w:lineRule="auto"/>
+        <w:jc w:val="left"/>
+      </w:pPr>
+      <w:r>
+        <w:t xml:space="preserve">            </w:t>
+      </w:r>
+      <w:proofErr w:type="spellStart"/>
+      <w:r>
+        <w:t>totalHeadMovement</w:t>
+      </w:r>
+      <w:proofErr w:type="spellEnd"/>
+      <w:r>
+        <w:t xml:space="preserve"> += abs(head - request[</w:t>
+      </w:r>
+      <w:proofErr w:type="spellStart"/>
+      <w:r>
+        <w:t>i</w:t>
+      </w:r>
+      <w:proofErr w:type="spellEnd"/>
+      <w:r>
+        <w:t>]);</w:t>
+      </w:r>
+    </w:p>
+    <w:p>
+      <w:pPr>
+        <w:spacing w:after="0" w:line="360" w:lineRule="auto"/>
+        <w:jc w:val="left"/>
+      </w:pPr>
+      <w:r>
+        <w:t xml:space="preserve">            head = request[</w:t>
+      </w:r>
+      <w:proofErr w:type="spellStart"/>
+      <w:r>
+        <w:t>i</w:t>
+      </w:r>
+      <w:proofErr w:type="spellEnd"/>
+      <w:r>
+        <w:t>];</w:t>
+      </w:r>
+    </w:p>
+    <w:p>
+      <w:pPr>
+        <w:spacing w:after="0" w:line="360" w:lineRule="auto"/>
+        <w:jc w:val="left"/>
+      </w:pPr>
+      <w:r>
+        <w:t xml:space="preserve">            </w:t>
+      </w:r>
+      <w:proofErr w:type="spellStart"/>
+      <w:r>
+        <w:t>printf</w:t>
+      </w:r>
+      <w:proofErr w:type="spellEnd"/>
+      <w:r>
+        <w:t>(" -&gt; %d", head);</w:t>
       </w:r>
     </w:p>
     <w:p>
@@ -3052,7 +4571,31 @@
         <w:jc w:val="left"/>
       </w:pPr>
       <w:r>
-        <w:t xml:space="preserve">    printf("\n\nTotal Head Movement = %d cylinders\n", totalHeadMovement);</w:t>
+        <w:t xml:space="preserve">    </w:t>
+      </w:r>
+      <w:proofErr w:type="spellStart"/>
+      <w:r>
+        <w:t>printf</w:t>
+      </w:r>
+      <w:proofErr w:type="spellEnd"/>
+      <w:r>
+        <w:t>("\n\</w:t>
+      </w:r>
+      <w:proofErr w:type="spellStart"/>
+      <w:r>
+        <w:t>nTotal</w:t>
+      </w:r>
+      <w:proofErr w:type="spellEnd"/>
+      <w:r>
+        <w:t xml:space="preserve"> Head Movement = %d cylinders\n", </w:t>
+      </w:r>
+      <w:proofErr w:type="spellStart"/>
+      <w:r>
+        <w:t>totalHeadMovement</w:t>
+      </w:r>
+      <w:proofErr w:type="spellEnd"/>
+      <w:r>
+        <w:t>);</w:t>
       </w:r>
     </w:p>
     <w:p>
@@ -3081,21 +4624,12 @@
     </w:p>
     <w:p>
       <w:pPr>
-        <w:spacing w:after="0" w:line="360" w:lineRule="auto"/>
-        <w:jc w:val="left"/>
-      </w:pPr>
-    </w:p>
-    <w:p>
-      <w:pPr>
-        <w:spacing w:after="0" w:line="360" w:lineRule="auto"/>
-        <w:jc w:val="left"/>
-      </w:pPr>
-    </w:p>
-    <w:p>
-      <w:pPr>
-        <w:spacing w:after="0" w:line="360" w:lineRule="auto"/>
-        <w:jc w:val="left"/>
-      </w:pPr>
+        <w:spacing w:line="278" w:lineRule="auto"/>
+        <w:jc w:val="left"/>
+      </w:pPr>
+      <w:r>
+        <w:br w:type="page"/>
+      </w:r>
     </w:p>
     <w:p>
       <w:pPr>
@@ -3129,16 +4663,32 @@
         <w:jc w:val="left"/>
       </w:pPr>
       <w:r>
-        <w:t>#include &lt;stdio.h&gt;</w:t>
-      </w:r>
-    </w:p>
-    <w:p>
-      <w:pPr>
-        <w:spacing w:after="0" w:line="360" w:lineRule="auto"/>
-        <w:jc w:val="left"/>
-      </w:pPr>
-      <w:r>
-        <w:t>#include &lt;stdlib.h&gt;</w:t>
+        <w:t>#include &lt;</w:t>
+      </w:r>
+      <w:proofErr w:type="spellStart"/>
+      <w:r>
+        <w:t>stdio.h</w:t>
+      </w:r>
+      <w:proofErr w:type="spellEnd"/>
+      <w:r>
+        <w:t>&gt;</w:t>
+      </w:r>
+    </w:p>
+    <w:p>
+      <w:pPr>
+        <w:spacing w:after="0" w:line="360" w:lineRule="auto"/>
+        <w:jc w:val="left"/>
+      </w:pPr>
+      <w:r>
+        <w:t>#include &lt;</w:t>
+      </w:r>
+      <w:proofErr w:type="spellStart"/>
+      <w:r>
+        <w:t>stdlib.h</w:t>
+      </w:r>
+      <w:proofErr w:type="spellEnd"/>
+      <w:r>
+        <w:t>&gt;</w:t>
       </w:r>
     </w:p>
     <w:p>
@@ -3171,7 +4721,23 @@
         <w:jc w:val="left"/>
       </w:pPr>
       <w:r>
-        <w:t xml:space="preserve">    int n = sizeof(request) / sizeof(request[0]);</w:t>
+        <w:t xml:space="preserve">    int n = </w:t>
+      </w:r>
+      <w:proofErr w:type="spellStart"/>
+      <w:r>
+        <w:t>sizeof</w:t>
+      </w:r>
+      <w:proofErr w:type="spellEnd"/>
+      <w:r>
+        <w:t xml:space="preserve">(request) / </w:t>
+      </w:r>
+      <w:proofErr w:type="spellStart"/>
+      <w:r>
+        <w:t>sizeof</w:t>
+      </w:r>
+      <w:proofErr w:type="spellEnd"/>
+      <w:r>
+        <w:t>(request[0]);</w:t>
       </w:r>
     </w:p>
     <w:p>
@@ -3195,67 +4761,147 @@
         <w:jc w:val="left"/>
       </w:pPr>
       <w:r>
-        <w:t xml:space="preserve">    int totalHeadMovement = 0;</w:t>
-      </w:r>
-    </w:p>
-    <w:p>
-      <w:pPr>
-        <w:spacing w:after="0" w:line="360" w:lineRule="auto"/>
-        <w:jc w:val="left"/>
-      </w:pPr>
-      <w:r>
-        <w:t xml:space="preserve">    int i, j, temp;</w:t>
-      </w:r>
-    </w:p>
-    <w:p>
-      <w:pPr>
-        <w:spacing w:after="0" w:line="360" w:lineRule="auto"/>
-        <w:jc w:val="left"/>
-      </w:pPr>
-    </w:p>
-    <w:p>
-      <w:pPr>
-        <w:spacing w:after="0" w:line="360" w:lineRule="auto"/>
-        <w:jc w:val="left"/>
-      </w:pPr>
-      <w:r>
-        <w:t xml:space="preserve">    for (i = 0; i &lt; n - 1; i++) {</w:t>
-      </w:r>
-    </w:p>
-    <w:p>
-      <w:pPr>
-        <w:spacing w:after="0" w:line="360" w:lineRule="auto"/>
-        <w:jc w:val="left"/>
-      </w:pPr>
-      <w:r>
-        <w:t xml:space="preserve">        for (j = i + 1; j &lt; n; j++) {</w:t>
-      </w:r>
-    </w:p>
-    <w:p>
-      <w:pPr>
-        <w:spacing w:after="0" w:line="360" w:lineRule="auto"/>
-        <w:jc w:val="left"/>
-      </w:pPr>
-      <w:r>
-        <w:t xml:space="preserve">            if (request[i] &gt; request[j]) {</w:t>
-      </w:r>
-    </w:p>
-    <w:p>
-      <w:pPr>
-        <w:spacing w:after="0" w:line="360" w:lineRule="auto"/>
-        <w:jc w:val="left"/>
-      </w:pPr>
-      <w:r>
-        <w:t xml:space="preserve">                temp = request[i];</w:t>
-      </w:r>
-    </w:p>
-    <w:p>
-      <w:pPr>
-        <w:spacing w:after="0" w:line="360" w:lineRule="auto"/>
-        <w:jc w:val="left"/>
-      </w:pPr>
-      <w:r>
-        <w:t xml:space="preserve">                request[i] = request[j];</w:t>
+        <w:t xml:space="preserve">    int </w:t>
+      </w:r>
+      <w:proofErr w:type="spellStart"/>
+      <w:r>
+        <w:t>totalHeadMovement</w:t>
+      </w:r>
+      <w:proofErr w:type="spellEnd"/>
+      <w:r>
+        <w:t xml:space="preserve"> = 0;</w:t>
+      </w:r>
+    </w:p>
+    <w:p>
+      <w:pPr>
+        <w:spacing w:after="0" w:line="360" w:lineRule="auto"/>
+        <w:jc w:val="left"/>
+      </w:pPr>
+      <w:r>
+        <w:t xml:space="preserve">    int </w:t>
+      </w:r>
+      <w:proofErr w:type="spellStart"/>
+      <w:r>
+        <w:t>i</w:t>
+      </w:r>
+      <w:proofErr w:type="spellEnd"/>
+      <w:r>
+        <w:t>, j, temp;</w:t>
+      </w:r>
+    </w:p>
+    <w:p>
+      <w:pPr>
+        <w:spacing w:after="0" w:line="360" w:lineRule="auto"/>
+        <w:jc w:val="left"/>
+      </w:pPr>
+    </w:p>
+    <w:p>
+      <w:pPr>
+        <w:spacing w:after="0" w:line="360" w:lineRule="auto"/>
+        <w:jc w:val="left"/>
+      </w:pPr>
+      <w:r>
+        <w:t xml:space="preserve">    for (</w:t>
+      </w:r>
+      <w:proofErr w:type="spellStart"/>
+      <w:r>
+        <w:t>i</w:t>
+      </w:r>
+      <w:proofErr w:type="spellEnd"/>
+      <w:r>
+        <w:t xml:space="preserve"> = 0; </w:t>
+      </w:r>
+      <w:proofErr w:type="spellStart"/>
+      <w:r>
+        <w:t>i</w:t>
+      </w:r>
+      <w:proofErr w:type="spellEnd"/>
+      <w:r>
+        <w:t xml:space="preserve"> &lt; n - 1; </w:t>
+      </w:r>
+      <w:proofErr w:type="spellStart"/>
+      <w:r>
+        <w:t>i</w:t>
+      </w:r>
+      <w:proofErr w:type="spellEnd"/>
+      <w:r>
+        <w:t>++) {</w:t>
+      </w:r>
+    </w:p>
+    <w:p>
+      <w:pPr>
+        <w:spacing w:after="0" w:line="360" w:lineRule="auto"/>
+        <w:jc w:val="left"/>
+      </w:pPr>
+      <w:r>
+        <w:t xml:space="preserve">        for (j = </w:t>
+      </w:r>
+      <w:proofErr w:type="spellStart"/>
+      <w:r>
+        <w:t>i</w:t>
+      </w:r>
+      <w:proofErr w:type="spellEnd"/>
+      <w:r>
+        <w:t xml:space="preserve"> + 1; j &lt; n; </w:t>
+      </w:r>
+      <w:proofErr w:type="spellStart"/>
+      <w:r>
+        <w:t>j++</w:t>
+      </w:r>
+      <w:proofErr w:type="spellEnd"/>
+      <w:r>
+        <w:t>) {</w:t>
+      </w:r>
+    </w:p>
+    <w:p>
+      <w:pPr>
+        <w:spacing w:after="0" w:line="360" w:lineRule="auto"/>
+        <w:jc w:val="left"/>
+      </w:pPr>
+      <w:r>
+        <w:t xml:space="preserve">            if (request[</w:t>
+      </w:r>
+      <w:proofErr w:type="spellStart"/>
+      <w:r>
+        <w:t>i</w:t>
+      </w:r>
+      <w:proofErr w:type="spellEnd"/>
+      <w:r>
+        <w:t>] &gt; request[j]) {</w:t>
+      </w:r>
+    </w:p>
+    <w:p>
+      <w:pPr>
+        <w:spacing w:after="0" w:line="360" w:lineRule="auto"/>
+        <w:jc w:val="left"/>
+      </w:pPr>
+      <w:r>
+        <w:t xml:space="preserve">                temp = request[</w:t>
+      </w:r>
+      <w:proofErr w:type="spellStart"/>
+      <w:r>
+        <w:t>i</w:t>
+      </w:r>
+      <w:proofErr w:type="spellEnd"/>
+      <w:r>
+        <w:t>];</w:t>
+      </w:r>
+    </w:p>
+    <w:p>
+      <w:pPr>
+        <w:spacing w:after="0" w:line="360" w:lineRule="auto"/>
+        <w:jc w:val="left"/>
+      </w:pPr>
+      <w:r>
+        <w:t xml:space="preserve">                request[</w:t>
+      </w:r>
+      <w:proofErr w:type="spellStart"/>
+      <w:r>
+        <w:t>i</w:t>
+      </w:r>
+      <w:proofErr w:type="spellEnd"/>
+      <w:r>
+        <w:t>] = request[j];</w:t>
       </w:r>
     </w:p>
     <w:p>
@@ -3300,25 +4946,73 @@
         <w:jc w:val="left"/>
       </w:pPr>
       <w:r>
-        <w:t xml:space="preserve">    printf("Disk Request Queue: ");</w:t>
-      </w:r>
-    </w:p>
-    <w:p>
-      <w:pPr>
-        <w:spacing w:after="0" w:line="360" w:lineRule="auto"/>
-        <w:jc w:val="left"/>
-      </w:pPr>
-      <w:r>
-        <w:t xml:space="preserve">    for (i = 0; i &lt; n; i++) {</w:t>
-      </w:r>
-    </w:p>
-    <w:p>
-      <w:pPr>
-        <w:spacing w:after="0" w:line="360" w:lineRule="auto"/>
-        <w:jc w:val="left"/>
-      </w:pPr>
-      <w:r>
-        <w:t xml:space="preserve">        printf("%d ", request[i]);</w:t>
+        <w:t xml:space="preserve">    </w:t>
+      </w:r>
+      <w:proofErr w:type="spellStart"/>
+      <w:r>
+        <w:t>printf</w:t>
+      </w:r>
+      <w:proofErr w:type="spellEnd"/>
+      <w:r>
+        <w:t>("Disk Request Queue: ");</w:t>
+      </w:r>
+    </w:p>
+    <w:p>
+      <w:pPr>
+        <w:spacing w:after="0" w:line="360" w:lineRule="auto"/>
+        <w:jc w:val="left"/>
+      </w:pPr>
+      <w:r>
+        <w:t xml:space="preserve">    for (</w:t>
+      </w:r>
+      <w:proofErr w:type="spellStart"/>
+      <w:r>
+        <w:t>i</w:t>
+      </w:r>
+      <w:proofErr w:type="spellEnd"/>
+      <w:r>
+        <w:t xml:space="preserve"> = 0; </w:t>
+      </w:r>
+      <w:proofErr w:type="spellStart"/>
+      <w:r>
+        <w:t>i</w:t>
+      </w:r>
+      <w:proofErr w:type="spellEnd"/>
+      <w:r>
+        <w:t xml:space="preserve"> &lt; n; </w:t>
+      </w:r>
+      <w:proofErr w:type="spellStart"/>
+      <w:r>
+        <w:t>i</w:t>
+      </w:r>
+      <w:proofErr w:type="spellEnd"/>
+      <w:r>
+        <w:t>++) {</w:t>
+      </w:r>
+    </w:p>
+    <w:p>
+      <w:pPr>
+        <w:spacing w:after="0" w:line="360" w:lineRule="auto"/>
+        <w:jc w:val="left"/>
+      </w:pPr>
+      <w:r>
+        <w:t xml:space="preserve">        </w:t>
+      </w:r>
+      <w:proofErr w:type="spellStart"/>
+      <w:r>
+        <w:t>printf</w:t>
+      </w:r>
+      <w:proofErr w:type="spellEnd"/>
+      <w:r>
+        <w:t>("%d ", request[</w:t>
+      </w:r>
+      <w:proofErr w:type="spellStart"/>
+      <w:r>
+        <w:t>i</w:t>
+      </w:r>
+      <w:proofErr w:type="spellEnd"/>
+      <w:r>
+        <w:t>]);</w:t>
       </w:r>
     </w:p>
     <w:p>
@@ -3342,55 +5036,135 @@
         <w:jc w:val="left"/>
       </w:pPr>
       <w:r>
-        <w:t xml:space="preserve">    printf("\nInitial Head Position: %d", head);</w:t>
-      </w:r>
-    </w:p>
-    <w:p>
-      <w:pPr>
-        <w:spacing w:after="0" w:line="360" w:lineRule="auto"/>
-        <w:jc w:val="left"/>
-      </w:pPr>
-      <w:r>
-        <w:t xml:space="preserve">    printf("\nDirection: Towards 200");</w:t>
-      </w:r>
-    </w:p>
-    <w:p>
-      <w:pPr>
-        <w:spacing w:after="0" w:line="360" w:lineRule="auto"/>
-        <w:jc w:val="left"/>
-      </w:pPr>
-    </w:p>
-    <w:p>
-      <w:pPr>
-        <w:spacing w:after="0" w:line="360" w:lineRule="auto"/>
-        <w:jc w:val="left"/>
-      </w:pPr>
-      <w:r>
-        <w:t xml:space="preserve">    printf("\n\nHead Movement:\n");</w:t>
-      </w:r>
-    </w:p>
-    <w:p>
-      <w:pPr>
-        <w:spacing w:after="0" w:line="360" w:lineRule="auto"/>
-        <w:jc w:val="left"/>
-      </w:pPr>
-      <w:r>
-        <w:t xml:space="preserve">    printf("%d", head);</w:t>
-      </w:r>
-    </w:p>
-    <w:p>
-      <w:pPr>
-        <w:spacing w:after="0" w:line="360" w:lineRule="auto"/>
-        <w:jc w:val="left"/>
-      </w:pPr>
-    </w:p>
-    <w:p>
-      <w:pPr>
-        <w:spacing w:after="0" w:line="360" w:lineRule="auto"/>
-        <w:jc w:val="left"/>
-      </w:pPr>
-      <w:r>
-        <w:t xml:space="preserve">    for (i = 0; i &lt; n; i++) {</w:t>
+        <w:t xml:space="preserve">    </w:t>
+      </w:r>
+      <w:proofErr w:type="spellStart"/>
+      <w:r>
+        <w:t>printf</w:t>
+      </w:r>
+      <w:proofErr w:type="spellEnd"/>
+      <w:r>
+        <w:t>("\</w:t>
+      </w:r>
+      <w:proofErr w:type="spellStart"/>
+      <w:r>
+        <w:t>nInitial</w:t>
+      </w:r>
+      <w:proofErr w:type="spellEnd"/>
+      <w:r>
+        <w:t xml:space="preserve"> Head Position: %d", head);</w:t>
+      </w:r>
+    </w:p>
+    <w:p>
+      <w:pPr>
+        <w:spacing w:after="0" w:line="360" w:lineRule="auto"/>
+        <w:jc w:val="left"/>
+      </w:pPr>
+      <w:r>
+        <w:t xml:space="preserve">    </w:t>
+      </w:r>
+      <w:proofErr w:type="spellStart"/>
+      <w:r>
+        <w:t>printf</w:t>
+      </w:r>
+      <w:proofErr w:type="spellEnd"/>
+      <w:r>
+        <w:t>("\</w:t>
+      </w:r>
+      <w:proofErr w:type="spellStart"/>
+      <w:r>
+        <w:t>nDirection</w:t>
+      </w:r>
+      <w:proofErr w:type="spellEnd"/>
+      <w:r>
+        <w:t>: Towards 200");</w:t>
+      </w:r>
+    </w:p>
+    <w:p>
+      <w:pPr>
+        <w:spacing w:after="0" w:line="360" w:lineRule="auto"/>
+        <w:jc w:val="left"/>
+      </w:pPr>
+    </w:p>
+    <w:p>
+      <w:pPr>
+        <w:spacing w:after="0" w:line="360" w:lineRule="auto"/>
+        <w:jc w:val="left"/>
+      </w:pPr>
+      <w:r>
+        <w:t xml:space="preserve">    </w:t>
+      </w:r>
+      <w:proofErr w:type="spellStart"/>
+      <w:r>
+        <w:t>printf</w:t>
+      </w:r>
+      <w:proofErr w:type="spellEnd"/>
+      <w:r>
+        <w:t>("\n\</w:t>
+      </w:r>
+      <w:proofErr w:type="spellStart"/>
+      <w:r>
+        <w:t>nHead</w:t>
+      </w:r>
+      <w:proofErr w:type="spellEnd"/>
+      <w:r>
+        <w:t xml:space="preserve"> Movement:\n");</w:t>
+      </w:r>
+    </w:p>
+    <w:p>
+      <w:pPr>
+        <w:spacing w:after="0" w:line="360" w:lineRule="auto"/>
+        <w:jc w:val="left"/>
+      </w:pPr>
+      <w:r>
+        <w:t xml:space="preserve">    </w:t>
+      </w:r>
+      <w:proofErr w:type="spellStart"/>
+      <w:r>
+        <w:t>printf</w:t>
+      </w:r>
+      <w:proofErr w:type="spellEnd"/>
+      <w:r>
+        <w:t>("%d", head);</w:t>
+      </w:r>
+    </w:p>
+    <w:p>
+      <w:pPr>
+        <w:spacing w:after="0" w:line="360" w:lineRule="auto"/>
+        <w:jc w:val="left"/>
+      </w:pPr>
+    </w:p>
+    <w:p>
+      <w:pPr>
+        <w:spacing w:after="0" w:line="360" w:lineRule="auto"/>
+        <w:jc w:val="left"/>
+      </w:pPr>
+      <w:r>
+        <w:t xml:space="preserve">    for (</w:t>
+      </w:r>
+      <w:proofErr w:type="spellStart"/>
+      <w:r>
+        <w:t>i</w:t>
+      </w:r>
+      <w:proofErr w:type="spellEnd"/>
+      <w:r>
+        <w:t xml:space="preserve"> = 0; </w:t>
+      </w:r>
+      <w:proofErr w:type="spellStart"/>
+      <w:r>
+        <w:t>i</w:t>
+      </w:r>
+      <w:proofErr w:type="spellEnd"/>
+      <w:r>
+        <w:t xml:space="preserve"> &lt; n; </w:t>
+      </w:r>
+      <w:proofErr w:type="spellStart"/>
+      <w:r>
+        <w:t>i</w:t>
+      </w:r>
+      <w:proofErr w:type="spellEnd"/>
+      <w:r>
+        <w:t>++) {</w:t>
       </w:r>
     </w:p>
     <w:p>
@@ -3400,34 +5174,74 @@
       </w:pPr>
       <w:r>
         <w:lastRenderedPageBreak/>
-        <w:t xml:space="preserve">        if (request[i] &gt;= head) {</w:t>
-      </w:r>
-    </w:p>
-    <w:p>
-      <w:pPr>
-        <w:spacing w:after="0" w:line="360" w:lineRule="auto"/>
-        <w:jc w:val="left"/>
-      </w:pPr>
-      <w:r>
-        <w:t xml:space="preserve">            totalHeadMovement += abs(head - request[i]);</w:t>
-      </w:r>
-    </w:p>
-    <w:p>
-      <w:pPr>
-        <w:spacing w:after="0" w:line="360" w:lineRule="auto"/>
-        <w:jc w:val="left"/>
-      </w:pPr>
-      <w:r>
-        <w:t xml:space="preserve">            head = request[i];</w:t>
-      </w:r>
-    </w:p>
-    <w:p>
-      <w:pPr>
-        <w:spacing w:after="0" w:line="360" w:lineRule="auto"/>
-        <w:jc w:val="left"/>
-      </w:pPr>
-      <w:r>
-        <w:t xml:space="preserve">            printf(" -&gt; %d", head);</w:t>
+        <w:t xml:space="preserve">        if (request[</w:t>
+      </w:r>
+      <w:proofErr w:type="spellStart"/>
+      <w:r>
+        <w:t>i</w:t>
+      </w:r>
+      <w:proofErr w:type="spellEnd"/>
+      <w:r>
+        <w:t>] &gt;= head) {</w:t>
+      </w:r>
+    </w:p>
+    <w:p>
+      <w:pPr>
+        <w:spacing w:after="0" w:line="360" w:lineRule="auto"/>
+        <w:jc w:val="left"/>
+      </w:pPr>
+      <w:r>
+        <w:t xml:space="preserve">            </w:t>
+      </w:r>
+      <w:proofErr w:type="spellStart"/>
+      <w:r>
+        <w:t>totalHeadMovement</w:t>
+      </w:r>
+      <w:proofErr w:type="spellEnd"/>
+      <w:r>
+        <w:t xml:space="preserve"> += abs(head - request[</w:t>
+      </w:r>
+      <w:proofErr w:type="spellStart"/>
+      <w:r>
+        <w:t>i</w:t>
+      </w:r>
+      <w:proofErr w:type="spellEnd"/>
+      <w:r>
+        <w:t>]);</w:t>
+      </w:r>
+    </w:p>
+    <w:p>
+      <w:pPr>
+        <w:spacing w:after="0" w:line="360" w:lineRule="auto"/>
+        <w:jc w:val="left"/>
+      </w:pPr>
+      <w:r>
+        <w:t xml:space="preserve">            head = request[</w:t>
+      </w:r>
+      <w:proofErr w:type="spellStart"/>
+      <w:r>
+        <w:t>i</w:t>
+      </w:r>
+      <w:proofErr w:type="spellEnd"/>
+      <w:r>
+        <w:t>];</w:t>
+      </w:r>
+    </w:p>
+    <w:p>
+      <w:pPr>
+        <w:spacing w:after="0" w:line="360" w:lineRule="auto"/>
+        <w:jc w:val="left"/>
+      </w:pPr>
+      <w:r>
+        <w:t xml:space="preserve">            </w:t>
+      </w:r>
+      <w:proofErr w:type="spellStart"/>
+      <w:r>
+        <w:t>printf</w:t>
+      </w:r>
+      <w:proofErr w:type="spellEnd"/>
+      <w:r>
+        <w:t>(" -&gt; %d", head);</w:t>
       </w:r>
     </w:p>
     <w:p>
@@ -3460,43 +5274,107 @@
         <w:jc w:val="left"/>
       </w:pPr>
       <w:r>
-        <w:t xml:space="preserve">    for (i = n - 1; i &gt;= 0; i--) {</w:t>
-      </w:r>
-    </w:p>
-    <w:p>
-      <w:pPr>
-        <w:spacing w:after="0" w:line="360" w:lineRule="auto"/>
-        <w:jc w:val="left"/>
-      </w:pPr>
-      <w:r>
-        <w:t xml:space="preserve">        if (request[i] &lt; 53) {</w:t>
-      </w:r>
-    </w:p>
-    <w:p>
-      <w:pPr>
-        <w:spacing w:after="0" w:line="360" w:lineRule="auto"/>
-        <w:jc w:val="left"/>
-      </w:pPr>
-      <w:r>
-        <w:t xml:space="preserve">            totalHeadMovement += abs(head - request[i]);</w:t>
-      </w:r>
-    </w:p>
-    <w:p>
-      <w:pPr>
-        <w:spacing w:after="0" w:line="360" w:lineRule="auto"/>
-        <w:jc w:val="left"/>
-      </w:pPr>
-      <w:r>
-        <w:t xml:space="preserve">            head = request[i];</w:t>
-      </w:r>
-    </w:p>
-    <w:p>
-      <w:pPr>
-        <w:spacing w:after="0" w:line="360" w:lineRule="auto"/>
-        <w:jc w:val="left"/>
-      </w:pPr>
-      <w:r>
-        <w:t xml:space="preserve">            printf(" -&gt; %d", head);</w:t>
+        <w:t xml:space="preserve">    for (</w:t>
+      </w:r>
+      <w:proofErr w:type="spellStart"/>
+      <w:r>
+        <w:t>i</w:t>
+      </w:r>
+      <w:proofErr w:type="spellEnd"/>
+      <w:r>
+        <w:t xml:space="preserve"> = n - 1; </w:t>
+      </w:r>
+      <w:proofErr w:type="spellStart"/>
+      <w:r>
+        <w:t>i</w:t>
+      </w:r>
+      <w:proofErr w:type="spellEnd"/>
+      <w:r>
+        <w:t xml:space="preserve"> &gt;= 0; </w:t>
+      </w:r>
+      <w:proofErr w:type="spellStart"/>
+      <w:r>
+        <w:t>i</w:t>
+      </w:r>
+      <w:proofErr w:type="spellEnd"/>
+      <w:r>
+        <w:t>--) {</w:t>
+      </w:r>
+    </w:p>
+    <w:p>
+      <w:pPr>
+        <w:spacing w:after="0" w:line="360" w:lineRule="auto"/>
+        <w:jc w:val="left"/>
+      </w:pPr>
+      <w:r>
+        <w:t xml:space="preserve">        if (request[</w:t>
+      </w:r>
+      <w:proofErr w:type="spellStart"/>
+      <w:r>
+        <w:t>i</w:t>
+      </w:r>
+      <w:proofErr w:type="spellEnd"/>
+      <w:r>
+        <w:t>] &lt; 53) {</w:t>
+      </w:r>
+    </w:p>
+    <w:p>
+      <w:pPr>
+        <w:spacing w:after="0" w:line="360" w:lineRule="auto"/>
+        <w:jc w:val="left"/>
+      </w:pPr>
+      <w:r>
+        <w:t xml:space="preserve">            </w:t>
+      </w:r>
+      <w:proofErr w:type="spellStart"/>
+      <w:r>
+        <w:t>totalHeadMovement</w:t>
+      </w:r>
+      <w:proofErr w:type="spellEnd"/>
+      <w:r>
+        <w:t xml:space="preserve"> += abs(head - request[</w:t>
+      </w:r>
+      <w:proofErr w:type="spellStart"/>
+      <w:r>
+        <w:t>i</w:t>
+      </w:r>
+      <w:proofErr w:type="spellEnd"/>
+      <w:r>
+        <w:t>]);</w:t>
+      </w:r>
+    </w:p>
+    <w:p>
+      <w:pPr>
+        <w:spacing w:after="0" w:line="360" w:lineRule="auto"/>
+        <w:jc w:val="left"/>
+      </w:pPr>
+      <w:r>
+        <w:t xml:space="preserve">            head = request[</w:t>
+      </w:r>
+      <w:proofErr w:type="spellStart"/>
+      <w:r>
+        <w:t>i</w:t>
+      </w:r>
+      <w:proofErr w:type="spellEnd"/>
+      <w:r>
+        <w:t>];</w:t>
+      </w:r>
+    </w:p>
+    <w:p>
+      <w:pPr>
+        <w:spacing w:after="0" w:line="360" w:lineRule="auto"/>
+        <w:jc w:val="left"/>
+      </w:pPr>
+      <w:r>
+        <w:t xml:space="preserve">            </w:t>
+      </w:r>
+      <w:proofErr w:type="spellStart"/>
+      <w:r>
+        <w:t>printf</w:t>
+      </w:r>
+      <w:proofErr w:type="spellEnd"/>
+      <w:r>
+        <w:t>(" -&gt; %d", head);</w:t>
       </w:r>
     </w:p>
     <w:p>
@@ -3523,7 +5401,31 @@
         <w:jc w:val="left"/>
       </w:pPr>
       <w:r>
-        <w:t xml:space="preserve">    printf("\n\nTotal Head Movement = %d cylinders\n", totalHeadMovement);</w:t>
+        <w:t xml:space="preserve">    </w:t>
+      </w:r>
+      <w:proofErr w:type="spellStart"/>
+      <w:r>
+        <w:t>printf</w:t>
+      </w:r>
+      <w:proofErr w:type="spellEnd"/>
+      <w:r>
+        <w:t>("\n\</w:t>
+      </w:r>
+      <w:proofErr w:type="spellStart"/>
+      <w:r>
+        <w:t>nTotal</w:t>
+      </w:r>
+      <w:proofErr w:type="spellEnd"/>
+      <w:r>
+        <w:t xml:space="preserve"> Head Movement = %d cylinders\n", </w:t>
+      </w:r>
+      <w:proofErr w:type="spellStart"/>
+      <w:r>
+        <w:t>totalHeadMovement</w:t>
+      </w:r>
+      <w:proofErr w:type="spellEnd"/>
+      <w:r>
+        <w:t>);</w:t>
       </w:r>
     </w:p>
     <w:p>
@@ -3548,6 +5450,15 @@
       </w:pPr>
       <w:r>
         <w:t>}</w:t>
+      </w:r>
+    </w:p>
+    <w:p>
+      <w:pPr>
+        <w:spacing w:line="278" w:lineRule="auto"/>
+        <w:jc w:val="left"/>
+      </w:pPr>
+      <w:r>
+        <w:br w:type="page"/>
       </w:r>
     </w:p>
     <w:p>
@@ -3565,6 +5476,7 @@
           <w:b/>
           <w:bCs/>
         </w:rPr>
+        <w:lastRenderedPageBreak/>
         <w:t xml:space="preserve">6. </w:t>
       </w:r>
       <w:r>
@@ -3581,16 +5493,32 @@
         <w:jc w:val="left"/>
       </w:pPr>
       <w:r>
-        <w:t>#include &lt;stdio.h&gt;</w:t>
-      </w:r>
-    </w:p>
-    <w:p>
-      <w:pPr>
-        <w:spacing w:after="0" w:line="360" w:lineRule="auto"/>
-        <w:jc w:val="left"/>
-      </w:pPr>
-      <w:r>
-        <w:t>#include &lt;stdlib.h&gt;</w:t>
+        <w:t>#include &lt;</w:t>
+      </w:r>
+      <w:proofErr w:type="spellStart"/>
+      <w:r>
+        <w:t>stdio.h</w:t>
+      </w:r>
+      <w:proofErr w:type="spellEnd"/>
+      <w:r>
+        <w:t>&gt;</w:t>
+      </w:r>
+    </w:p>
+    <w:p>
+      <w:pPr>
+        <w:spacing w:after="0" w:line="360" w:lineRule="auto"/>
+        <w:jc w:val="left"/>
+      </w:pPr>
+      <w:r>
+        <w:t>#include &lt;</w:t>
+      </w:r>
+      <w:proofErr w:type="spellStart"/>
+      <w:r>
+        <w:t>stdlib.h</w:t>
+      </w:r>
+      <w:proofErr w:type="spellEnd"/>
+      <w:r>
+        <w:t>&gt;</w:t>
       </w:r>
     </w:p>
     <w:p>
@@ -3623,7 +5551,23 @@
         <w:jc w:val="left"/>
       </w:pPr>
       <w:r>
-        <w:t xml:space="preserve">    int n = sizeof(request) / sizeof(request[0]);</w:t>
+        <w:t xml:space="preserve">    int n = </w:t>
+      </w:r>
+      <w:proofErr w:type="spellStart"/>
+      <w:r>
+        <w:t>sizeof</w:t>
+      </w:r>
+      <w:proofErr w:type="spellEnd"/>
+      <w:r>
+        <w:t xml:space="preserve">(request) / </w:t>
+      </w:r>
+      <w:proofErr w:type="spellStart"/>
+      <w:r>
+        <w:t>sizeof</w:t>
+      </w:r>
+      <w:proofErr w:type="spellEnd"/>
+      <w:r>
+        <w:t>(request[0]);</w:t>
       </w:r>
     </w:p>
     <w:p>
@@ -3647,50 +5591,384 @@
         <w:jc w:val="left"/>
       </w:pPr>
       <w:r>
-        <w:t xml:space="preserve">    int totalHeadMovement = 0;</w:t>
-      </w:r>
-    </w:p>
-    <w:p>
-      <w:pPr>
-        <w:spacing w:after="0" w:line="360" w:lineRule="auto"/>
-        <w:jc w:val="left"/>
-      </w:pPr>
-      <w:r>
-        <w:t xml:space="preserve">    int i, j, temp;</w:t>
-      </w:r>
-    </w:p>
-    <w:p>
-      <w:pPr>
-        <w:spacing w:after="0" w:line="360" w:lineRule="auto"/>
-        <w:jc w:val="left"/>
-      </w:pPr>
-    </w:p>
-    <w:p>
-      <w:pPr>
-        <w:spacing w:after="0" w:line="360" w:lineRule="auto"/>
-        <w:jc w:val="left"/>
-      </w:pPr>
-      <w:r>
-        <w:t xml:space="preserve">    for (i = 0; i &lt; n - 1; i++) {</w:t>
-      </w:r>
-    </w:p>
-    <w:p>
-      <w:pPr>
-        <w:spacing w:after="0" w:line="360" w:lineRule="auto"/>
-        <w:jc w:val="left"/>
-      </w:pPr>
-      <w:r>
-        <w:t xml:space="preserve">        for (j = i + 1; j &lt; n; j++) {</w:t>
-      </w:r>
-    </w:p>
-    <w:p>
-      <w:pPr>
-        <w:spacing w:after="0" w:line="360" w:lineRule="auto"/>
-        <w:jc w:val="left"/>
-      </w:pPr>
-      <w:r>
-        <w:t xml:space="preserve">            if (request[i] &gt; request[j]) {</w:t>
-      </w:r>
+        <w:t xml:space="preserve">    int </w:t>
+      </w:r>
+      <w:proofErr w:type="spellStart"/>
+      <w:r>
+        <w:t>totalHeadMovement</w:t>
+      </w:r>
+      <w:proofErr w:type="spellEnd"/>
+      <w:r>
+        <w:t xml:space="preserve"> = 0;</w:t>
+      </w:r>
+    </w:p>
+    <w:p>
+      <w:pPr>
+        <w:spacing w:after="0" w:line="360" w:lineRule="auto"/>
+        <w:jc w:val="left"/>
+      </w:pPr>
+      <w:r>
+        <w:t xml:space="preserve">    int </w:t>
+      </w:r>
+      <w:proofErr w:type="spellStart"/>
+      <w:r>
+        <w:t>i</w:t>
+      </w:r>
+      <w:proofErr w:type="spellEnd"/>
+      <w:r>
+        <w:t>, j, temp;</w:t>
+      </w:r>
+    </w:p>
+    <w:p>
+      <w:pPr>
+        <w:spacing w:after="0" w:line="360" w:lineRule="auto"/>
+        <w:jc w:val="left"/>
+      </w:pPr>
+    </w:p>
+    <w:p>
+      <w:pPr>
+        <w:spacing w:after="0" w:line="360" w:lineRule="auto"/>
+        <w:jc w:val="left"/>
+      </w:pPr>
+      <w:r>
+        <w:t xml:space="preserve">    for (</w:t>
+      </w:r>
+      <w:proofErr w:type="spellStart"/>
+      <w:r>
+        <w:t>i</w:t>
+      </w:r>
+      <w:proofErr w:type="spellEnd"/>
+      <w:r>
+        <w:t xml:space="preserve"> = 0; </w:t>
+      </w:r>
+      <w:proofErr w:type="spellStart"/>
+      <w:r>
+        <w:t>i</w:t>
+      </w:r>
+      <w:proofErr w:type="spellEnd"/>
+      <w:r>
+        <w:t xml:space="preserve"> &lt; n - 1; </w:t>
+      </w:r>
+      <w:proofErr w:type="spellStart"/>
+      <w:r>
+        <w:t>i</w:t>
+      </w:r>
+      <w:proofErr w:type="spellEnd"/>
+      <w:r>
+        <w:t>++) {</w:t>
+      </w:r>
+    </w:p>
+    <w:p>
+      <w:pPr>
+        <w:spacing w:after="0" w:line="360" w:lineRule="auto"/>
+        <w:jc w:val="left"/>
+      </w:pPr>
+      <w:r>
+        <w:t xml:space="preserve">        for (j = </w:t>
+      </w:r>
+      <w:proofErr w:type="spellStart"/>
+      <w:r>
+        <w:t>i</w:t>
+      </w:r>
+      <w:proofErr w:type="spellEnd"/>
+      <w:r>
+        <w:t xml:space="preserve"> + 1; j &lt; n; </w:t>
+      </w:r>
+      <w:proofErr w:type="spellStart"/>
+      <w:r>
+        <w:t>j++</w:t>
+      </w:r>
+      <w:proofErr w:type="spellEnd"/>
+      <w:r>
+        <w:t>) {</w:t>
+      </w:r>
+    </w:p>
+    <w:p>
+      <w:pPr>
+        <w:spacing w:after="0" w:line="360" w:lineRule="auto"/>
+        <w:jc w:val="left"/>
+      </w:pPr>
+      <w:r>
+        <w:t xml:space="preserve">            if (request[</w:t>
+      </w:r>
+      <w:proofErr w:type="spellStart"/>
+      <w:r>
+        <w:t>i</w:t>
+      </w:r>
+      <w:proofErr w:type="spellEnd"/>
+      <w:r>
+        <w:t>] &gt; request[j]) {</w:t>
+      </w:r>
+    </w:p>
+    <w:p>
+      <w:pPr>
+        <w:spacing w:after="0" w:line="360" w:lineRule="auto"/>
+        <w:jc w:val="left"/>
+      </w:pPr>
+      <w:r>
+        <w:t xml:space="preserve">                temp = request[</w:t>
+      </w:r>
+      <w:proofErr w:type="spellStart"/>
+      <w:r>
+        <w:t>i</w:t>
+      </w:r>
+      <w:proofErr w:type="spellEnd"/>
+      <w:r>
+        <w:t>];</w:t>
+      </w:r>
+    </w:p>
+    <w:p>
+      <w:pPr>
+        <w:spacing w:after="0" w:line="360" w:lineRule="auto"/>
+        <w:jc w:val="left"/>
+      </w:pPr>
+      <w:r>
+        <w:t xml:space="preserve">                request[</w:t>
+      </w:r>
+      <w:proofErr w:type="spellStart"/>
+      <w:r>
+        <w:t>i</w:t>
+      </w:r>
+      <w:proofErr w:type="spellEnd"/>
+      <w:r>
+        <w:t>] = request[j];</w:t>
+      </w:r>
+    </w:p>
+    <w:p>
+      <w:pPr>
+        <w:spacing w:after="0" w:line="360" w:lineRule="auto"/>
+        <w:jc w:val="left"/>
+      </w:pPr>
+      <w:r>
+        <w:t xml:space="preserve">                request[j] = temp;</w:t>
+      </w:r>
+    </w:p>
+    <w:p>
+      <w:pPr>
+        <w:spacing w:after="0" w:line="360" w:lineRule="auto"/>
+        <w:jc w:val="left"/>
+      </w:pPr>
+      <w:r>
+        <w:t xml:space="preserve">            }</w:t>
+      </w:r>
+    </w:p>
+    <w:p>
+      <w:pPr>
+        <w:spacing w:after="0" w:line="360" w:lineRule="auto"/>
+        <w:jc w:val="left"/>
+      </w:pPr>
+      <w:r>
+        <w:t xml:space="preserve">        }</w:t>
+      </w:r>
+    </w:p>
+    <w:p>
+      <w:pPr>
+        <w:spacing w:after="0" w:line="360" w:lineRule="auto"/>
+        <w:jc w:val="left"/>
+      </w:pPr>
+      <w:r>
+        <w:t xml:space="preserve">    }</w:t>
+      </w:r>
+    </w:p>
+    <w:p>
+      <w:pPr>
+        <w:spacing w:after="0" w:line="360" w:lineRule="auto"/>
+        <w:jc w:val="left"/>
+      </w:pPr>
+    </w:p>
+    <w:p>
+      <w:pPr>
+        <w:spacing w:after="0" w:line="360" w:lineRule="auto"/>
+        <w:jc w:val="left"/>
+      </w:pPr>
+      <w:r>
+        <w:t xml:space="preserve">    </w:t>
+      </w:r>
+      <w:proofErr w:type="spellStart"/>
+      <w:r>
+        <w:t>printf</w:t>
+      </w:r>
+      <w:proofErr w:type="spellEnd"/>
+      <w:r>
+        <w:t>("Disk Request Queue: ");</w:t>
+      </w:r>
+    </w:p>
+    <w:p>
+      <w:pPr>
+        <w:spacing w:after="0" w:line="360" w:lineRule="auto"/>
+        <w:jc w:val="left"/>
+      </w:pPr>
+      <w:r>
+        <w:t xml:space="preserve">    for (</w:t>
+      </w:r>
+      <w:proofErr w:type="spellStart"/>
+      <w:r>
+        <w:t>i</w:t>
+      </w:r>
+      <w:proofErr w:type="spellEnd"/>
+      <w:r>
+        <w:t xml:space="preserve"> = 0; </w:t>
+      </w:r>
+      <w:proofErr w:type="spellStart"/>
+      <w:r>
+        <w:t>i</w:t>
+      </w:r>
+      <w:proofErr w:type="spellEnd"/>
+      <w:r>
+        <w:t xml:space="preserve"> &lt; n; </w:t>
+      </w:r>
+      <w:proofErr w:type="spellStart"/>
+      <w:r>
+        <w:t>i</w:t>
+      </w:r>
+      <w:proofErr w:type="spellEnd"/>
+      <w:r>
+        <w:t>++) {</w:t>
+      </w:r>
+    </w:p>
+    <w:p>
+      <w:pPr>
+        <w:spacing w:after="0" w:line="360" w:lineRule="auto"/>
+        <w:jc w:val="left"/>
+      </w:pPr>
+      <w:r>
+        <w:t xml:space="preserve">        </w:t>
+      </w:r>
+      <w:proofErr w:type="spellStart"/>
+      <w:r>
+        <w:t>printf</w:t>
+      </w:r>
+      <w:proofErr w:type="spellEnd"/>
+      <w:r>
+        <w:t>("%d ", request[</w:t>
+      </w:r>
+      <w:proofErr w:type="spellStart"/>
+      <w:r>
+        <w:t>i</w:t>
+      </w:r>
+      <w:proofErr w:type="spellEnd"/>
+      <w:r>
+        <w:t>]);</w:t>
+      </w:r>
+    </w:p>
+    <w:p>
+      <w:pPr>
+        <w:spacing w:after="0" w:line="360" w:lineRule="auto"/>
+        <w:jc w:val="left"/>
+      </w:pPr>
+      <w:r>
+        <w:t xml:space="preserve">    }</w:t>
+      </w:r>
+    </w:p>
+    <w:p>
+      <w:pPr>
+        <w:spacing w:after="0" w:line="360" w:lineRule="auto"/>
+        <w:jc w:val="left"/>
+      </w:pPr>
+    </w:p>
+    <w:p>
+      <w:pPr>
+        <w:spacing w:after="0" w:line="360" w:lineRule="auto"/>
+        <w:jc w:val="left"/>
+      </w:pPr>
+      <w:r>
+        <w:t xml:space="preserve">    </w:t>
+      </w:r>
+      <w:proofErr w:type="spellStart"/>
+      <w:r>
+        <w:t>printf</w:t>
+      </w:r>
+      <w:proofErr w:type="spellEnd"/>
+      <w:r>
+        <w:t>("\</w:t>
+      </w:r>
+      <w:proofErr w:type="spellStart"/>
+      <w:r>
+        <w:t>nInitial</w:t>
+      </w:r>
+      <w:proofErr w:type="spellEnd"/>
+      <w:r>
+        <w:t xml:space="preserve"> Head Position: %d", head);</w:t>
+      </w:r>
+    </w:p>
+    <w:p>
+      <w:pPr>
+        <w:spacing w:after="0" w:line="360" w:lineRule="auto"/>
+        <w:jc w:val="left"/>
+      </w:pPr>
+      <w:r>
+        <w:t xml:space="preserve">    </w:t>
+      </w:r>
+      <w:proofErr w:type="spellStart"/>
+      <w:r>
+        <w:t>printf</w:t>
+      </w:r>
+      <w:proofErr w:type="spellEnd"/>
+      <w:r>
+        <w:t>("\</w:t>
+      </w:r>
+      <w:proofErr w:type="spellStart"/>
+      <w:r>
+        <w:t>nDirection</w:t>
+      </w:r>
+      <w:proofErr w:type="spellEnd"/>
+      <w:r>
+        <w:t>: Towards 200");</w:t>
+      </w:r>
+    </w:p>
+    <w:p>
+      <w:pPr>
+        <w:spacing w:after="0" w:line="360" w:lineRule="auto"/>
+        <w:jc w:val="left"/>
+      </w:pPr>
+    </w:p>
+    <w:p>
+      <w:pPr>
+        <w:spacing w:after="0" w:line="360" w:lineRule="auto"/>
+        <w:jc w:val="left"/>
+      </w:pPr>
+      <w:r>
+        <w:t xml:space="preserve">    </w:t>
+      </w:r>
+      <w:proofErr w:type="spellStart"/>
+      <w:r>
+        <w:t>printf</w:t>
+      </w:r>
+      <w:proofErr w:type="spellEnd"/>
+      <w:r>
+        <w:t>("\n\</w:t>
+      </w:r>
+      <w:proofErr w:type="spellStart"/>
+      <w:r>
+        <w:t>nHead</w:t>
+      </w:r>
+      <w:proofErr w:type="spellEnd"/>
+      <w:r>
+        <w:t xml:space="preserve"> Movement:\n");</w:t>
+      </w:r>
+    </w:p>
+    <w:p>
+      <w:pPr>
+        <w:spacing w:after="0" w:line="360" w:lineRule="auto"/>
+        <w:jc w:val="left"/>
+      </w:pPr>
+      <w:r>
+        <w:t xml:space="preserve">    </w:t>
+      </w:r>
+      <w:proofErr w:type="spellStart"/>
+      <w:r>
+        <w:t>printf</w:t>
+      </w:r>
+      <w:proofErr w:type="spellEnd"/>
+      <w:r>
+        <w:t>("%d", head);</w:t>
+      </w:r>
+    </w:p>
+    <w:p>
+      <w:pPr>
+        <w:spacing w:after="0" w:line="360" w:lineRule="auto"/>
+        <w:jc w:val="left"/>
+      </w:pPr>
     </w:p>
     <w:p>
       <w:pPr>
@@ -3699,25 +5977,257 @@
       </w:pPr>
       <w:r>
         <w:lastRenderedPageBreak/>
-        <w:t xml:space="preserve">                temp = request[i];</w:t>
-      </w:r>
-    </w:p>
-    <w:p>
-      <w:pPr>
-        <w:spacing w:after="0" w:line="360" w:lineRule="auto"/>
-        <w:jc w:val="left"/>
-      </w:pPr>
-      <w:r>
-        <w:t xml:space="preserve">                request[i] = request[j];</w:t>
-      </w:r>
-    </w:p>
-    <w:p>
-      <w:pPr>
-        <w:spacing w:after="0" w:line="360" w:lineRule="auto"/>
-        <w:jc w:val="left"/>
-      </w:pPr>
-      <w:r>
-        <w:t xml:space="preserve">                request[j] = temp;</w:t>
+        <w:t xml:space="preserve">    for (</w:t>
+      </w:r>
+      <w:proofErr w:type="spellStart"/>
+      <w:r>
+        <w:t>i</w:t>
+      </w:r>
+      <w:proofErr w:type="spellEnd"/>
+      <w:r>
+        <w:t xml:space="preserve"> = 0; </w:t>
+      </w:r>
+      <w:proofErr w:type="spellStart"/>
+      <w:r>
+        <w:t>i</w:t>
+      </w:r>
+      <w:proofErr w:type="spellEnd"/>
+      <w:r>
+        <w:t xml:space="preserve"> &lt; n; </w:t>
+      </w:r>
+      <w:proofErr w:type="spellStart"/>
+      <w:r>
+        <w:t>i</w:t>
+      </w:r>
+      <w:proofErr w:type="spellEnd"/>
+      <w:r>
+        <w:t>++) {</w:t>
+      </w:r>
+    </w:p>
+    <w:p>
+      <w:pPr>
+        <w:spacing w:after="0" w:line="360" w:lineRule="auto"/>
+        <w:jc w:val="left"/>
+      </w:pPr>
+      <w:r>
+        <w:t xml:space="preserve">        if (request[</w:t>
+      </w:r>
+      <w:proofErr w:type="spellStart"/>
+      <w:r>
+        <w:t>i</w:t>
+      </w:r>
+      <w:proofErr w:type="spellEnd"/>
+      <w:r>
+        <w:t>] &gt;= head) {</w:t>
+      </w:r>
+    </w:p>
+    <w:p>
+      <w:pPr>
+        <w:spacing w:after="0" w:line="360" w:lineRule="auto"/>
+        <w:jc w:val="left"/>
+      </w:pPr>
+      <w:r>
+        <w:t xml:space="preserve">            </w:t>
+      </w:r>
+      <w:proofErr w:type="spellStart"/>
+      <w:r>
+        <w:t>totalHeadMovement</w:t>
+      </w:r>
+      <w:proofErr w:type="spellEnd"/>
+      <w:r>
+        <w:t xml:space="preserve"> += abs(head - request[</w:t>
+      </w:r>
+      <w:proofErr w:type="spellStart"/>
+      <w:r>
+        <w:t>i</w:t>
+      </w:r>
+      <w:proofErr w:type="spellEnd"/>
+      <w:r>
+        <w:t>]);</w:t>
+      </w:r>
+    </w:p>
+    <w:p>
+      <w:pPr>
+        <w:spacing w:after="0" w:line="360" w:lineRule="auto"/>
+        <w:jc w:val="left"/>
+      </w:pPr>
+      <w:r>
+        <w:t xml:space="preserve">            head = request[</w:t>
+      </w:r>
+      <w:proofErr w:type="spellStart"/>
+      <w:r>
+        <w:t>i</w:t>
+      </w:r>
+      <w:proofErr w:type="spellEnd"/>
+      <w:r>
+        <w:t>];</w:t>
+      </w:r>
+    </w:p>
+    <w:p>
+      <w:pPr>
+        <w:spacing w:after="0" w:line="360" w:lineRule="auto"/>
+        <w:jc w:val="left"/>
+      </w:pPr>
+      <w:r>
+        <w:t xml:space="preserve">            </w:t>
+      </w:r>
+      <w:proofErr w:type="spellStart"/>
+      <w:r>
+        <w:t>printf</w:t>
+      </w:r>
+      <w:proofErr w:type="spellEnd"/>
+      <w:r>
+        <w:t>(" -&gt; %d", head);</w:t>
+      </w:r>
+    </w:p>
+    <w:p>
+      <w:pPr>
+        <w:spacing w:after="0" w:line="360" w:lineRule="auto"/>
+        <w:jc w:val="left"/>
+      </w:pPr>
+      <w:r>
+        <w:t xml:space="preserve">        }</w:t>
+      </w:r>
+    </w:p>
+    <w:p>
+      <w:pPr>
+        <w:spacing w:after="0" w:line="360" w:lineRule="auto"/>
+        <w:jc w:val="left"/>
+      </w:pPr>
+      <w:r>
+        <w:t xml:space="preserve">    }</w:t>
+      </w:r>
+    </w:p>
+    <w:p>
+      <w:pPr>
+        <w:spacing w:after="0" w:line="360" w:lineRule="auto"/>
+        <w:jc w:val="left"/>
+      </w:pPr>
+    </w:p>
+    <w:p>
+      <w:pPr>
+        <w:spacing w:after="0" w:line="360" w:lineRule="auto"/>
+        <w:jc w:val="left"/>
+      </w:pPr>
+      <w:r>
+        <w:t xml:space="preserve">    for (</w:t>
+      </w:r>
+      <w:proofErr w:type="spellStart"/>
+      <w:r>
+        <w:t>i</w:t>
+      </w:r>
+      <w:proofErr w:type="spellEnd"/>
+      <w:r>
+        <w:t xml:space="preserve"> = 0; </w:t>
+      </w:r>
+      <w:proofErr w:type="spellStart"/>
+      <w:r>
+        <w:t>i</w:t>
+      </w:r>
+      <w:proofErr w:type="spellEnd"/>
+      <w:r>
+        <w:t xml:space="preserve"> &lt; n; </w:t>
+      </w:r>
+      <w:proofErr w:type="spellStart"/>
+      <w:r>
+        <w:t>i</w:t>
+      </w:r>
+      <w:proofErr w:type="spellEnd"/>
+      <w:r>
+        <w:t>++) {</w:t>
+      </w:r>
+    </w:p>
+    <w:p>
+      <w:pPr>
+        <w:spacing w:after="0" w:line="360" w:lineRule="auto"/>
+        <w:jc w:val="left"/>
+      </w:pPr>
+      <w:r>
+        <w:t xml:space="preserve">        if (request[</w:t>
+      </w:r>
+      <w:proofErr w:type="spellStart"/>
+      <w:r>
+        <w:t>i</w:t>
+      </w:r>
+      <w:proofErr w:type="spellEnd"/>
+      <w:r>
+        <w:t>] &lt; 53) {</w:t>
+      </w:r>
+    </w:p>
+    <w:p>
+      <w:pPr>
+        <w:spacing w:after="0" w:line="360" w:lineRule="auto"/>
+        <w:jc w:val="left"/>
+      </w:pPr>
+      <w:r>
+        <w:t xml:space="preserve">            if (head != request[</w:t>
+      </w:r>
+      <w:proofErr w:type="spellStart"/>
+      <w:r>
+        <w:t>i</w:t>
+      </w:r>
+      <w:proofErr w:type="spellEnd"/>
+      <w:r>
+        <w:t>]) {</w:t>
+      </w:r>
+    </w:p>
+    <w:p>
+      <w:pPr>
+        <w:spacing w:after="0" w:line="360" w:lineRule="auto"/>
+        <w:jc w:val="left"/>
+      </w:pPr>
+      <w:r>
+        <w:t xml:space="preserve">                </w:t>
+      </w:r>
+      <w:proofErr w:type="spellStart"/>
+      <w:r>
+        <w:t>totalHeadMovement</w:t>
+      </w:r>
+      <w:proofErr w:type="spellEnd"/>
+      <w:r>
+        <w:t xml:space="preserve"> += abs(head - request[</w:t>
+      </w:r>
+      <w:proofErr w:type="spellStart"/>
+      <w:r>
+        <w:t>i</w:t>
+      </w:r>
+      <w:proofErr w:type="spellEnd"/>
+      <w:r>
+        <w:t>]);</w:t>
+      </w:r>
+    </w:p>
+    <w:p>
+      <w:pPr>
+        <w:spacing w:after="0" w:line="360" w:lineRule="auto"/>
+        <w:jc w:val="left"/>
+      </w:pPr>
+      <w:r>
+        <w:t xml:space="preserve">                head = request[</w:t>
+      </w:r>
+      <w:proofErr w:type="spellStart"/>
+      <w:r>
+        <w:t>i</w:t>
+      </w:r>
+      <w:proofErr w:type="spellEnd"/>
+      <w:r>
+        <w:t>];</w:t>
+      </w:r>
+    </w:p>
+    <w:p>
+      <w:pPr>
+        <w:spacing w:after="0" w:line="360" w:lineRule="auto"/>
+        <w:jc w:val="left"/>
+      </w:pPr>
+      <w:r>
+        <w:t xml:space="preserve">                </w:t>
+      </w:r>
+      <w:proofErr w:type="spellStart"/>
+      <w:r>
+        <w:t>printf</w:t>
+      </w:r>
+      <w:proofErr w:type="spellEnd"/>
+      <w:r>
+        <w:t>(" -&gt; %d", head);</w:t>
       </w:r>
     </w:p>
     <w:p>
@@ -3759,254 +6269,31 @@
         <w:jc w:val="left"/>
       </w:pPr>
       <w:r>
-        <w:t xml:space="preserve">    printf("Disk Request Queue: ");</w:t>
-      </w:r>
-    </w:p>
-    <w:p>
-      <w:pPr>
-        <w:spacing w:after="0" w:line="360" w:lineRule="auto"/>
-        <w:jc w:val="left"/>
-      </w:pPr>
-      <w:r>
-        <w:t xml:space="preserve">    for (i = 0; i &lt; n; i++) {</w:t>
-      </w:r>
-    </w:p>
-    <w:p>
-      <w:pPr>
-        <w:spacing w:after="0" w:line="360" w:lineRule="auto"/>
-        <w:jc w:val="left"/>
-      </w:pPr>
-      <w:r>
-        <w:t xml:space="preserve">        printf("%d ", request[i]);</w:t>
-      </w:r>
-    </w:p>
-    <w:p>
-      <w:pPr>
-        <w:spacing w:after="0" w:line="360" w:lineRule="auto"/>
-        <w:jc w:val="left"/>
-      </w:pPr>
-      <w:r>
-        <w:t xml:space="preserve">    }</w:t>
-      </w:r>
-    </w:p>
-    <w:p>
-      <w:pPr>
-        <w:spacing w:after="0" w:line="360" w:lineRule="auto"/>
-        <w:jc w:val="left"/>
-      </w:pPr>
-    </w:p>
-    <w:p>
-      <w:pPr>
-        <w:spacing w:after="0" w:line="360" w:lineRule="auto"/>
-        <w:jc w:val="left"/>
-      </w:pPr>
-      <w:r>
-        <w:t xml:space="preserve">    printf("\nInitial Head Position: %d", head);</w:t>
-      </w:r>
-    </w:p>
-    <w:p>
-      <w:pPr>
-        <w:spacing w:after="0" w:line="360" w:lineRule="auto"/>
-        <w:jc w:val="left"/>
-      </w:pPr>
-      <w:r>
-        <w:t xml:space="preserve">    printf("\nDirection: Towards 200");</w:t>
-      </w:r>
-    </w:p>
-    <w:p>
-      <w:pPr>
-        <w:spacing w:after="0" w:line="360" w:lineRule="auto"/>
-        <w:jc w:val="left"/>
-      </w:pPr>
-    </w:p>
-    <w:p>
-      <w:pPr>
-        <w:spacing w:after="0" w:line="360" w:lineRule="auto"/>
-        <w:jc w:val="left"/>
-      </w:pPr>
-      <w:r>
-        <w:t xml:space="preserve">    printf("\n\nHead Movement:\n");</w:t>
-      </w:r>
-    </w:p>
-    <w:p>
-      <w:pPr>
-        <w:spacing w:after="0" w:line="360" w:lineRule="auto"/>
-        <w:jc w:val="left"/>
-      </w:pPr>
-      <w:r>
-        <w:t xml:space="preserve">    printf("%d", head);</w:t>
-      </w:r>
-    </w:p>
-    <w:p>
-      <w:pPr>
-        <w:spacing w:after="0" w:line="360" w:lineRule="auto"/>
-        <w:jc w:val="left"/>
-      </w:pPr>
-    </w:p>
-    <w:p>
-      <w:pPr>
-        <w:spacing w:after="0" w:line="360" w:lineRule="auto"/>
-        <w:jc w:val="left"/>
-      </w:pPr>
-      <w:r>
-        <w:t xml:space="preserve">    for (i = 0; i &lt; n; i++) {</w:t>
-      </w:r>
-    </w:p>
-    <w:p>
-      <w:pPr>
-        <w:spacing w:after="0" w:line="360" w:lineRule="auto"/>
-        <w:jc w:val="left"/>
-      </w:pPr>
-      <w:r>
-        <w:t xml:space="preserve">        if (request[i] &gt;= head) {</w:t>
-      </w:r>
-    </w:p>
-    <w:p>
-      <w:pPr>
-        <w:spacing w:after="0" w:line="360" w:lineRule="auto"/>
-        <w:jc w:val="left"/>
-      </w:pPr>
-      <w:r>
-        <w:t xml:space="preserve">            totalHeadMovement += abs(head - request[i]);</w:t>
-      </w:r>
-    </w:p>
-    <w:p>
-      <w:pPr>
-        <w:spacing w:after="0" w:line="360" w:lineRule="auto"/>
-        <w:jc w:val="left"/>
-      </w:pPr>
-      <w:r>
-        <w:t xml:space="preserve">            head = request[i];</w:t>
-      </w:r>
-    </w:p>
-    <w:p>
-      <w:pPr>
-        <w:spacing w:after="0" w:line="360" w:lineRule="auto"/>
-        <w:jc w:val="left"/>
-      </w:pPr>
-      <w:r>
-        <w:t xml:space="preserve">            printf(" -&gt; %d", head);</w:t>
-      </w:r>
-    </w:p>
-    <w:p>
-      <w:pPr>
-        <w:spacing w:after="0" w:line="360" w:lineRule="auto"/>
-        <w:jc w:val="left"/>
-      </w:pPr>
-      <w:r>
-        <w:t xml:space="preserve">        }</w:t>
-      </w:r>
-    </w:p>
-    <w:p>
-      <w:pPr>
-        <w:spacing w:after="0" w:line="360" w:lineRule="auto"/>
-        <w:jc w:val="left"/>
-      </w:pPr>
-      <w:r>
-        <w:t xml:space="preserve">    }</w:t>
-      </w:r>
-    </w:p>
-    <w:p>
-      <w:pPr>
-        <w:spacing w:after="0" w:line="360" w:lineRule="auto"/>
-        <w:jc w:val="left"/>
-      </w:pPr>
-    </w:p>
-    <w:p>
-      <w:pPr>
-        <w:spacing w:after="0" w:line="360" w:lineRule="auto"/>
-        <w:jc w:val="left"/>
-      </w:pPr>
-      <w:r>
-        <w:t xml:space="preserve">    for (i = 0; i &lt; n; i++) {</w:t>
-      </w:r>
-    </w:p>
-    <w:p>
-      <w:pPr>
-        <w:spacing w:after="0" w:line="360" w:lineRule="auto"/>
-        <w:jc w:val="left"/>
-      </w:pPr>
-      <w:r>
-        <w:t xml:space="preserve">        if (request[i] &lt; 53) {</w:t>
-      </w:r>
-    </w:p>
-    <w:p>
-      <w:pPr>
-        <w:spacing w:after="0" w:line="360" w:lineRule="auto"/>
-        <w:jc w:val="left"/>
-      </w:pPr>
-      <w:r>
-        <w:t xml:space="preserve">            if (head != request[i]) {</w:t>
-      </w:r>
-    </w:p>
-    <w:p>
-      <w:pPr>
-        <w:spacing w:after="0" w:line="360" w:lineRule="auto"/>
-        <w:jc w:val="left"/>
-      </w:pPr>
-      <w:r>
-        <w:t xml:space="preserve">                totalHeadMovement += abs(head - request[i]);</w:t>
-      </w:r>
-    </w:p>
-    <w:p>
-      <w:pPr>
-        <w:spacing w:after="0" w:line="360" w:lineRule="auto"/>
-        <w:jc w:val="left"/>
-      </w:pPr>
-      <w:r>
-        <w:t xml:space="preserve">                head = request[i];</w:t>
-      </w:r>
-    </w:p>
-    <w:p>
-      <w:pPr>
-        <w:spacing w:after="0" w:line="360" w:lineRule="auto"/>
-        <w:jc w:val="left"/>
-      </w:pPr>
-      <w:r>
-        <w:t xml:space="preserve">                printf(" -&gt; %d", head);</w:t>
-      </w:r>
-    </w:p>
-    <w:p>
-      <w:pPr>
-        <w:spacing w:after="0" w:line="360" w:lineRule="auto"/>
-        <w:jc w:val="left"/>
-      </w:pPr>
-      <w:r>
-        <w:t xml:space="preserve">            }</w:t>
-      </w:r>
-    </w:p>
-    <w:p>
-      <w:pPr>
-        <w:spacing w:after="0" w:line="360" w:lineRule="auto"/>
-        <w:jc w:val="left"/>
-      </w:pPr>
-      <w:r>
-        <w:t xml:space="preserve">        }</w:t>
-      </w:r>
-    </w:p>
-    <w:p>
-      <w:pPr>
-        <w:spacing w:after="0" w:line="360" w:lineRule="auto"/>
-        <w:jc w:val="left"/>
-      </w:pPr>
-      <w:r>
-        <w:lastRenderedPageBreak/>
-        <w:t xml:space="preserve">    }</w:t>
-      </w:r>
-    </w:p>
-    <w:p>
-      <w:pPr>
-        <w:spacing w:after="0" w:line="360" w:lineRule="auto"/>
-        <w:jc w:val="left"/>
-      </w:pPr>
-    </w:p>
-    <w:p>
-      <w:pPr>
-        <w:spacing w:after="0" w:line="360" w:lineRule="auto"/>
-        <w:jc w:val="left"/>
-      </w:pPr>
-      <w:r>
-        <w:t xml:space="preserve">    printf("\n\nTotal Head Movement = %d cylinders\n", totalHeadMovement);</w:t>
+        <w:t xml:space="preserve">    </w:t>
+      </w:r>
+      <w:proofErr w:type="spellStart"/>
+      <w:r>
+        <w:t>printf</w:t>
+      </w:r>
+      <w:proofErr w:type="spellEnd"/>
+      <w:r>
+        <w:t>("\n\</w:t>
+      </w:r>
+      <w:proofErr w:type="spellStart"/>
+      <w:r>
+        <w:t>nTotal</w:t>
+      </w:r>
+      <w:proofErr w:type="spellEnd"/>
+      <w:r>
+        <w:t xml:space="preserve"> Head Movement = %d cylinders\n", </w:t>
+      </w:r>
+      <w:proofErr w:type="spellStart"/>
+      <w:r>
+        <w:t>totalHeadMovement</w:t>
+      </w:r>
+      <w:proofErr w:type="spellEnd"/>
+      <w:r>
+        <w:t>);</w:t>
       </w:r>
     </w:p>
     <w:p>
@@ -4104,7 +6391,7 @@
                           <pic:cNvPicPr/>
                         </pic:nvPicPr>
                         <pic:blipFill>
-                          <a:blip r:embed="rId5"/>
+                          <a:blip r:embed="rId13"/>
                           <a:stretch>
                             <a:fillRect/>
                           </a:stretch>
@@ -4173,7 +6460,7 @@
                           <pic:cNvPicPr/>
                         </pic:nvPicPr>
                         <pic:blipFill>
-                          <a:blip r:embed="rId6"/>
+                          <a:blip r:embed="rId14"/>
                           <a:stretch>
                             <a:fillRect/>
                           </a:stretch>
@@ -4242,7 +6529,7 @@
                           <pic:cNvPicPr/>
                         </pic:nvPicPr>
                         <pic:blipFill>
-                          <a:blip r:embed="rId7"/>
+                          <a:blip r:embed="rId15"/>
                           <a:stretch>
                             <a:fillRect/>
                           </a:stretch>
@@ -4311,7 +6598,7 @@
                           <pic:cNvPicPr/>
                         </pic:nvPicPr>
                         <pic:blipFill>
-                          <a:blip r:embed="rId8"/>
+                          <a:blip r:embed="rId16"/>
                           <a:stretch>
                             <a:fillRect/>
                           </a:stretch>
@@ -4381,7 +6668,7 @@
                           <pic:cNvPicPr/>
                         </pic:nvPicPr>
                         <pic:blipFill>
-                          <a:blip r:embed="rId9"/>
+                          <a:blip r:embed="rId17"/>
                           <a:stretch>
                             <a:fillRect/>
                           </a:stretch>
@@ -4450,7 +6737,7 @@
                           <pic:cNvPicPr/>
                         </pic:nvPicPr>
                         <pic:blipFill>
-                          <a:blip r:embed="rId10"/>
+                          <a:blip r:embed="rId18"/>
                           <a:stretch>
                             <a:fillRect/>
                           </a:stretch>
@@ -4535,6 +6822,7 @@
       </w:r>
     </w:p>
     <w:sectPr>
+      <w:footerReference w:type="default" r:id="rId19"/>
       <w:pgSz w:w="11906" w:h="16838" w:code="9"/>
       <w:pgMar w:top="1440" w:right="1440" w:bottom="1440" w:left="1728" w:header="720" w:footer="720" w:gutter="0"/>
       <w:cols w:space="720"/>
@@ -4544,32 +6832,135 @@
 </w:document>
 </file>
 
+<file path=word/endnotes.xml><?xml version="1.0" encoding="utf-8"?>
+<w:endnotes xmlns:wpc="http://schemas.microsoft.com/office/word/2010/wordprocessingCanvas" xmlns:cx="http://schemas.microsoft.com/office/drawing/2014/chartex" xmlns:cx1="http://schemas.microsoft.com/office/drawing/2015/9/8/chartex" xmlns:cx2="http://schemas.microsoft.com/office/drawing/2015/10/21/chartex" xmlns:cx3="http://schemas.microsoft.com/office/drawing/2016/5/9/chartex" xmlns:cx4="http://schemas.microsoft.com/office/drawing/2016/5/10/chartex" xmlns:cx5="http://schemas.microsoft.com/office/drawing/2016/5/11/chartex" xmlns:cx6="http://schemas.microsoft.com/office/drawing/2016/5/12/chartex" xmlns:cx7="http://schemas.microsoft.com/office/drawing/2016/5/13/chartex" xmlns:cx8="http://schemas.microsoft.com/office/drawing/2016/5/14/chartex" xmlns:mc="http://schemas.openxmlformats.org/markup-compatibility/2006" xmlns:aink="http://schemas.microsoft.com/office/drawing/2016/ink" xmlns:am3d="http://schemas.microsoft.com/office/drawing/2017/model3d" xmlns:o="urn:schemas-microsoft-com:office:office" xmlns:oel="http://schemas.microsoft.com/office/2019/extlst" xmlns:r="http://schemas.openxmlformats.org/officeDocument/2006/relationships" xmlns:m="http://schemas.openxmlformats.org/officeDocument/2006/math" xmlns:v="urn:schemas-microsoft-com:vml" xmlns:wp14="http://schemas.microsoft.com/office/word/2010/wordprocessingDrawing" xmlns:wp="http://schemas.openxmlformats.org/drawingml/2006/wordprocessingDrawing" xmlns:w10="urn:schemas-microsoft-com:office:word" xmlns:w="http://schemas.openxmlformats.org/wordprocessingml/2006/main" xmlns:w14="http://schemas.microsoft.com/office/word/2010/wordml" xmlns:w15="http://schemas.microsoft.com/office/word/2012/wordml" xmlns:w16cex="http://schemas.microsoft.com/office/word/2018/wordml/cex" xmlns:w16cid="http://schemas.microsoft.com/office/word/2016/wordml/cid" xmlns:w16="http://schemas.microsoft.com/office/word/2018/wordml" xmlns:w16du="http://schemas.microsoft.com/office/word/2023/wordml/word16du" xmlns:w16sdtdh="http://schemas.microsoft.com/office/word/2020/wordml/sdtdatahash" xmlns:w16sdtfl="http://schemas.microsoft.com/office/word/2024/wordml/sdtformatlock" xmlns:w16se="http://schemas.microsoft.com/office/word/2015/wordml/symex" xmlns:wpg="http://schemas.microsoft.com/office/word/2010/wordprocessingGroup" xmlns:wpi="http://schemas.microsoft.com/office/word/2010/wordprocessingInk" xmlns:wne="http://schemas.microsoft.com/office/word/2006/wordml" xmlns:wps="http://schemas.microsoft.com/office/word/2010/wordprocessingShape" mc:Ignorable="w14 w15 w16se w16cid w16 w16cex w16sdtdh w16sdtfl w16du wp14">
+  <w:endnote w:type="separator" w:id="-1">
+    <w:p>
+      <w:pPr>
+        <w:spacing w:after="0" w:line="240" w:lineRule="auto"/>
+      </w:pPr>
+      <w:r>
+        <w:separator/>
+      </w:r>
+    </w:p>
+  </w:endnote>
+  <w:endnote w:type="continuationSeparator" w:id="0">
+    <w:p>
+      <w:pPr>
+        <w:spacing w:after="0" w:line="240" w:lineRule="auto"/>
+      </w:pPr>
+      <w:r>
+        <w:continuationSeparator/>
+      </w:r>
+    </w:p>
+  </w:endnote>
+</w:endnotes>
+</file>
+
+<file path=word/footer1.xml><?xml version="1.0" encoding="utf-8"?>
+<w:ftr xmlns:wpc="http://schemas.microsoft.com/office/word/2010/wordprocessingCanvas" xmlns:cx="http://schemas.microsoft.com/office/drawing/2014/chartex" xmlns:cx1="http://schemas.microsoft.com/office/drawing/2015/9/8/chartex" xmlns:cx2="http://schemas.microsoft.com/office/drawing/2015/10/21/chartex" xmlns:cx3="http://schemas.microsoft.com/office/drawing/2016/5/9/chartex" xmlns:cx4="http://schemas.microsoft.com/office/drawing/2016/5/10/chartex" xmlns:cx5="http://schemas.microsoft.com/office/drawing/2016/5/11/chartex" xmlns:cx6="http://schemas.microsoft.com/office/drawing/2016/5/12/chartex" xmlns:cx7="http://schemas.microsoft.com/office/drawing/2016/5/13/chartex" xmlns:cx8="http://schemas.microsoft.com/office/drawing/2016/5/14/chartex" xmlns:mc="http://schemas.openxmlformats.org/markup-compatibility/2006" xmlns:aink="http://schemas.microsoft.com/office/drawing/2016/ink" xmlns:am3d="http://schemas.microsoft.com/office/drawing/2017/model3d" xmlns:o="urn:schemas-microsoft-com:office:office" xmlns:oel="http://schemas.microsoft.com/office/2019/extlst" xmlns:r="http://schemas.openxmlformats.org/officeDocument/2006/relationships" xmlns:m="http://schemas.openxmlformats.org/officeDocument/2006/math" xmlns:v="urn:schemas-microsoft-com:vml" xmlns:wp14="http://schemas.microsoft.com/office/word/2010/wordprocessingDrawing" xmlns:wp="http://schemas.openxmlformats.org/drawingml/2006/wordprocessingDrawing" xmlns:w10="urn:schemas-microsoft-com:office:word" xmlns:w="http://schemas.openxmlformats.org/wordprocessingml/2006/main" xmlns:w14="http://schemas.microsoft.com/office/word/2010/wordml" xmlns:w15="http://schemas.microsoft.com/office/word/2012/wordml" xmlns:w16cex="http://schemas.microsoft.com/office/word/2018/wordml/cex" xmlns:w16cid="http://schemas.microsoft.com/office/word/2016/wordml/cid" xmlns:w16="http://schemas.microsoft.com/office/word/2018/wordml" xmlns:w16du="http://schemas.microsoft.com/office/word/2023/wordml/word16du" xmlns:w16sdtdh="http://schemas.microsoft.com/office/word/2020/wordml/sdtdatahash" xmlns:w16sdtfl="http://schemas.microsoft.com/office/word/2024/wordml/sdtformatlock" xmlns:w16se="http://schemas.microsoft.com/office/word/2015/wordml/symex" xmlns:wpg="http://schemas.microsoft.com/office/word/2010/wordprocessingGroup" xmlns:wpi="http://schemas.microsoft.com/office/word/2010/wordprocessingInk" xmlns:wne="http://schemas.microsoft.com/office/word/2006/wordml" xmlns:wps="http://schemas.microsoft.com/office/word/2010/wordprocessingShape" mc:Ignorable="w14 w15 w16se w16cid w16 w16cex w16sdtdh w16sdtfl w16du wp14">
+  <w:sdt>
+    <w:sdtPr>
+      <w:id w:val="-170956397"/>
+      <w:docPartObj>
+        <w:docPartGallery w:val="Page Numbers (Bottom of Page)"/>
+        <w:docPartUnique/>
+      </w:docPartObj>
+    </w:sdtPr>
+    <w:sdtEndPr>
+      <w:rPr>
+        <w:noProof/>
+      </w:rPr>
+    </w:sdtEndPr>
+    <w:sdtContent>
+      <w:p>
+        <w:pPr>
+          <w:pStyle w:val="Footer"/>
+          <w:jc w:val="center"/>
+        </w:pPr>
+        <w:r>
+          <w:fldChar w:fldCharType="begin"/>
+        </w:r>
+        <w:r>
+          <w:instrText xml:space="preserve"> PAGE   \* MERGEFORMAT </w:instrText>
+        </w:r>
+        <w:r>
+          <w:fldChar w:fldCharType="separate"/>
+        </w:r>
+        <w:r>
+          <w:rPr>
+            <w:noProof/>
+          </w:rPr>
+          <w:t>2</w:t>
+        </w:r>
+        <w:r>
+          <w:rPr>
+            <w:noProof/>
+          </w:rPr>
+          <w:fldChar w:fldCharType="end"/>
+        </w:r>
+      </w:p>
+    </w:sdtContent>
+  </w:sdt>
+  <w:p>
+    <w:pPr>
+      <w:pStyle w:val="Footer"/>
+    </w:pPr>
+  </w:p>
+</w:ftr>
+</file>
+
+<file path=word/footnotes.xml><?xml version="1.0" encoding="utf-8"?>
+<w:footnotes xmlns:wpc="http://schemas.microsoft.com/office/word/2010/wordprocessingCanvas" xmlns:cx="http://schemas.microsoft.com/office/drawing/2014/chartex" xmlns:cx1="http://schemas.microsoft.com/office/drawing/2015/9/8/chartex" xmlns:cx2="http://schemas.microsoft.com/office/drawing/2015/10/21/chartex" xmlns:cx3="http://schemas.microsoft.com/office/drawing/2016/5/9/chartex" xmlns:cx4="http://schemas.microsoft.com/office/drawing/2016/5/10/chartex" xmlns:cx5="http://schemas.microsoft.com/office/drawing/2016/5/11/chartex" xmlns:cx6="http://schemas.microsoft.com/office/drawing/2016/5/12/chartex" xmlns:cx7="http://schemas.microsoft.com/office/drawing/2016/5/13/chartex" xmlns:cx8="http://schemas.microsoft.com/office/drawing/2016/5/14/chartex" xmlns:mc="http://schemas.openxmlformats.org/markup-compatibility/2006" xmlns:aink="http://schemas.microsoft.com/office/drawing/2016/ink" xmlns:am3d="http://schemas.microsoft.com/office/drawing/2017/model3d" xmlns:o="urn:schemas-microsoft-com:office:office" xmlns:oel="http://schemas.microsoft.com/office/2019/extlst" xmlns:r="http://schemas.openxmlformats.org/officeDocument/2006/relationships" xmlns:m="http://schemas.openxmlformats.org/officeDocument/2006/math" xmlns:v="urn:schemas-microsoft-com:vml" xmlns:wp14="http://schemas.microsoft.com/office/word/2010/wordprocessingDrawing" xmlns:wp="http://schemas.openxmlformats.org/drawingml/2006/wordprocessingDrawing" xmlns:w10="urn:schemas-microsoft-com:office:word" xmlns:w="http://schemas.openxmlformats.org/wordprocessingml/2006/main" xmlns:w14="http://schemas.microsoft.com/office/word/2010/wordml" xmlns:w15="http://schemas.microsoft.com/office/word/2012/wordml" xmlns:w16cex="http://schemas.microsoft.com/office/word/2018/wordml/cex" xmlns:w16cid="http://schemas.microsoft.com/office/word/2016/wordml/cid" xmlns:w16="http://schemas.microsoft.com/office/word/2018/wordml" xmlns:w16du="http://schemas.microsoft.com/office/word/2023/wordml/word16du" xmlns:w16sdtdh="http://schemas.microsoft.com/office/word/2020/wordml/sdtdatahash" xmlns:w16sdtfl="http://schemas.microsoft.com/office/word/2024/wordml/sdtformatlock" xmlns:w16se="http://schemas.microsoft.com/office/word/2015/wordml/symex" xmlns:wpg="http://schemas.microsoft.com/office/word/2010/wordprocessingGroup" xmlns:wpi="http://schemas.microsoft.com/office/word/2010/wordprocessingInk" xmlns:wne="http://schemas.microsoft.com/office/word/2006/wordml" xmlns:wps="http://schemas.microsoft.com/office/word/2010/wordprocessingShape" mc:Ignorable="w14 w15 w16se w16cid w16 w16cex w16sdtdh w16sdtfl w16du wp14">
+  <w:footnote w:type="separator" w:id="-1">
+    <w:p>
+      <w:pPr>
+        <w:spacing w:after="0" w:line="240" w:lineRule="auto"/>
+      </w:pPr>
+      <w:r>
+        <w:separator/>
+      </w:r>
+    </w:p>
+  </w:footnote>
+  <w:footnote w:type="continuationSeparator" w:id="0">
+    <w:p>
+      <w:pPr>
+        <w:spacing w:after="0" w:line="240" w:lineRule="auto"/>
+      </w:pPr>
+      <w:r>
+        <w:continuationSeparator/>
+      </w:r>
+    </w:p>
+  </w:footnote>
+</w:footnotes>
+</file>
+
 <file path=word/numbering.xml><?xml version="1.0" encoding="utf-8"?>
 <w:numbering xmlns:wpc="http://schemas.microsoft.com/office/word/2010/wordprocessingCanvas" xmlns:cx="http://schemas.microsoft.com/office/drawing/2014/chartex" xmlns:cx1="http://schemas.microsoft.com/office/drawing/2015/9/8/chartex" xmlns:cx2="http://schemas.microsoft.com/office/drawing/2015/10/21/chartex" xmlns:cx3="http://schemas.microsoft.com/office/drawing/2016/5/9/chartex" xmlns:cx4="http://schemas.microsoft.com/office/drawing/2016/5/10/chartex" xmlns:cx5="http://schemas.microsoft.com/office/drawing/2016/5/11/chartex" xmlns:cx6="http://schemas.microsoft.com/office/drawing/2016/5/12/chartex" xmlns:cx7="http://schemas.microsoft.com/office/drawing/2016/5/13/chartex" xmlns:cx8="http://schemas.microsoft.com/office/drawing/2016/5/14/chartex" xmlns:mc="http://schemas.openxmlformats.org/markup-compatibility/2006" xmlns:aink="http://schemas.microsoft.com/office/drawing/2016/ink" xmlns:am3d="http://schemas.microsoft.com/office/drawing/2017/model3d" xmlns:o="urn:schemas-microsoft-com:office:office" xmlns:oel="http://schemas.microsoft.com/office/2019/extlst" xmlns:r="http://schemas.openxmlformats.org/officeDocument/2006/relationships" xmlns:m="http://schemas.openxmlformats.org/officeDocument/2006/math" xmlns:v="urn:schemas-microsoft-com:vml" xmlns:wp14="http://schemas.microsoft.com/office/word/2010/wordprocessingDrawing" xmlns:wp="http://schemas.openxmlformats.org/drawingml/2006/wordprocessingDrawing" xmlns:w10="urn:schemas-microsoft-com:office:word" xmlns:w="http://schemas.openxmlformats.org/wordprocessingml/2006/main" xmlns:w14="http://schemas.microsoft.com/office/word/2010/wordml" xmlns:w15="http://schemas.microsoft.com/office/word/2012/wordml" xmlns:w16cex="http://schemas.microsoft.com/office/word/2018/wordml/cex" xmlns:w16cid="http://schemas.microsoft.com/office/word/2016/wordml/cid" xmlns:w16="http://schemas.microsoft.com/office/word/2018/wordml" xmlns:w16du="http://schemas.microsoft.com/office/word/2023/wordml/word16du" xmlns:w16sdtdh="http://schemas.microsoft.com/office/word/2020/wordml/sdtdatahash" xmlns:w16sdtfl="http://schemas.microsoft.com/office/word/2024/wordml/sdtformatlock" xmlns:w16se="http://schemas.microsoft.com/office/word/2015/wordml/symex" xmlns:wpg="http://schemas.microsoft.com/office/word/2010/wordprocessingGroup" xmlns:wpi="http://schemas.microsoft.com/office/word/2010/wordprocessingInk" xmlns:wne="http://schemas.microsoft.com/office/word/2006/wordml" xmlns:wps="http://schemas.microsoft.com/office/word/2010/wordprocessingShape" mc:Ignorable="w14 w15 w16se w16cid w16 w16cex w16sdtdh w16sdtfl w16du wp14">
   <w:abstractNum w:abstractNumId="0" w15:restartNumberingAfterBreak="0">
     <w:nsid w:val="07660DFA"/>
     <w:multiLevelType w:val="multilevel"/>
-    <w:tmpl w:val="CAEE94D4"/>
+    <w:tmpl w:val="C23CEEDE"/>
     <w:lvl w:ilvl="0">
       <w:start w:val="1"/>
+      <w:numFmt w:val="bullet"/>
+      <w:lvlText w:val=""/>
+      <w:lvlJc w:val="left"/>
+      <w:pPr>
+        <w:tabs>
+          <w:tab w:val="num" w:pos="720"/>
+        </w:tabs>
+        <w:ind w:left="0" w:firstLine="0"/>
+      </w:pPr>
+      <w:rPr>
+        <w:rFonts w:ascii="Symbol" w:hAnsi="Symbol" w:hint="default"/>
+        <w:sz w:val="20"/>
+      </w:rPr>
+    </w:lvl>
+    <w:lvl w:ilvl="1">
+      <w:start w:val="3"/>
       <w:numFmt w:val="decimal"/>
-      <w:lvlText w:val="%1"/>
-      <w:lvlJc w:val="left"/>
-      <w:pPr>
-        <w:tabs>
-          <w:tab w:val="num" w:pos="720"/>
-        </w:tabs>
-        <w:ind w:left="720" w:hanging="720"/>
-      </w:pPr>
-      <w:rPr>
-        <w:rFonts w:hint="default"/>
-        <w:sz w:val="20"/>
-      </w:rPr>
-    </w:lvl>
-    <w:lvl w:ilvl="1">
-      <w:start w:val="1"/>
-      <w:numFmt w:val="lowerLetter"/>
-      <w:lvlText w:val="%2"/>
+      <w:lvlText w:val="%2."/>
       <w:lvlJc w:val="left"/>
       <w:pPr>
         <w:ind w:left="1440" w:hanging="360"/>
@@ -4808,11 +7199,11 @@
   <w:abstractNum w:abstractNumId="2" w15:restartNumberingAfterBreak="0">
     <w:nsid w:val="158E171B"/>
     <w:multiLevelType w:val="multilevel"/>
-    <w:tmpl w:val="6DA0F318"/>
+    <w:tmpl w:val="C23CEEDE"/>
     <w:lvl w:ilvl="0">
       <w:start w:val="1"/>
-      <w:numFmt w:val="decimal"/>
-      <w:lvlText w:val="%1"/>
+      <w:numFmt w:val="bullet"/>
+      <w:lvlText w:val=""/>
       <w:lvlJc w:val="left"/>
       <w:pPr>
         <w:tabs>
@@ -4821,7 +7212,7 @@
         <w:ind w:left="0" w:firstLine="0"/>
       </w:pPr>
       <w:rPr>
-        <w:rFonts w:hint="default"/>
+        <w:rFonts w:ascii="Symbol" w:hAnsi="Symbol" w:hint="default"/>
         <w:sz w:val="20"/>
       </w:rPr>
     </w:lvl>
@@ -7895,6 +10286,7 @@
   <w:style w:type="character" w:default="1" w:styleId="DefaultParagraphFont">
     <w:name w:val="Default Paragraph Font"/>
     <w:uiPriority w:val="1"/>
+    <w:semiHidden/>
     <w:unhideWhenUsed/>
   </w:style>
   <w:style w:type="table" w:default="1" w:styleId="TableNormal">
@@ -8244,6 +10636,56 @@
       </w:tblBorders>
     </w:tblPr>
   </w:style>
+  <w:style w:type="paragraph" w:styleId="Header">
+    <w:name w:val="header"/>
+    <w:basedOn w:val="Normal"/>
+    <w:link w:val="HeaderChar"/>
+    <w:uiPriority w:val="99"/>
+    <w:unhideWhenUsed/>
+    <w:rsid w:val="00D86DAF"/>
+    <w:pPr>
+      <w:tabs>
+        <w:tab w:val="center" w:pos="4680"/>
+        <w:tab w:val="right" w:pos="9360"/>
+      </w:tabs>
+      <w:spacing w:after="0" w:line="240" w:lineRule="auto"/>
+    </w:pPr>
+  </w:style>
+  <w:style w:type="character" w:customStyle="1" w:styleId="HeaderChar">
+    <w:name w:val="Header Char"/>
+    <w:basedOn w:val="DefaultParagraphFont"/>
+    <w:link w:val="Header"/>
+    <w:uiPriority w:val="99"/>
+    <w:rsid w:val="00D86DAF"/>
+    <w:rPr>
+      <w:rFonts w:ascii="Times New Roman" w:hAnsi="Times New Roman"/>
+    </w:rPr>
+  </w:style>
+  <w:style w:type="paragraph" w:styleId="Footer">
+    <w:name w:val="footer"/>
+    <w:basedOn w:val="Normal"/>
+    <w:link w:val="FooterChar"/>
+    <w:uiPriority w:val="99"/>
+    <w:unhideWhenUsed/>
+    <w:rsid w:val="00D86DAF"/>
+    <w:pPr>
+      <w:tabs>
+        <w:tab w:val="center" w:pos="4680"/>
+        <w:tab w:val="right" w:pos="9360"/>
+      </w:tabs>
+      <w:spacing w:after="0" w:line="240" w:lineRule="auto"/>
+    </w:pPr>
+  </w:style>
+  <w:style w:type="character" w:customStyle="1" w:styleId="FooterChar">
+    <w:name w:val="Footer Char"/>
+    <w:basedOn w:val="DefaultParagraphFont"/>
+    <w:link w:val="Footer"/>
+    <w:uiPriority w:val="99"/>
+    <w:rsid w:val="00D86DAF"/>
+    <w:rPr>
+      <w:rFonts w:ascii="Times New Roman" w:hAnsi="Times New Roman"/>
+    </w:rPr>
+  </w:style>
 </w:styles>
 </file>
 
